--- a/Volume 1/Chapter 07 - Networking Basics/SPA_Vol1_Ch7_Lesson7_8a_Network_Utilities_EXTENDED.docx
+++ b/Volume 1/Chapter 07 - Networking Basics/SPA_Vol1_Ch7_Lesson7_8a_Network_Utilities_EXTENDED.docx
@@ -1354,7 +1354,7 @@
         <w:keepNext/>
       </w:pPr>
       <w:r>
-        <w:t>Save each file from this lesson into the matching path in the project layout. As in Chapter 1, notepad .\rust\Cargo.toml creates and opens one: choose Yes, type the file, save it with Ctrl+S, and close Notepad. Then install forge-std, Foundry's standard library, into the Solidity project, as in Lesson 7.2a. Linux Assembly runs in WSL or on a Linux computer.</w:t>
+        <w:t>Next, let cargo create the Rust project, as in Lesson 7.2a. Remember, cargo init .\rust writes Cargo.toml, with a starter program, src\main.rs; this lesson's programs live in src\bin, so Remove-Item deletes the starter. Then install forge-std, Foundry's standard library, into the Solidity project, as in Lesson 7.2a; foundry.toml is the one the Copy Setup copied. Linux Assembly runs in WSL or on a Linux computer.</w:t>
       </w:r>
     </w:p>
     <w:p>
@@ -1368,6 +1368,24 @@
         <w:keepNext/>
       </w:pPr>
       <w:r>
+        <w:t>cargo init .\rust --name network_utilities --vcs none</w:t>
+      </w:r>
+    </w:p>
+    <w:p>
+      <w:pPr>
+        <w:pStyle w:val="CommandBlock"/>
+        <w:keepNext/>
+      </w:pPr>
+      <w:r>
+        <w:t>Remove-Item .\rust\src\main.rs</w:t>
+      </w:r>
+    </w:p>
+    <w:p>
+      <w:pPr>
+        <w:pStyle w:val="CommandBlock"/>
+        <w:keepNext/>
+      </w:pPr>
+      <w:r>
         <w:t>Push-Location .\solidity</w:t>
       </w:r>
     </w:p>
@@ -1394,6 +1412,92 @@
       </w:pPr>
     </w:p>
     <w:p>
+      <w:r>
+        <w:t>Then type src\lib.rs, which makes the project a library holding the two modules the Copy Setup copied. As in Chapter 1, notepad .\rust\src\lib.rs creates and opens the file: choose Yes, type the file, save it with Ctrl+S, and close Notepad.</w:t>
+      </w:r>
+    </w:p>
+    <w:p>
+      <w:pPr>
+        <w:keepNext/>
+      </w:pPr>
+    </w:p>
+    <w:p>
+      <w:pPr>
+        <w:pStyle w:val="Heading3"/>
+      </w:pPr>
+      <w:r>
+        <w:t>rust/src/lib.rs</w:t>
+      </w:r>
+    </w:p>
+    <w:p>
+      <w:pPr>
+        <w:pStyle w:val="SourceCode"/>
+        <w:keepNext/>
+      </w:pPr>
+      <w:r>
+        <w:t>// Lesson 7.8a: the project's library, network_utilities. Remember, every</w:t>
+      </w:r>
+    </w:p>
+    <w:p>
+      <w:pPr>
+        <w:pStyle w:val="SourceCode"/>
+        <w:keepNext/>
+      </w:pPr>
+      <w:r>
+        <w:t>// module that lib.rs declares with pub mod can be used by every program</w:t>
+      </w:r>
+    </w:p>
+    <w:p>
+      <w:pPr>
+        <w:pStyle w:val="SourceCode"/>
+        <w:keepNext/>
+      </w:pPr>
+      <w:r>
+        <w:t>// in src/bin, as network_utilities::name. address_table.rs and</w:t>
+      </w:r>
+    </w:p>
+    <w:p>
+      <w:pPr>
+        <w:pStyle w:val="SourceCode"/>
+        <w:keepNext/>
+      </w:pPr>
+      <w:r>
+        <w:t>// host_names.rs are copied unchanged from Lesson 7.2a.</w:t>
+      </w:r>
+    </w:p>
+    <w:p>
+      <w:pPr>
+        <w:pStyle w:val="SourceCode"/>
+        <w:keepNext/>
+      </w:pPr>
+      <w:r>
+        <w:t>pub mod address_table;</w:t>
+      </w:r>
+    </w:p>
+    <w:p>
+      <w:pPr>
+        <w:pStyle w:val="SourceCode"/>
+      </w:pPr>
+      <w:r>
+        <w:t>pub mod host_names;</w:t>
+      </w:r>
+    </w:p>
+    <w:p>
+      <w:pPr>
+        <w:keepNext/>
+      </w:pPr>
+    </w:p>
+    <w:p>
+      <w:r>
+        <w:t>You save each source file in its language's section below, as each is shown, the same way.</w:t>
+      </w:r>
+    </w:p>
+    <w:p>
+      <w:pPr>
+        <w:keepNext/>
+      </w:pPr>
+    </w:p>
+    <w:p>
       <w:pPr>
         <w:keepNext/>
       </w:pPr>
@@ -1464,7 +1568,7 @@
         <w:keepNext/>
       </w:pPr>
       <w:r>
-        <w:t>Copy the modules from Lesson 7.2a and the certificate from Lesson 6.0a, save each file from this lesson into the matching path in the project layout, then install forge-std. As in Chapter 1, nano ./rust/Cargo.toml creates and opens one: type the file, then save and close it with Ctrl+O, Enter, then Ctrl+X.</w:t>
+        <w:t>Copy the modules from Lesson 7.2a and the certificate from Lesson 6.0a, create the Rust project with the same commands as on Windows (rm deletes the starter main.rs), then install forge-std.</w:t>
       </w:r>
     </w:p>
     <w:p>
@@ -1583,6 +1687,24 @@
     <w:p>
       <w:pPr>
         <w:pStyle w:val="CommandBlock"/>
+        <w:keepNext/>
+      </w:pPr>
+      <w:r>
+        <w:t>cargo init ./rust --name network_utilities --vcs none</w:t>
+      </w:r>
+    </w:p>
+    <w:p>
+      <w:pPr>
+        <w:pStyle w:val="CommandBlock"/>
+        <w:keepNext/>
+      </w:pPr>
+      <w:r>
+        <w:t>rm ./rust/src/main.rs</w:t>
+      </w:r>
+    </w:p>
+    <w:p>
+      <w:pPr>
+        <w:pStyle w:val="CommandBlock"/>
       </w:pPr>
       <w:r>
         <w:t>(cd ./solidity &amp;&amp; forge install foundry-rs/forge-std@v1.16.2 --no-git)</w:t>
@@ -1594,6 +1716,16 @@
       </w:pPr>
     </w:p>
     <w:p>
+      <w:r>
+        <w:t>Type rust/src/lib.rs exactly as shown in the Windows setup. You save each source file in its language's section below, as each is shown. As in Chapter 1, nano ./rust/src/lib.rs creates and opens one: type the file, then save and close it with Ctrl+O, Enter, then Ctrl+X.</w:t>
+      </w:r>
+    </w:p>
+    <w:p>
+      <w:pPr>
+        <w:keepNext/>
+      </w:pPr>
+    </w:p>
+    <w:p>
       <w:pPr>
         <w:keepNext/>
       </w:pPr>
@@ -16771,7 +16903,7 @@
     </w:p>
     <w:p>
       <w:r>
-        <w:t>Cargo.toml names this lesson's package, network_utilities, with edition 2024, and lists no crates. src/lib.rs makes the project a library too, holding the two modules copied from Lesson 7.2a. foundry.toml is copied unchanged from lesson-7.2-extended in the Copy Setup.</w:t>
+        <w:t>Cargo.toml is the file cargo init wrote, shown here so you can check yours; cargo init does not write the comment lines, which are this lesson's notes about the file, and the blank lines may differ. Cargo.toml names this lesson's package, network_utilities, with edition 2024, and lists no crates. src/lib.rs, which you typed in Project Setup, makes the project a library too, holding the two modules copied from Lesson 7.2a. foundry.toml is copied unchanged from lesson-7.2-extended in the Copy Setup.</w:t>
       </w:r>
     </w:p>
     <w:p>
@@ -16876,77 +17008,6 @@
       </w:pPr>
       <w:r>
         <w:t>[dependencies]</w:t>
-      </w:r>
-    </w:p>
-    <w:p>
-      <w:pPr>
-        <w:keepNext/>
-      </w:pPr>
-    </w:p>
-    <w:p>
-      <w:pPr>
-        <w:keepNext/>
-      </w:pPr>
-    </w:p>
-    <w:p>
-      <w:pPr>
-        <w:pStyle w:val="Heading2"/>
-      </w:pPr>
-      <w:r>
-        <w:t>rust/src/lib.rs</w:t>
-      </w:r>
-    </w:p>
-    <w:p>
-      <w:pPr>
-        <w:pStyle w:val="SourceCode"/>
-        <w:keepNext/>
-      </w:pPr>
-      <w:r>
-        <w:t>// Lesson 7.8a: the project's library, network_utilities. Remember, every</w:t>
-      </w:r>
-    </w:p>
-    <w:p>
-      <w:pPr>
-        <w:pStyle w:val="SourceCode"/>
-        <w:keepNext/>
-      </w:pPr>
-      <w:r>
-        <w:t>// module that lib.rs declares with pub mod can be used by every program</w:t>
-      </w:r>
-    </w:p>
-    <w:p>
-      <w:pPr>
-        <w:pStyle w:val="SourceCode"/>
-        <w:keepNext/>
-      </w:pPr>
-      <w:r>
-        <w:t>// in src/bin, as network_utilities::name. address_table.rs and</w:t>
-      </w:r>
-    </w:p>
-    <w:p>
-      <w:pPr>
-        <w:pStyle w:val="SourceCode"/>
-        <w:keepNext/>
-      </w:pPr>
-      <w:r>
-        <w:t>// host_names.rs are copied unchanged from Lesson 7.2a.</w:t>
-      </w:r>
-    </w:p>
-    <w:p>
-      <w:pPr>
-        <w:pStyle w:val="SourceCode"/>
-        <w:keepNext/>
-      </w:pPr>
-      <w:r>
-        <w:t>pub mod address_table;</w:t>
-      </w:r>
-    </w:p>
-    <w:p>
-      <w:pPr>
-        <w:pStyle w:val="SourceCode"/>
-      </w:pPr>
-      <w:r>
-        <w:t>pub mod host_names;</w:t>
       </w:r>
     </w:p>
     <w:p>
@@ -18097,31 +18158,31 @@
       </w:rPr>
     </w:lvl>
   </w:abstractNum>
-  <w:num w:numId="1" w16cid:durableId="1446264543">
+  <w:num w:numId="1" w16cid:durableId="2076001702">
     <w:abstractNumId w:val="8"/>
   </w:num>
-  <w:num w:numId="2" w16cid:durableId="947614873">
+  <w:num w:numId="2" w16cid:durableId="964852888">
     <w:abstractNumId w:val="6"/>
   </w:num>
-  <w:num w:numId="3" w16cid:durableId="511527422">
+  <w:num w:numId="3" w16cid:durableId="1062675635">
     <w:abstractNumId w:val="5"/>
   </w:num>
-  <w:num w:numId="4" w16cid:durableId="163517700">
+  <w:num w:numId="4" w16cid:durableId="1116173167">
     <w:abstractNumId w:val="4"/>
   </w:num>
-  <w:num w:numId="5" w16cid:durableId="1418751120">
+  <w:num w:numId="5" w16cid:durableId="442771315">
     <w:abstractNumId w:val="7"/>
   </w:num>
-  <w:num w:numId="6" w16cid:durableId="1214348184">
+  <w:num w:numId="6" w16cid:durableId="1335912429">
     <w:abstractNumId w:val="3"/>
   </w:num>
-  <w:num w:numId="7" w16cid:durableId="489758691">
+  <w:num w:numId="7" w16cid:durableId="637419431">
     <w:abstractNumId w:val="2"/>
   </w:num>
-  <w:num w:numId="8" w16cid:durableId="106242116">
+  <w:num w:numId="8" w16cid:durableId="904221644">
     <w:abstractNumId w:val="1"/>
   </w:num>
-  <w:num w:numId="9" w16cid:durableId="888035534">
+  <w:num w:numId="9" w16cid:durableId="664282631">
     <w:abstractNumId w:val="0"/>
   </w:num>
 </w:numbering>

--- a/Volume 1/Chapter 07 - Networking Basics/SPA_Vol1_Ch7_Lesson7_8a_Network_Utilities_EXTENDED.docx
+++ b/Volume 1/Chapter 07 - Networking Basics/SPA_Vol1_Ch7_Lesson7_8a_Network_Utilities_EXTENDED.docx
@@ -360,7 +360,11 @@
         <w:pStyle w:val="ListBullet"/>
       </w:pPr>
       <w:r>
-        <w:t>Linux passes a list: a program receives its arguments as separate texts, exactly as given, with no line to split. posix_spawn starts a program from a path and such a list, the argument list ending with 0, and no interpreter is involved. A file actions record, prepared once with posix_spawn_file_actions_addopen and adddup2, opens /dev/null as the new program's output stream and makes its error stream a copy of it.</w:t>
+        <w:t xml:space="preserve">Linux passes a list: a program receives its arguments as separate texts, exactly as given, with no line to split. posix_spawn starts a program from a path and such a list, the argument list ending with 0, and no </w:t>
+      </w:r>
+      <w:r>
+        <w:lastRenderedPageBreak/>
+        <w:t>interpreter is involved. A file actions record, prepared once with posix_spawn_file_actions_addopen and adddup2, opens /dev/null as the new program's output stream and makes its error stream a copy of it.</w:t>
       </w:r>
     </w:p>
     <w:p>
@@ -384,6 +388,14 @@
         <w:pStyle w:val="ListBullet"/>
       </w:pPr>
       <w:r>
+        <w:t>Remember, a network may hand out a DNS search suffix, such as lan, which WSL's /etc/resolv.conf shows as search lan (Lesson 7.3a). When a name with a dot is not found as it is, Linux tries it again with the suffix added, and a home router may answer no-such-host.invalid.lan, so getent would end with 0. A trailing dot makes the name absolute, so the Linux program looks up no-such-host.invalid., and its line names it that way.</w:t>
+      </w:r>
+    </w:p>
+    <w:p>
+      <w:pPr>
+        <w:pStyle w:val="ListBullet"/>
+      </w:pPr>
+      <w:r>
         <w:t>WSL's Ubuntu has no traceroute or nslookup, and installing them changes WSL, which this course does not do. So the Linux programs leave out the trace and use getent in place of nslookup. On other Linux systems, traceroute and the dig and nslookup tools may need installing too; ip replaces the older ifconfig, which is often not installed.</w:t>
       </w:r>
     </w:p>
@@ -494,6 +506,7 @@
         <w:pStyle w:val="ListBullet"/>
       </w:pPr>
       <w:r>
+        <w:lastRenderedPageBreak/>
         <w:t>Foundry has a cheatcode, vm.ffi, that runs a command from a script. It is off unless foundry.toml allows it, because it runs any program the script names; this course never uses it.</w:t>
       </w:r>
     </w:p>
@@ -4294,7 +4307,6 @@
     <w:p>
       <w:pPr>
         <w:pStyle w:val="SourceCode"/>
-        <w:keepNext/>
       </w:pPr>
       <w:r>
         <w:t xml:space="preserve">    pop r12</w:t>
@@ -4303,7 +4315,6 @@
     <w:p>
       <w:pPr>
         <w:pStyle w:val="SourceCode"/>
-        <w:keepNext/>
       </w:pPr>
       <w:r>
         <w:t xml:space="preserve">    pop rbx</w:t>
@@ -4312,6 +4323,7 @@
     <w:p>
       <w:pPr>
         <w:pStyle w:val="SourceCode"/>
+        <w:keepNext/>
       </w:pPr>
       <w:r>
         <w:t xml:space="preserve">    ret</w:t>
@@ -4319,6 +4331,23 @@
     </w:p>
     <w:p>
       <w:pPr>
+        <w:pStyle w:val="SourceCode"/>
+        <w:keepNext/>
+      </w:pPr>
+      <w:r>
+        <w:t>; Remember, this marks the stack as not executable, as Linux linkers expect.</w:t>
+      </w:r>
+    </w:p>
+    <w:p>
+      <w:pPr>
+        <w:pStyle w:val="SourceCode"/>
+      </w:pPr>
+      <w:r>
+        <w:t>section .note.GNU-stack noalloc noexec nowrite progbits</w:t>
+      </w:r>
+    </w:p>
+    <w:p>
+      <w:pPr>
         <w:keepNext/>
       </w:pPr>
     </w:p>
@@ -9252,7 +9281,23 @@
         <w:pStyle w:val="SourceCode"/>
       </w:pPr>
       <w:r>
-        <w:t xml:space="preserve">    missing_name_text   db "no-such-host.invalid", 0</w:t>
+        <w:t xml:space="preserve">    ; Remember, the trailing dot makes the name absolute, so the resolver</w:t>
+      </w:r>
+    </w:p>
+    <w:p>
+      <w:pPr>
+        <w:pStyle w:val="SourceCode"/>
+      </w:pPr>
+      <w:r>
+        <w:t xml:space="preserve">    ; adds no search suffix such as lan (Lesson 7.3a).</w:t>
+      </w:r>
+    </w:p>
+    <w:p>
+      <w:pPr>
+        <w:pStyle w:val="SourceCode"/>
+      </w:pPr>
+      <w:r>
+        <w:t xml:space="preserve">    missing_name_text   db "no-such-host.invalid.", 0</w:t>
       </w:r>
     </w:p>
     <w:p>
@@ -11263,7 +11308,6 @@
     <w:p>
       <w:pPr>
         <w:pStyle w:val="SourceCode"/>
-        <w:keepNext/>
       </w:pPr>
       <w:r>
         <w:t xml:space="preserve">    pop r12</w:t>
@@ -11272,7 +11316,6 @@
     <w:p>
       <w:pPr>
         <w:pStyle w:val="SourceCode"/>
-        <w:keepNext/>
       </w:pPr>
       <w:r>
         <w:t xml:space="preserve">    pop rbx</w:t>
@@ -11281,6 +11324,7 @@
     <w:p>
       <w:pPr>
         <w:pStyle w:val="SourceCode"/>
+        <w:keepNext/>
       </w:pPr>
       <w:r>
         <w:t xml:space="preserve">    ret</w:t>
@@ -11288,6 +11332,23 @@
     </w:p>
     <w:p>
       <w:pPr>
+        <w:pStyle w:val="SourceCode"/>
+        <w:keepNext/>
+      </w:pPr>
+      <w:r>
+        <w:t>; Remember, this marks the stack as not executable, as Linux linkers expect.</w:t>
+      </w:r>
+    </w:p>
+    <w:p>
+      <w:pPr>
+        <w:pStyle w:val="SourceCode"/>
+      </w:pPr>
+      <w:r>
+        <w:t>section .note.GNU-stack noalloc noexec nowrite progbits</w:t>
+      </w:r>
+    </w:p>
+    <w:p>
+      <w:pPr>
         <w:keepNext/>
       </w:pPr>
     </w:p>
@@ -11456,7 +11517,7 @@
         <w:keepNext/>
       </w:pPr>
       <w:r>
-        <w:t>getent no-such-host.invalid: exit code 2</w:t>
+        <w:t>getent no-such-host.invalid.: exit code 2</w:t>
       </w:r>
     </w:p>
     <w:p>
@@ -11549,7 +11610,7 @@
         <w:pStyle w:val="ListBullet"/>
       </w:pPr>
       <w:r>
-        <w:t>getent hosts no-such-host.invalid ends with 2, a real "not found"; Lesson 7.8's nslookup could not say that with its exit code.</w:t>
+        <w:t>getent hosts no-such-host.invalid. ends with 2, a real "not found"; Lesson 7.8's nslookup could not say that with its exit code.</w:t>
       </w:r>
     </w:p>
     <w:p>
@@ -12446,23 +12507,23 @@
         <w:pStyle w:val="SourceCode"/>
       </w:pPr>
       <w:r>
-        <w:t>// Remember, Lesson 6.0a's server answers GET /api/v1/health, and the Copy</w:t>
-      </w:r>
-    </w:p>
-    <w:p>
-      <w:pPr>
-        <w:pStyle w:val="SourceCode"/>
-      </w:pPr>
-      <w:r>
-        <w:t>// Setup copied its course CA certificate into certs. "\\" is one</w:t>
-      </w:r>
-    </w:p>
-    <w:p>
-      <w:pPr>
-        <w:pStyle w:val="SourceCode"/>
-      </w:pPr>
-      <w:r>
-        <w:t>// backslash.</w:t>
+        <w:t>// Remember, Lesson 6.0a's server answers GET /api/v1/health; --cacert</w:t>
+      </w:r>
+    </w:p>
+    <w:p>
+      <w:pPr>
+        <w:pStyle w:val="SourceCode"/>
+      </w:pPr>
+      <w:r>
+        <w:t>// CA_FILE and --ssl-revoke-best-effort trust its course CA, which the Copy</w:t>
+      </w:r>
+    </w:p>
+    <w:p>
+      <w:pPr>
+        <w:pStyle w:val="SourceCode"/>
+      </w:pPr>
+      <w:r>
+        <w:t>// Setup copied into certs. "\\" is one backslash.</w:t>
       </w:r>
     </w:p>
     <w:p>
@@ -13544,7 +13605,7 @@
     </w:p>
     <w:p>
       <w:r>
-        <w:t>Start with the most direct version: main holds the four commands as a list of lists; run_command takes each apart into its name and arguments, finds the program with os:find_executable, starts it with open_port, waits for its exit code with wait_for_exit, and prints the line. Every new step is commented in full, and the ones from earlier lessons have short reminders.</w:t>
+        <w:t>Start with the most direct version: main holds the four commands as a list of lists and hands them to run_commands, a loop that calls itself and stops at the first program that was not found; run_command takes each command apart into its name and arguments, finds the program with os:find_executable, starts it with open_port, waits for its exit code with wait_for_exit, and prints the line. Every new step is commented in full, and the ones from earlier lessons have short reminders.</w:t>
       </w:r>
     </w:p>
     <w:p>
@@ -13737,23 +13798,23 @@
         <w:pStyle w:val="SourceCode"/>
       </w:pPr>
       <w:r>
-        <w:t>% Runs one command and prints its line. [ProgramName | Arguments] = Command</w:t>
-      </w:r>
-    </w:p>
-    <w:p>
-      <w:pPr>
-        <w:pStyle w:val="SourceCode"/>
-      </w:pPr>
-      <w:r>
-        <w:t>% takes the list apart: ProgramName is the program's name, Arguments the</w:t>
-      </w:r>
-    </w:p>
-    <w:p>
-      <w:pPr>
-        <w:pStyle w:val="SourceCode"/>
-      </w:pPr>
-      <w:r>
-        <w:t>% rest.</w:t>
+        <w:t>% Runs one command and prints its line, then gives ok, or error when the</w:t>
+      </w:r>
+    </w:p>
+    <w:p>
+      <w:pPr>
+        <w:pStyle w:val="SourceCode"/>
+      </w:pPr>
+      <w:r>
+        <w:t>% program was not found. [ProgramName | Arguments] = Command takes the</w:t>
+      </w:r>
+    </w:p>
+    <w:p>
+      <w:pPr>
+        <w:pStyle w:val="SourceCode"/>
+      </w:pPr>
+      <w:r>
+        <w:t>% list apart: ProgramName is the program's name, Arguments the rest.</w:t>
       </w:r>
     </w:p>
     <w:p>
@@ -13849,15 +13910,7 @@
         <w:pStyle w:val="SourceCode"/>
       </w:pPr>
       <w:r>
-        <w:t xml:space="preserve">    % Error line, and init:stop(1) ends Erlang with exit code 1 (Lesson</w:t>
-      </w:r>
-    </w:p>
-    <w:p>
-      <w:pPr>
-        <w:pStyle w:val="SourceCode"/>
-      </w:pPr>
-      <w:r>
-        <w:t xml:space="preserve">    % 2.11a), as the other Basic programs end.</w:t>
+        <w:t xml:space="preserve">    % Error line, and error tells run_commands to stop.</w:t>
       </w:r>
     </w:p>
     <w:p>
@@ -13897,87 +13950,1489 @@
         <w:pStyle w:val="SourceCode"/>
       </w:pPr>
       <w:r>
+        <w:t xml:space="preserve">            error;</w:t>
+      </w:r>
+    </w:p>
+    <w:p>
+      <w:pPr>
+        <w:pStyle w:val="SourceCode"/>
+      </w:pPr>
+      <w:r>
+        <w:t xml:space="preserve">        ProgramPath -&gt;</w:t>
+      </w:r>
+    </w:p>
+    <w:p>
+      <w:pPr>
+        <w:pStyle w:val="SourceCode"/>
+      </w:pPr>
+      <w:r>
+        <w:t xml:space="preserve">            Port = open_port({spawn_executable, ProgramPath},</w:t>
+      </w:r>
+    </w:p>
+    <w:p>
+      <w:pPr>
+        <w:pStyle w:val="SourceCode"/>
+      </w:pPr>
+      <w:r>
+        <w:t xml:space="preserve">                             [exit_status, stderr_to_stdout,</w:t>
+      </w:r>
+    </w:p>
+    <w:p>
+      <w:pPr>
+        <w:pStyle w:val="SourceCode"/>
+      </w:pPr>
+      <w:r>
+        <w:t xml:space="preserve">                              {args, Arguments}]),</w:t>
+      </w:r>
+    </w:p>
+    <w:p>
+      <w:pPr>
+        <w:pStyle w:val="SourceCode"/>
+      </w:pPr>
+      <w:r>
+        <w:t xml:space="preserve">            ExitCode = wait_for_exit(Port),</w:t>
+      </w:r>
+    </w:p>
+    <w:p>
+      <w:pPr>
+        <w:pStyle w:val="SourceCode"/>
+      </w:pPr>
+      <w:r>
+        <w:t xml:space="preserve">            % Remember, lists:join puts " " between the items, and ~s</w:t>
+      </w:r>
+    </w:p>
+    <w:p>
+      <w:pPr>
+        <w:pStyle w:val="SourceCode"/>
+      </w:pPr>
+      <w:r>
+        <w:t xml:space="preserve">            % prints the joined pieces; the joined text is only for the</w:t>
+      </w:r>
+    </w:p>
+    <w:p>
+      <w:pPr>
+        <w:pStyle w:val="SourceCode"/>
+      </w:pPr>
+      <w:r>
+        <w:t xml:space="preserve">            % screen.</w:t>
+      </w:r>
+    </w:p>
+    <w:p>
+      <w:pPr>
+        <w:pStyle w:val="SourceCode"/>
+      </w:pPr>
+      <w:r>
+        <w:t xml:space="preserve">            io:format("~s: exit code ~B~n",</w:t>
+      </w:r>
+    </w:p>
+    <w:p>
+      <w:pPr>
+        <w:pStyle w:val="SourceCode"/>
+      </w:pPr>
+      <w:r>
+        <w:t xml:space="preserve">                      [lists:join(" ", Command), ExitCode]),</w:t>
+      </w:r>
+    </w:p>
+    <w:p>
+      <w:pPr>
+        <w:pStyle w:val="SourceCode"/>
+      </w:pPr>
+      <w:r>
+        <w:t xml:space="preserve">            ok</w:t>
+      </w:r>
+    </w:p>
+    <w:p>
+      <w:pPr>
+        <w:pStyle w:val="SourceCode"/>
+      </w:pPr>
+      <w:r>
+        <w:t xml:space="preserve">    end.</w:t>
+      </w:r>
+    </w:p>
+    <w:p>
+      <w:pPr>
+        <w:pStyle w:val="SourceCode"/>
+      </w:pPr>
+    </w:p>
+    <w:p>
+      <w:pPr>
+        <w:pStyle w:val="SourceCode"/>
+      </w:pPr>
+      <w:r>
+        <w:t>% Runs the commands one after another: the loop calls itself with the rest</w:t>
+      </w:r>
+    </w:p>
+    <w:p>
+      <w:pPr>
+        <w:pStyle w:val="SourceCode"/>
+      </w:pPr>
+      <w:r>
+        <w:t>% of the list and gives ok once no command is left, or error at the first</w:t>
+      </w:r>
+    </w:p>
+    <w:p>
+      <w:pPr>
+        <w:pStyle w:val="SourceCode"/>
+      </w:pPr>
+      <w:r>
+        <w:t>% program that was not found, so no later command runs. Remember,</w:t>
+      </w:r>
+    </w:p>
+    <w:p>
+      <w:pPr>
+        <w:pStyle w:val="SourceCode"/>
+      </w:pPr>
+      <w:r>
+        <w:t>% [Command | Rest] takes the first item off a list, and [] fits an empty</w:t>
+      </w:r>
+    </w:p>
+    <w:p>
+      <w:pPr>
+        <w:pStyle w:val="SourceCode"/>
+      </w:pPr>
+      <w:r>
+        <w:t>% list.</w:t>
+      </w:r>
+    </w:p>
+    <w:p>
+      <w:pPr>
+        <w:pStyle w:val="SourceCode"/>
+      </w:pPr>
+      <w:r>
+        <w:t>run_commands([]) -&gt;</w:t>
+      </w:r>
+    </w:p>
+    <w:p>
+      <w:pPr>
+        <w:pStyle w:val="SourceCode"/>
+      </w:pPr>
+      <w:r>
+        <w:t xml:space="preserve">    ok;</w:t>
+      </w:r>
+    </w:p>
+    <w:p>
+      <w:pPr>
+        <w:pStyle w:val="SourceCode"/>
+      </w:pPr>
+      <w:r>
+        <w:t>run_commands([Command | Rest]) -&gt;</w:t>
+      </w:r>
+    </w:p>
+    <w:p>
+      <w:pPr>
+        <w:pStyle w:val="SourceCode"/>
+      </w:pPr>
+      <w:r>
+        <w:t xml:space="preserve">    case run_command(Command) of</w:t>
+      </w:r>
+    </w:p>
+    <w:p>
+      <w:pPr>
+        <w:pStyle w:val="SourceCode"/>
+      </w:pPr>
+      <w:r>
+        <w:t xml:space="preserve">        ok -&gt; run_commands(Rest);</w:t>
+      </w:r>
+    </w:p>
+    <w:p>
+      <w:pPr>
+        <w:pStyle w:val="SourceCode"/>
+      </w:pPr>
+      <w:r>
+        <w:t xml:space="preserve">        error -&gt; error</w:t>
+      </w:r>
+    </w:p>
+    <w:p>
+      <w:pPr>
+        <w:pStyle w:val="SourceCode"/>
+      </w:pPr>
+      <w:r>
+        <w:t xml:space="preserve">    end.</w:t>
+      </w:r>
+    </w:p>
+    <w:p>
+      <w:pPr>
+        <w:pStyle w:val="SourceCode"/>
+      </w:pPr>
+    </w:p>
+    <w:p>
+      <w:pPr>
+        <w:pStyle w:val="SourceCode"/>
+      </w:pPr>
+      <w:r>
+        <w:t>main() -&gt;</w:t>
+      </w:r>
+    </w:p>
+    <w:p>
+      <w:pPr>
+        <w:pStyle w:val="SourceCode"/>
+      </w:pPr>
+      <w:r>
+        <w:t xml:space="preserve">    % Each command is a list: the program's name, then each argument as</w:t>
+      </w:r>
+    </w:p>
+    <w:p>
+      <w:pPr>
+        <w:pStyle w:val="SourceCode"/>
+      </w:pPr>
+      <w:r>
+        <w:t xml:space="preserve">    % its own item. Each utility's own limits keep its run short: ping -n</w:t>
+      </w:r>
+    </w:p>
+    <w:p>
+      <w:pPr>
+        <w:pStyle w:val="SourceCode"/>
+      </w:pPr>
+      <w:r>
+        <w:t xml:space="preserve">    % 1 sends one echo and -w 1000 waits at most 1000 milliseconds for the</w:t>
+      </w:r>
+    </w:p>
+    <w:p>
+      <w:pPr>
+        <w:pStyle w:val="SourceCode"/>
+      </w:pPr>
+      <w:r>
+        <w:t xml:space="preserve">    % reply; tracert -d prints addresses without looking up names, -h 5</w:t>
+      </w:r>
+    </w:p>
+    <w:p>
+      <w:pPr>
+        <w:pStyle w:val="SourceCode"/>
+      </w:pPr>
+      <w:r>
+        <w:t xml:space="preserve">    % stops after 5 hops, and -w 500 waits 500 milliseconds per hop.</w:t>
+      </w:r>
+    </w:p>
+    <w:p>
+      <w:pPr>
+        <w:pStyle w:val="SourceCode"/>
+      </w:pPr>
+      <w:r>
+        <w:t xml:space="preserve">    Commands = [["ping", "-n", "1", "-w", "1000", "127.0.0.1"],</w:t>
+      </w:r>
+    </w:p>
+    <w:p>
+      <w:pPr>
+        <w:pStyle w:val="SourceCode"/>
+      </w:pPr>
+      <w:r>
+        <w:t xml:space="preserve">                ["tracert", "-d", "-h", "5", "-w", "500", "127.0.0.1"],</w:t>
+      </w:r>
+    </w:p>
+    <w:p>
+      <w:pPr>
+        <w:pStyle w:val="SourceCode"/>
+      </w:pPr>
+      <w:r>
+        <w:t xml:space="preserve">                ["nslookup", "localhost"],</w:t>
+      </w:r>
+    </w:p>
+    <w:p>
+      <w:pPr>
+        <w:pStyle w:val="SourceCode"/>
+      </w:pPr>
+      <w:r>
+        <w:t xml:space="preserve">                ["ipconfig"]],</w:t>
+      </w:r>
+    </w:p>
+    <w:p>
+      <w:pPr>
+        <w:pStyle w:val="SourceCode"/>
+      </w:pPr>
+      <w:r>
+        <w:t xml:space="preserve">    % A program that was not found stops the loop, then init:stop(1) ends</w:t>
+      </w:r>
+    </w:p>
+    <w:p>
+      <w:pPr>
+        <w:pStyle w:val="SourceCode"/>
+      </w:pPr>
+      <w:r>
+        <w:t xml:space="preserve">    % Erlang with exit code 1 (Lesson 2.11a), as the other Basic programs</w:t>
+      </w:r>
+    </w:p>
+    <w:p>
+      <w:pPr>
+        <w:pStyle w:val="SourceCode"/>
+      </w:pPr>
+      <w:r>
+        <w:t xml:space="preserve">    % stop at once. It only starts the shutdown, so it comes last.</w:t>
+      </w:r>
+    </w:p>
+    <w:p>
+      <w:pPr>
+        <w:pStyle w:val="SourceCode"/>
+      </w:pPr>
+      <w:r>
+        <w:t xml:space="preserve">    case run_commands(Commands) of</w:t>
+      </w:r>
+    </w:p>
+    <w:p>
+      <w:pPr>
+        <w:pStyle w:val="SourceCode"/>
+        <w:keepNext/>
+      </w:pPr>
+      <w:r>
+        <w:t xml:space="preserve">        ok -&gt; ok;</w:t>
+      </w:r>
+    </w:p>
+    <w:p>
+      <w:pPr>
+        <w:pStyle w:val="SourceCode"/>
+        <w:keepNext/>
+      </w:pPr>
+      <w:r>
+        <w:t xml:space="preserve">        error -&gt; init:stop(1)</w:t>
+      </w:r>
+    </w:p>
+    <w:p>
+      <w:pPr>
+        <w:pStyle w:val="SourceCode"/>
+      </w:pPr>
+      <w:r>
+        <w:t xml:space="preserve">    end.</w:t>
+      </w:r>
+    </w:p>
+    <w:p>
+      <w:pPr>
+        <w:keepNext/>
+      </w:pPr>
+    </w:p>
+    <w:p>
+      <w:pPr>
+        <w:pStyle w:val="Heading3"/>
+      </w:pPr>
+      <w:r>
+        <w:t>Windows PowerShell Basic Build and Run</w:t>
+      </w:r>
+    </w:p>
+    <w:p>
+      <w:pPr>
+        <w:keepNext/>
+      </w:pPr>
+      <w:r>
+        <w:t>Run the program from the lesson-7.8-extended folder.</w:t>
+      </w:r>
+    </w:p>
+    <w:p>
+      <w:pPr>
+        <w:keepNext/>
+      </w:pPr>
+    </w:p>
+    <w:p>
+      <w:pPr>
+        <w:pStyle w:val="CommandBlock"/>
+        <w:keepNext/>
+      </w:pPr>
+      <w:r>
+        <w:t>erlc -o .\erlang .\erlang\basic_network_utilities.erl</w:t>
+      </w:r>
+    </w:p>
+    <w:p>
+      <w:pPr>
+        <w:pStyle w:val="CommandBlock"/>
+      </w:pPr>
+      <w:r>
+        <w:t>erl -noshell -pa .\erlang -s basic_network_utilities main -s init stop</w:t>
+      </w:r>
+    </w:p>
+    <w:p>
+      <w:pPr>
+        <w:keepNext/>
+      </w:pPr>
+    </w:p>
+    <w:p>
+      <w:pPr>
+        <w:pStyle w:val="Heading3"/>
+      </w:pPr>
+      <w:r>
+        <w:t>Linux or macOS Basic Build and Run</w:t>
+      </w:r>
+    </w:p>
+    <w:p>
+      <w:r>
+        <w:t>The programs run Windows' own utilities with Windows' options, so they run only on Windows. On Linux, the Linux Assembly programs run Linux's tools.</w:t>
+      </w:r>
+    </w:p>
+    <w:p>
+      <w:pPr>
+        <w:keepNext/>
+      </w:pPr>
+    </w:p>
+    <w:p>
+      <w:pPr>
+        <w:pStyle w:val="Heading3"/>
+      </w:pPr>
+      <w:r>
+        <w:t>Check Your Results</w:t>
+      </w:r>
+    </w:p>
+    <w:p>
+      <w:r>
+        <w:t>erlc prints nothing when the module compiles. Your screen must show the Basic program's lines of the Required Clean-Run Output in Validation Rules: four lines, each ending with exit code 0.</w:t>
+      </w:r>
+    </w:p>
+    <w:p>
+      <w:pPr>
+        <w:keepNext/>
+      </w:pPr>
+    </w:p>
+    <w:p>
+      <w:pPr>
+        <w:keepNext/>
+      </w:pPr>
+    </w:p>
+    <w:p>
+      <w:pPr>
+        <w:pStyle w:val="Heading2"/>
+      </w:pPr>
+      <w:r>
+        <w:t>Production-Minded Implementation</w:t>
+      </w:r>
+    </w:p>
+    <w:p>
+      <w:r>
+        <w:t>The Production-Minded version names the tools' limits with -define and splits the work into small functions. is_address_or_host_name checks a target with classify_address, then is_valid_hostname; run_utility starts the tool by its full path with open_port inside a try and gives the exit code, or COULD_NOT_START; report and print_result print the line; ping_target checks one target before pinging it. main reads SystemRoot with os:getenv and hands its System32 folder to run_utilities. Read run_utility first.</w:t>
+      </w:r>
+    </w:p>
+    <w:p>
+      <w:pPr>
+        <w:keepNext/>
+      </w:pPr>
+    </w:p>
+    <w:p>
+      <w:pPr>
+        <w:pStyle w:val="Heading3"/>
+      </w:pPr>
+      <w:r>
+        <w:t>erlang/network_utilities.erl</w:t>
+      </w:r>
+    </w:p>
+    <w:p>
+      <w:pPr>
+        <w:pStyle w:val="SourceCode"/>
+        <w:keepNext/>
+      </w:pPr>
+      <w:r>
+        <w:t>% Lesson 7.8a: the Production-Minded program. It runs Windows' network</w:t>
+      </w:r>
+    </w:p>
+    <w:p>
+      <w:pPr>
+        <w:pStyle w:val="SourceCode"/>
+        <w:keepNext/>
+      </w:pPr>
+      <w:r>
+        <w:t>% utilities by their full paths, checks every target before it can reach</w:t>
+      </w:r>
+    </w:p>
+    <w:p>
+      <w:pPr>
+        <w:pStyle w:val="SourceCode"/>
+      </w:pPr>
+      <w:r>
+        <w:t>% a command, and reports each utility's exit code. A utility that cannot</w:t>
+      </w:r>
+    </w:p>
+    <w:p>
+      <w:pPr>
+        <w:pStyle w:val="SourceCode"/>
+      </w:pPr>
+      <w:r>
+        <w:t>% be started, or a target that is not an IP address or a host name,</w:t>
+      </w:r>
+    </w:p>
+    <w:p>
+      <w:pPr>
+        <w:pStyle w:val="SourceCode"/>
+      </w:pPr>
+      <w:r>
+        <w:t>% gives an Error line, and the program goes on. The utilities' own</w:t>
+      </w:r>
+    </w:p>
+    <w:p>
+      <w:pPr>
+        <w:pStyle w:val="SourceCode"/>
+      </w:pPr>
+      <w:r>
+        <w:t>% reports are thrown away unread.</w:t>
+      </w:r>
+    </w:p>
+    <w:p>
+      <w:pPr>
+        <w:pStyle w:val="SourceCode"/>
+      </w:pPr>
+      <w:r>
+        <w:t>-module(network_utilities).</w:t>
+      </w:r>
+    </w:p>
+    <w:p>
+      <w:pPr>
+        <w:pStyle w:val="SourceCode"/>
+      </w:pPr>
+      <w:r>
+        <w:t>-export([main/0]).</w:t>
+      </w:r>
+    </w:p>
+    <w:p>
+      <w:pPr>
+        <w:pStyle w:val="SourceCode"/>
+      </w:pPr>
+    </w:p>
+    <w:p>
+      <w:pPr>
+        <w:pStyle w:val="SourceCode"/>
+      </w:pPr>
+      <w:r>
+        <w:t>% The address_details record, for classify_address's answer (Lesson</w:t>
+      </w:r>
+    </w:p>
+    <w:p>
+      <w:pPr>
+        <w:pStyle w:val="SourceCode"/>
+      </w:pPr>
+      <w:r>
+        <w:t>% 7.2a). Remember, -include copies the file in.</w:t>
+      </w:r>
+    </w:p>
+    <w:p>
+      <w:pPr>
+        <w:pStyle w:val="SourceCode"/>
+      </w:pPr>
+      <w:r>
+        <w:t>-include("address_table.hrl").</w:t>
+      </w:r>
+    </w:p>
+    <w:p>
+      <w:pPr>
+        <w:pStyle w:val="SourceCode"/>
+      </w:pPr>
+    </w:p>
+    <w:p>
+      <w:pPr>
+        <w:pStyle w:val="SourceCode"/>
+      </w:pPr>
+      <w:r>
+        <w:t>% Each utility's own limits, as the text its arguments need: ping waits</w:t>
+      </w:r>
+    </w:p>
+    <w:p>
+      <w:pPr>
+        <w:pStyle w:val="SourceCode"/>
+      </w:pPr>
+      <w:r>
+        <w:t>% at most ICMP_TIMEOUT_MS for its one reply, tracert stops after</w:t>
+      </w:r>
+    </w:p>
+    <w:p>
+      <w:pPr>
+        <w:pStyle w:val="SourceCode"/>
+      </w:pPr>
+      <w:r>
+        <w:t>% TRACE_MAX_HOPS hops and waits TRACE_WAIT_MS per hop, and curl.exe gives</w:t>
+      </w:r>
+    </w:p>
+    <w:p>
+      <w:pPr>
+        <w:pStyle w:val="SourceCode"/>
+      </w:pPr>
+      <w:r>
+        <w:t>% up after TIMEOUT_SECONDS. COULD_NOT_START is the value run_utility</w:t>
+      </w:r>
+    </w:p>
+    <w:p>
+      <w:pPr>
+        <w:pStyle w:val="SourceCode"/>
+      </w:pPr>
+      <w:r>
+        <w:t>% gives when the utility never started. Windows exit codes are 32-bit,</w:t>
+      </w:r>
+    </w:p>
+    <w:p>
+      <w:pPr>
+        <w:pStyle w:val="SourceCode"/>
+      </w:pPr>
+      <w:r>
+        <w:t>% so a tool could end with -1 too; here -1 is reserved for never started.</w:t>
+      </w:r>
+    </w:p>
+    <w:p>
+      <w:pPr>
+        <w:pStyle w:val="SourceCode"/>
+      </w:pPr>
+      <w:r>
+        <w:t>-define(ICMP_TIMEOUT_MS, "1000").</w:t>
+      </w:r>
+    </w:p>
+    <w:p>
+      <w:pPr>
+        <w:pStyle w:val="SourceCode"/>
+      </w:pPr>
+      <w:r>
+        <w:t>-define(TRACE_MAX_HOPS, "5").</w:t>
+      </w:r>
+    </w:p>
+    <w:p>
+      <w:pPr>
+        <w:pStyle w:val="SourceCode"/>
+      </w:pPr>
+      <w:r>
+        <w:t>-define(TRACE_WAIT_MS, "500").</w:t>
+      </w:r>
+    </w:p>
+    <w:p>
+      <w:pPr>
+        <w:pStyle w:val="SourceCode"/>
+      </w:pPr>
+      <w:r>
+        <w:t>-define(TIMEOUT_SECONDS, "10").</w:t>
+      </w:r>
+    </w:p>
+    <w:p>
+      <w:pPr>
+        <w:pStyle w:val="SourceCode"/>
+      </w:pPr>
+      <w:r>
+        <w:t>-define(COULD_NOT_START, -1).</w:t>
+      </w:r>
+    </w:p>
+    <w:p>
+      <w:pPr>
+        <w:pStyle w:val="SourceCode"/>
+      </w:pPr>
+    </w:p>
+    <w:p>
+      <w:pPr>
+        <w:pStyle w:val="SourceCode"/>
+      </w:pPr>
+      <w:r>
+        <w:t>% Remember, Lesson 6.0a's server answers GET /api/v1/health; --cacert</w:t>
+      </w:r>
+    </w:p>
+    <w:p>
+      <w:pPr>
+        <w:pStyle w:val="SourceCode"/>
+      </w:pPr>
+      <w:r>
+        <w:t>% ?CA_FILE and --ssl-revoke-best-effort trust its course CA, which the Copy</w:t>
+      </w:r>
+    </w:p>
+    <w:p>
+      <w:pPr>
+        <w:pStyle w:val="SourceCode"/>
+      </w:pPr>
+      <w:r>
+        <w:t>% Setup copied into certs. "\\" is one backslash.</w:t>
+      </w:r>
+    </w:p>
+    <w:p>
+      <w:pPr>
+        <w:pStyle w:val="SourceCode"/>
+      </w:pPr>
+      <w:r>
+        <w:t>-define(HEALTH_URL, "https://127.0.0.1:8765/api/v1/health").</w:t>
+      </w:r>
+    </w:p>
+    <w:p>
+      <w:pPr>
+        <w:pStyle w:val="SourceCode"/>
+      </w:pPr>
+      <w:r>
+        <w:t>-define(CA_FILE, "certs\\spa-ca.pem").</w:t>
+      </w:r>
+    </w:p>
+    <w:p>
+      <w:pPr>
+        <w:pStyle w:val="SourceCode"/>
+      </w:pPr>
+    </w:p>
+    <w:p>
+      <w:pPr>
+        <w:pStyle w:val="SourceCode"/>
+      </w:pPr>
+      <w:r>
+        <w:t>% True when TargetText is an IP address or has the shape of a host name.</w:t>
+      </w:r>
+    </w:p>
+    <w:p>
+      <w:pPr>
+        <w:pStyle w:val="SourceCode"/>
+      </w:pPr>
+      <w:r>
+        <w:t>% Remember, the address form is checked first, then the name shape</w:t>
+      </w:r>
+    </w:p>
+    <w:p>
+      <w:pPr>
+        <w:pStyle w:val="SourceCode"/>
+      </w:pPr>
+      <w:r>
+        <w:t>% (Lesson 7.2a); both allow only letters, digits, hyphens, dots, and an</w:t>
+      </w:r>
+    </w:p>
+    <w:p>
+      <w:pPr>
+        <w:pStyle w:val="SourceCode"/>
+      </w:pPr>
+      <w:r>
+        <w:t>% IPv6 address's colons, never a space or a symbol such as &amp;.</w:t>
+      </w:r>
+    </w:p>
+    <w:p>
+      <w:pPr>
+        <w:pStyle w:val="SourceCode"/>
+      </w:pPr>
+      <w:r>
+        <w:t>is_address_or_host_name(TargetText) -&gt;</w:t>
+      </w:r>
+    </w:p>
+    <w:p>
+      <w:pPr>
+        <w:pStyle w:val="SourceCode"/>
+      </w:pPr>
+      <w:r>
+        <w:t xml:space="preserve">    Details = address_table:classify_address(TargetText),</w:t>
+      </w:r>
+    </w:p>
+    <w:p>
+      <w:pPr>
+        <w:pStyle w:val="SourceCode"/>
+      </w:pPr>
+      <w:r>
+        <w:t xml:space="preserve">    case Details#address_details.address_class of</w:t>
+      </w:r>
+    </w:p>
+    <w:p>
+      <w:pPr>
+        <w:pStyle w:val="SourceCode"/>
+      </w:pPr>
+      <w:r>
+        <w:t xml:space="preserve">        "Error" -&gt; host_names:is_valid_hostname(TargetText);</w:t>
+      </w:r>
+    </w:p>
+    <w:p>
+      <w:pPr>
+        <w:pStyle w:val="SourceCode"/>
+      </w:pPr>
+      <w:r>
+        <w:t xml:space="preserve">        _ -&gt; true</w:t>
+      </w:r>
+    </w:p>
+    <w:p>
+      <w:pPr>
+        <w:pStyle w:val="SourceCode"/>
+      </w:pPr>
+      <w:r>
+        <w:t xml:space="preserve">    end.</w:t>
+      </w:r>
+    </w:p>
+    <w:p>
+      <w:pPr>
+        <w:pStyle w:val="SourceCode"/>
+      </w:pPr>
+    </w:p>
+    <w:p>
+      <w:pPr>
+        <w:pStyle w:val="SourceCode"/>
+      </w:pPr>
+      <w:r>
+        <w:t>% Waits for the utility to end and gives its exit code; each piece of its</w:t>
+      </w:r>
+    </w:p>
+    <w:p>
+      <w:pPr>
+        <w:pStyle w:val="SourceCode"/>
+      </w:pPr>
+      <w:r>
+        <w:t>% report is thrown away unread (Lesson 7.4a).</w:t>
+      </w:r>
+    </w:p>
+    <w:p>
+      <w:pPr>
+        <w:pStyle w:val="SourceCode"/>
+      </w:pPr>
+      <w:r>
+        <w:t>wait_for_exit(Port) -&gt;</w:t>
+      </w:r>
+    </w:p>
+    <w:p>
+      <w:pPr>
+        <w:pStyle w:val="SourceCode"/>
+      </w:pPr>
+      <w:r>
+        <w:t xml:space="preserve">    receive</w:t>
+      </w:r>
+    </w:p>
+    <w:p>
+      <w:pPr>
+        <w:pStyle w:val="SourceCode"/>
+      </w:pPr>
+      <w:r>
+        <w:t xml:space="preserve">        {Port, {data, _Report}} -&gt;</w:t>
+      </w:r>
+    </w:p>
+    <w:p>
+      <w:pPr>
+        <w:pStyle w:val="SourceCode"/>
+      </w:pPr>
+      <w:r>
+        <w:t xml:space="preserve">            wait_for_exit(Port);</w:t>
+      </w:r>
+    </w:p>
+    <w:p>
+      <w:pPr>
+        <w:pStyle w:val="SourceCode"/>
+      </w:pPr>
+      <w:r>
+        <w:t xml:space="preserve">        {Port, {exit_status, ExitCode}} -&gt;</w:t>
+      </w:r>
+    </w:p>
+    <w:p>
+      <w:pPr>
+        <w:pStyle w:val="SourceCode"/>
+      </w:pPr>
+      <w:r>
+        <w:t xml:space="preserve">            ExitCode</w:t>
+      </w:r>
+    </w:p>
+    <w:p>
+      <w:pPr>
+        <w:pStyle w:val="SourceCode"/>
+      </w:pPr>
+      <w:r>
+        <w:t xml:space="preserve">    end.</w:t>
+      </w:r>
+    </w:p>
+    <w:p>
+      <w:pPr>
+        <w:pStyle w:val="SourceCode"/>
+      </w:pPr>
+    </w:p>
+    <w:p>
+      <w:pPr>
+        <w:pStyle w:val="SourceCode"/>
+      </w:pPr>
+      <w:r>
+        <w:t>% Runs Tool, from SystemFolder, with its arguments, throws its output</w:t>
+      </w:r>
+    </w:p>
+    <w:p>
+      <w:pPr>
+        <w:pStyle w:val="SourceCode"/>
+      </w:pPr>
+      <w:r>
+        <w:t>% away, and gives its exit code, or COULD_NOT_START. The full path names</w:t>
+      </w:r>
+    </w:p>
+    <w:p>
+      <w:pPr>
+        <w:pStyle w:val="SourceCode"/>
+      </w:pPr>
+      <w:r>
+        <w:t>% the one utility meant: os:find_executable would look in the current</w:t>
+      </w:r>
+    </w:p>
+    <w:p>
+      <w:pPr>
+        <w:pStyle w:val="SourceCode"/>
+      </w:pPr>
+      <w:r>
+        <w:t>% folder first, where any program called ping.exe would run instead.</w:t>
+      </w:r>
+    </w:p>
+    <w:p>
+      <w:pPr>
+        <w:pStyle w:val="SourceCode"/>
+      </w:pPr>
+      <w:r>
+        <w:t>% open_port raises an error when it cannot start the program, enoent</w:t>
+      </w:r>
+    </w:p>
+    <w:p>
+      <w:pPr>
+        <w:pStyle w:val="SourceCode"/>
+      </w:pPr>
+      <w:r>
+        <w:t>% when no such file exists. Remember, try Expr of Pattern -&gt; Body catch</w:t>
+      </w:r>
+    </w:p>
+    <w:p>
+      <w:pPr>
+        <w:pStyle w:val="SourceCode"/>
+      </w:pPr>
+      <w:r>
+        <w:t>% error:_ -&gt; Handler end runs the catch branch when Expr raises an error</w:t>
+      </w:r>
+    </w:p>
+    <w:p>
+      <w:pPr>
+        <w:pStyle w:val="SourceCode"/>
+      </w:pPr>
+      <w:r>
+        <w:t>% (Lesson 3.15a).</w:t>
+      </w:r>
+    </w:p>
+    <w:p>
+      <w:pPr>
+        <w:pStyle w:val="SourceCode"/>
+      </w:pPr>
+      <w:r>
+        <w:t>run_utility(SystemFolder, Tool, Arguments) -&gt;</w:t>
+      </w:r>
+    </w:p>
+    <w:p>
+      <w:pPr>
+        <w:pStyle w:val="SourceCode"/>
+      </w:pPr>
+      <w:r>
+        <w:t xml:space="preserve">    try open_port({spawn_executable, SystemFolder ++ Tool},</w:t>
+      </w:r>
+    </w:p>
+    <w:p>
+      <w:pPr>
+        <w:pStyle w:val="SourceCode"/>
+      </w:pPr>
+      <w:r>
+        <w:t xml:space="preserve">                  [exit_status, stderr_to_stdout, {args, Arguments}]) of</w:t>
+      </w:r>
+    </w:p>
+    <w:p>
+      <w:pPr>
+        <w:pStyle w:val="SourceCode"/>
+      </w:pPr>
+      <w:r>
+        <w:t xml:space="preserve">        Port -&gt; wait_for_exit(Port)</w:t>
+      </w:r>
+    </w:p>
+    <w:p>
+      <w:pPr>
+        <w:pStyle w:val="SourceCode"/>
+      </w:pPr>
+      <w:r>
+        <w:t xml:space="preserve">    catch</w:t>
+      </w:r>
+    </w:p>
+    <w:p>
+      <w:pPr>
+        <w:pStyle w:val="SourceCode"/>
+      </w:pPr>
+      <w:r>
+        <w:t xml:space="preserve">        error:_ -&gt; ?COULD_NOT_START</w:t>
+      </w:r>
+    </w:p>
+    <w:p>
+      <w:pPr>
+        <w:pStyle w:val="SourceCode"/>
+      </w:pPr>
+      <w:r>
+        <w:t xml:space="preserve">    end.</w:t>
+      </w:r>
+    </w:p>
+    <w:p>
+      <w:pPr>
+        <w:pStyle w:val="SourceCode"/>
+      </w:pPr>
+    </w:p>
+    <w:p>
+      <w:pPr>
+        <w:pStyle w:val="SourceCode"/>
+      </w:pPr>
+      <w:r>
+        <w:t>% Prints one line: the tool and its last argument, the target, then its</w:t>
+      </w:r>
+    </w:p>
+    <w:p>
+      <w:pPr>
+        <w:pStyle w:val="SourceCode"/>
+      </w:pPr>
+      <w:r>
+        <w:t>% exit code. lists:last gives a list's last item; ipconfig.exe has no</w:t>
+      </w:r>
+    </w:p>
+    <w:p>
+      <w:pPr>
+        <w:pStyle w:val="SourceCode"/>
+      </w:pPr>
+      <w:r>
+        <w:t>% arguments, so the first clause, for [], prints the tool alone.</w:t>
+      </w:r>
+    </w:p>
+    <w:p>
+      <w:pPr>
+        <w:pStyle w:val="SourceCode"/>
+      </w:pPr>
+      <w:r>
+        <w:t>print_result(Tool, [], ExitCode) -&gt;</w:t>
+      </w:r>
+    </w:p>
+    <w:p>
+      <w:pPr>
+        <w:pStyle w:val="SourceCode"/>
+      </w:pPr>
+      <w:r>
+        <w:t xml:space="preserve">    io:format("~s: exit code ~B~n", [Tool, ExitCode]);</w:t>
+      </w:r>
+    </w:p>
+    <w:p>
+      <w:pPr>
+        <w:pStyle w:val="SourceCode"/>
+      </w:pPr>
+      <w:r>
+        <w:t>print_result(Tool, Arguments, ExitCode) -&gt;</w:t>
+      </w:r>
+    </w:p>
+    <w:p>
+      <w:pPr>
+        <w:pStyle w:val="SourceCode"/>
+      </w:pPr>
+      <w:r>
+        <w:t xml:space="preserve">    io:format("~s ~s: exit code ~B~n", [Tool, lists:last(Arguments), ExitCode]).</w:t>
+      </w:r>
+    </w:p>
+    <w:p>
+      <w:pPr>
+        <w:pStyle w:val="SourceCode"/>
+      </w:pPr>
+    </w:p>
+    <w:p>
+      <w:pPr>
+        <w:pStyle w:val="SourceCode"/>
+      </w:pPr>
+      <w:r>
+        <w:t>% Runs one utility and prints its line, or an Error line when the tool</w:t>
+      </w:r>
+    </w:p>
+    <w:p>
+      <w:pPr>
+        <w:pStyle w:val="SourceCode"/>
+      </w:pPr>
+      <w:r>
+        <w:t>% could not be started. Remember, io:format(standard_error, ...) writes</w:t>
+      </w:r>
+    </w:p>
+    <w:p>
+      <w:pPr>
+        <w:pStyle w:val="SourceCode"/>
+      </w:pPr>
+      <w:r>
+        <w:t>% to the error stream.</w:t>
+      </w:r>
+    </w:p>
+    <w:p>
+      <w:pPr>
+        <w:pStyle w:val="SourceCode"/>
+      </w:pPr>
+      <w:r>
+        <w:t>report(SystemFolder, Tool, Arguments) -&gt;</w:t>
+      </w:r>
+    </w:p>
+    <w:p>
+      <w:pPr>
+        <w:pStyle w:val="SourceCode"/>
+      </w:pPr>
+      <w:r>
+        <w:t xml:space="preserve">    case run_utility(SystemFolder, Tool, Arguments) of</w:t>
+      </w:r>
+    </w:p>
+    <w:p>
+      <w:pPr>
+        <w:pStyle w:val="SourceCode"/>
+      </w:pPr>
+      <w:r>
+        <w:t xml:space="preserve">        ?COULD_NOT_START -&gt;</w:t>
+      </w:r>
+    </w:p>
+    <w:p>
+      <w:pPr>
+        <w:pStyle w:val="SourceCode"/>
+      </w:pPr>
+      <w:r>
+        <w:t xml:space="preserve">            io:format(standard_error, "Error: ~s could not be started~n",</w:t>
+      </w:r>
+    </w:p>
+    <w:p>
+      <w:pPr>
+        <w:pStyle w:val="SourceCode"/>
+      </w:pPr>
+      <w:r>
+        <w:t xml:space="preserve">                      [Tool]);</w:t>
+      </w:r>
+    </w:p>
+    <w:p>
+      <w:pPr>
+        <w:pStyle w:val="SourceCode"/>
+      </w:pPr>
+      <w:r>
+        <w:t xml:space="preserve">        ExitCode -&gt;</w:t>
+      </w:r>
+    </w:p>
+    <w:p>
+      <w:pPr>
+        <w:pStyle w:val="SourceCode"/>
+      </w:pPr>
+      <w:r>
+        <w:t xml:space="preserve">            print_result(Tool, Arguments, ExitCode)</w:t>
+      </w:r>
+    </w:p>
+    <w:p>
+      <w:pPr>
+        <w:pStyle w:val="SourceCode"/>
+      </w:pPr>
+      <w:r>
+        <w:t xml:space="preserve">    end.</w:t>
+      </w:r>
+    </w:p>
+    <w:p>
+      <w:pPr>
+        <w:pStyle w:val="SourceCode"/>
+      </w:pPr>
+    </w:p>
+    <w:p>
+      <w:pPr>
+        <w:pStyle w:val="SourceCode"/>
+      </w:pPr>
+      <w:r>
+        <w:t>% Pings one target, after the check; a target that fails the check never</w:t>
+      </w:r>
+    </w:p>
+    <w:p>
+      <w:pPr>
+        <w:pStyle w:val="SourceCode"/>
+      </w:pPr>
+      <w:r>
+        <w:t>% reaches a command. Remember, adjacent texts join.</w:t>
+      </w:r>
+    </w:p>
+    <w:p>
+      <w:pPr>
+        <w:pStyle w:val="SourceCode"/>
+      </w:pPr>
+      <w:r>
+        <w:t>ping_target(SystemFolder, Target) -&gt;</w:t>
+      </w:r>
+    </w:p>
+    <w:p>
+      <w:pPr>
+        <w:pStyle w:val="SourceCode"/>
+      </w:pPr>
+      <w:r>
+        <w:t xml:space="preserve">    case is_address_or_host_name(Target) of</w:t>
+      </w:r>
+    </w:p>
+    <w:p>
+      <w:pPr>
+        <w:pStyle w:val="SourceCode"/>
+      </w:pPr>
+      <w:r>
+        <w:t xml:space="preserve">        true -&gt;</w:t>
+      </w:r>
+    </w:p>
+    <w:p>
+      <w:pPr>
+        <w:pStyle w:val="SourceCode"/>
+      </w:pPr>
+      <w:r>
+        <w:t xml:space="preserve">            report(SystemFolder, "ping.exe",</w:t>
+      </w:r>
+    </w:p>
+    <w:p>
+      <w:pPr>
+        <w:pStyle w:val="SourceCode"/>
+      </w:pPr>
+      <w:r>
+        <w:t xml:space="preserve">                   ["-n", "1", "-w", ?ICMP_TIMEOUT_MS, Target]);</w:t>
+      </w:r>
+    </w:p>
+    <w:p>
+      <w:pPr>
+        <w:pStyle w:val="SourceCode"/>
+      </w:pPr>
+      <w:r>
+        <w:t xml:space="preserve">        false -&gt;</w:t>
+      </w:r>
+    </w:p>
+    <w:p>
+      <w:pPr>
+        <w:pStyle w:val="SourceCode"/>
+      </w:pPr>
+      <w:r>
+        <w:t xml:space="preserve">            io:format(standard_error,</w:t>
+      </w:r>
+    </w:p>
+    <w:p>
+      <w:pPr>
+        <w:pStyle w:val="SourceCode"/>
+      </w:pPr>
+      <w:r>
+        <w:t xml:space="preserve">                      "Error: \"~s\" is not a host name or an IP address; "</w:t>
+      </w:r>
+    </w:p>
+    <w:p>
+      <w:pPr>
+        <w:pStyle w:val="SourceCode"/>
+      </w:pPr>
+      <w:r>
+        <w:t xml:space="preserve">                      "nothing was run~n", [Target])</w:t>
+      </w:r>
+    </w:p>
+    <w:p>
+      <w:pPr>
+        <w:pStyle w:val="SourceCode"/>
+      </w:pPr>
+      <w:r>
+        <w:t xml:space="preserve">    end.</w:t>
+      </w:r>
+    </w:p>
+    <w:p>
+      <w:pPr>
+        <w:pStyle w:val="SourceCode"/>
+      </w:pPr>
+    </w:p>
+    <w:p>
+      <w:pPr>
+        <w:pStyle w:val="SourceCode"/>
+      </w:pPr>
+      <w:r>
+        <w:t>run_utilities(SystemFolder) -&gt;</w:t>
+      </w:r>
+    </w:p>
+    <w:p>
+      <w:pPr>
+        <w:pStyle w:val="SourceCode"/>
+      </w:pPr>
+      <w:r>
+        <w:t xml:space="preserve">    % The targets to ping. The last one is what an attacker might type:</w:t>
+      </w:r>
+    </w:p>
+    <w:p>
+      <w:pPr>
+        <w:pStyle w:val="SourceCode"/>
+      </w:pPr>
+      <w:r>
+        <w:t xml:space="preserve">    % through cmd.exe, the &amp; would run a second command, whoami.</w:t>
+      </w:r>
+    </w:p>
+    <w:p>
+      <w:pPr>
+        <w:pStyle w:val="SourceCode"/>
+      </w:pPr>
+      <w:r>
+        <w:t xml:space="preserve">    Targets = ["127.0.0.1", "localhost", "127.0.0.1 &amp; whoami"],</w:t>
+      </w:r>
+    </w:p>
+    <w:p>
+      <w:pPr>
+        <w:pStyle w:val="SourceCode"/>
+      </w:pPr>
+      <w:r>
+        <w:t xml:space="preserve">    lists:foreach(fun(Target) -&gt; ping_target(SystemFolder, Target) end,</w:t>
+      </w:r>
+    </w:p>
+    <w:p>
+      <w:pPr>
+        <w:pStyle w:val="SourceCode"/>
+      </w:pPr>
+      <w:r>
+        <w:t xml:space="preserve">                  Targets),</w:t>
+      </w:r>
+    </w:p>
+    <w:p>
+      <w:pPr>
+        <w:pStyle w:val="SourceCode"/>
+      </w:pPr>
+      <w:r>
+        <w:t xml:space="preserve">    report(SystemFolder, "tracert.exe",</w:t>
+      </w:r>
+    </w:p>
+    <w:p>
+      <w:pPr>
+        <w:pStyle w:val="SourceCode"/>
+      </w:pPr>
+      <w:r>
+        <w:t xml:space="preserve">           ["-d", "-h", ?TRACE_MAX_HOPS, "-w", ?TRACE_WAIT_MS, "127.0.0.1"]),</w:t>
+      </w:r>
+    </w:p>
+    <w:p>
+      <w:pPr>
+        <w:pStyle w:val="SourceCode"/>
+      </w:pPr>
+      <w:r>
+        <w:t xml:space="preserve">    % nslookup ends with exit code 0 even when the name does not exist, so</w:t>
+      </w:r>
+    </w:p>
+    <w:p>
+      <w:pPr>
+        <w:pStyle w:val="SourceCode"/>
+      </w:pPr>
+      <w:r>
+        <w:t xml:space="preserve">    % its exit code says only that it ran.</w:t>
+      </w:r>
+    </w:p>
+    <w:p>
+      <w:pPr>
+        <w:pStyle w:val="SourceCode"/>
+      </w:pPr>
+      <w:r>
+        <w:t xml:space="preserve">    report(SystemFolder, "nslookup.exe", ["localhost"]),</w:t>
+      </w:r>
+    </w:p>
+    <w:p>
+      <w:pPr>
+        <w:pStyle w:val="SourceCode"/>
+      </w:pPr>
+      <w:r>
+        <w:t xml:space="preserve">    report(SystemFolder, "nslookup.exe", ["no-such-host.invalid"]),</w:t>
+      </w:r>
+    </w:p>
+    <w:p>
+      <w:pPr>
+        <w:pStyle w:val="SourceCode"/>
+      </w:pPr>
+      <w:r>
+        <w:t xml:space="preserve">    report(SystemFolder, "ipconfig.exe", []),</w:t>
+      </w:r>
+    </w:p>
+    <w:p>
+      <w:pPr>
+        <w:pStyle w:val="SourceCode"/>
+      </w:pPr>
+      <w:r>
+        <w:t xml:space="preserve">    % curl.exe asks the Lesson 6.0a service itself. -sS prints only</w:t>
+      </w:r>
+    </w:p>
+    <w:p>
+      <w:pPr>
+        <w:pStyle w:val="SourceCode"/>
+      </w:pPr>
+      <w:r>
+        <w:t xml:space="preserve">    % errors, -o NUL throws the body away, and --max-time bounds the whole</w:t>
+      </w:r>
+    </w:p>
+    <w:p>
+      <w:pPr>
+        <w:pStyle w:val="SourceCode"/>
+      </w:pPr>
+      <w:r>
+        <w:t xml:space="preserve">    % request.</w:t>
+      </w:r>
+    </w:p>
+    <w:p>
+      <w:pPr>
+        <w:pStyle w:val="SourceCode"/>
+      </w:pPr>
+      <w:r>
+        <w:t xml:space="preserve">    report(SystemFolder, "curl.exe",</w:t>
+      </w:r>
+    </w:p>
+    <w:p>
+      <w:pPr>
+        <w:pStyle w:val="SourceCode"/>
+      </w:pPr>
+      <w:r>
+        <w:t xml:space="preserve">           ["-sS", "--ssl-revoke-best-effort", "--cacert", ?CA_FILE,</w:t>
+      </w:r>
+    </w:p>
+    <w:p>
+      <w:pPr>
+        <w:pStyle w:val="SourceCode"/>
+      </w:pPr>
+      <w:r>
+        <w:t xml:space="preserve">            "-o", "NUL", "--max-time", ?TIMEOUT_SECONDS, ?HEALTH_URL]).</w:t>
+      </w:r>
+    </w:p>
+    <w:p>
+      <w:pPr>
+        <w:pStyle w:val="SourceCode"/>
+      </w:pPr>
+    </w:p>
+    <w:p>
+      <w:pPr>
+        <w:pStyle w:val="SourceCode"/>
+      </w:pPr>
+      <w:r>
+        <w:t>main() -&gt;</w:t>
+      </w:r>
+    </w:p>
+    <w:p>
+      <w:pPr>
+        <w:pStyle w:val="SourceCode"/>
+      </w:pPr>
+      <w:r>
+        <w:t xml:space="preserve">    % Remember, os:getenv gives a variable's text, or false when it does</w:t>
+      </w:r>
+    </w:p>
+    <w:p>
+      <w:pPr>
+        <w:pStyle w:val="SourceCode"/>
+      </w:pPr>
+      <w:r>
+        <w:t xml:space="preserve">    % not exist (Lesson 2.14a). SystemRoot names the Windows folder,</w:t>
+      </w:r>
+    </w:p>
+    <w:p>
+      <w:pPr>
+        <w:pStyle w:val="SourceCode"/>
+      </w:pPr>
+      <w:r>
+        <w:t xml:space="preserve">    % usually C:\Windows; the utilities live in its System32 folder.</w:t>
+      </w:r>
+    </w:p>
+    <w:p>
+      <w:pPr>
+        <w:pStyle w:val="SourceCode"/>
+      </w:pPr>
+      <w:r>
+        <w:t xml:space="preserve">    % init:stop(1) ends Erlang with exit code 1 (Lesson 2.11a).</w:t>
+      </w:r>
+    </w:p>
+    <w:p>
+      <w:pPr>
+        <w:pStyle w:val="SourceCode"/>
+      </w:pPr>
+      <w:r>
+        <w:t xml:space="preserve">    case os:getenv("SystemRoot") of</w:t>
+      </w:r>
+    </w:p>
+    <w:p>
+      <w:pPr>
+        <w:pStyle w:val="SourceCode"/>
+      </w:pPr>
+      <w:r>
+        <w:t xml:space="preserve">        false -&gt;</w:t>
+      </w:r>
+    </w:p>
+    <w:p>
+      <w:pPr>
+        <w:pStyle w:val="SourceCode"/>
+      </w:pPr>
+      <w:r>
+        <w:t xml:space="preserve">            io:format(standard_error, "Error: SystemRoot is not set~n", []),</w:t>
+      </w:r>
+    </w:p>
+    <w:p>
+      <w:pPr>
+        <w:pStyle w:val="SourceCode"/>
+      </w:pPr>
+      <w:r>
         <w:t xml:space="preserve">            init:stop(1);</w:t>
       </w:r>
     </w:p>
     <w:p>
       <w:pPr>
         <w:pStyle w:val="SourceCode"/>
-      </w:pPr>
-      <w:r>
-        <w:t xml:space="preserve">        ProgramPath -&gt;</w:t>
-      </w:r>
-    </w:p>
-    <w:p>
-      <w:pPr>
-        <w:pStyle w:val="SourceCode"/>
-      </w:pPr>
-      <w:r>
-        <w:t xml:space="preserve">            Port = open_port({spawn_executable, ProgramPath},</w:t>
-      </w:r>
-    </w:p>
-    <w:p>
-      <w:pPr>
-        <w:pStyle w:val="SourceCode"/>
-      </w:pPr>
-      <w:r>
-        <w:t xml:space="preserve">                             [exit_status, stderr_to_stdout,</w:t>
-      </w:r>
-    </w:p>
-    <w:p>
-      <w:pPr>
-        <w:pStyle w:val="SourceCode"/>
-      </w:pPr>
-      <w:r>
-        <w:t xml:space="preserve">                              {args, Arguments}]),</w:t>
-      </w:r>
-    </w:p>
-    <w:p>
-      <w:pPr>
-        <w:pStyle w:val="SourceCode"/>
-      </w:pPr>
-      <w:r>
-        <w:t xml:space="preserve">            ExitCode = wait_for_exit(Port),</w:t>
-      </w:r>
-    </w:p>
-    <w:p>
-      <w:pPr>
-        <w:pStyle w:val="SourceCode"/>
-      </w:pPr>
-      <w:r>
-        <w:t xml:space="preserve">            % Remember, lists:join puts " " between the items, and ~s</w:t>
-      </w:r>
-    </w:p>
-    <w:p>
-      <w:pPr>
-        <w:pStyle w:val="SourceCode"/>
-      </w:pPr>
-      <w:r>
-        <w:t xml:space="preserve">            % prints the joined pieces; the joined text is only for the</w:t>
-      </w:r>
-    </w:p>
-    <w:p>
-      <w:pPr>
-        <w:pStyle w:val="SourceCode"/>
-      </w:pPr>
-      <w:r>
-        <w:t xml:space="preserve">            % screen.</w:t>
-      </w:r>
-    </w:p>
-    <w:p>
-      <w:pPr>
-        <w:pStyle w:val="SourceCode"/>
-      </w:pPr>
-      <w:r>
-        <w:t xml:space="preserve">            io:format("~s: exit code ~B~n",</w:t>
-      </w:r>
-    </w:p>
-    <w:p>
-      <w:pPr>
-        <w:pStyle w:val="SourceCode"/>
-      </w:pPr>
-      <w:r>
-        <w:t xml:space="preserve">                      [lists:join(" ", Command), ExitCode])</w:t>
+        <w:keepNext/>
+      </w:pPr>
+      <w:r>
+        <w:t xml:space="preserve">        SystemRoot -&gt;</w:t>
+      </w:r>
+    </w:p>
+    <w:p>
+      <w:pPr>
+        <w:pStyle w:val="SourceCode"/>
+        <w:keepNext/>
+      </w:pPr>
+      <w:r>
+        <w:t xml:space="preserve">            run_utilities(SystemRoot ++ "\\System32\\")</w:t>
       </w:r>
     </w:p>
     <w:p>
@@ -13990,109 +15445,6 @@
     </w:p>
     <w:p>
       <w:pPr>
-        <w:pStyle w:val="SourceCode"/>
-      </w:pPr>
-    </w:p>
-    <w:p>
-      <w:pPr>
-        <w:pStyle w:val="SourceCode"/>
-      </w:pPr>
-      <w:r>
-        <w:t>main() -&gt;</w:t>
-      </w:r>
-    </w:p>
-    <w:p>
-      <w:pPr>
-        <w:pStyle w:val="SourceCode"/>
-      </w:pPr>
-      <w:r>
-        <w:t xml:space="preserve">    % Each command is a list: the program's name, then each argument as</w:t>
-      </w:r>
-    </w:p>
-    <w:p>
-      <w:pPr>
-        <w:pStyle w:val="SourceCode"/>
-      </w:pPr>
-      <w:r>
-        <w:t xml:space="preserve">    % its own item. Each utility's own limits keep its run short: ping -n</w:t>
-      </w:r>
-    </w:p>
-    <w:p>
-      <w:pPr>
-        <w:pStyle w:val="SourceCode"/>
-      </w:pPr>
-      <w:r>
-        <w:t xml:space="preserve">    % 1 sends one echo and -w 1000 waits at most 1000 milliseconds for the</w:t>
-      </w:r>
-    </w:p>
-    <w:p>
-      <w:pPr>
-        <w:pStyle w:val="SourceCode"/>
-      </w:pPr>
-      <w:r>
-        <w:t xml:space="preserve">    % reply; tracert -d prints addresses without looking up names, -h 5</w:t>
-      </w:r>
-    </w:p>
-    <w:p>
-      <w:pPr>
-        <w:pStyle w:val="SourceCode"/>
-      </w:pPr>
-      <w:r>
-        <w:t xml:space="preserve">    % stops after 5 hops, and -w 500 waits 500 milliseconds per hop.</w:t>
-      </w:r>
-    </w:p>
-    <w:p>
-      <w:pPr>
-        <w:pStyle w:val="SourceCode"/>
-      </w:pPr>
-      <w:r>
-        <w:t xml:space="preserve">    Commands = [["ping", "-n", "1", "-w", "1000", "127.0.0.1"],</w:t>
-      </w:r>
-    </w:p>
-    <w:p>
-      <w:pPr>
-        <w:pStyle w:val="SourceCode"/>
-      </w:pPr>
-      <w:r>
-        <w:t xml:space="preserve">                ["tracert", "-d", "-h", "5", "-w", "500", "127.0.0.1"],</w:t>
-      </w:r>
-    </w:p>
-    <w:p>
-      <w:pPr>
-        <w:pStyle w:val="SourceCode"/>
-      </w:pPr>
-      <w:r>
-        <w:t xml:space="preserve">                ["nslookup", "localhost"],</w:t>
-      </w:r>
-    </w:p>
-    <w:p>
-      <w:pPr>
-        <w:pStyle w:val="SourceCode"/>
-        <w:keepNext/>
-      </w:pPr>
-      <w:r>
-        <w:t xml:space="preserve">                ["ipconfig"]],</w:t>
-      </w:r>
-    </w:p>
-    <w:p>
-      <w:pPr>
-        <w:pStyle w:val="SourceCode"/>
-        <w:keepNext/>
-      </w:pPr>
-      <w:r>
-        <w:t xml:space="preserve">    % Remember, lists:foreach calls the function once for each item.</w:t>
-      </w:r>
-    </w:p>
-    <w:p>
-      <w:pPr>
-        <w:pStyle w:val="SourceCode"/>
-      </w:pPr>
-      <w:r>
-        <w:t xml:space="preserve">    lists:foreach(fun run_command/1, Commands).</w:t>
-      </w:r>
-    </w:p>
-    <w:p>
-      <w:pPr>
         <w:keepNext/>
       </w:pPr>
     </w:p>
@@ -14101,6 +15453,444 @@
         <w:pStyle w:val="Heading3"/>
       </w:pPr>
       <w:r>
+        <w:t>Windows PowerShell Build and Run</w:t>
+      </w:r>
+    </w:p>
+    <w:p>
+      <w:pPr>
+        <w:pStyle w:val="CommandBlock"/>
+        <w:keepNext/>
+      </w:pPr>
+      <w:r>
+        <w:t>erlc -o .\erlang .\erlang\address_table.erl .\erlang\host_names.erl `</w:t>
+      </w:r>
+    </w:p>
+    <w:p>
+      <w:pPr>
+        <w:pStyle w:val="CommandBlock"/>
+        <w:keepNext/>
+      </w:pPr>
+      <w:r>
+        <w:t xml:space="preserve">    .\erlang\network_utilities.erl</w:t>
+      </w:r>
+    </w:p>
+    <w:p>
+      <w:pPr>
+        <w:pStyle w:val="CommandBlock"/>
+        <w:keepNext/>
+      </w:pPr>
+      <w:r>
+        <w:t>erl -noshell -pa .\erlang -s network_utilities main -s init stop</w:t>
+      </w:r>
+    </w:p>
+    <w:p>
+      <w:pPr>
+        <w:pStyle w:val="CommandBlock"/>
+      </w:pPr>
+      <w:r>
+        <w:t>$LASTEXITCODE</w:t>
+      </w:r>
+    </w:p>
+    <w:p>
+      <w:pPr>
+        <w:keepNext/>
+      </w:pPr>
+    </w:p>
+    <w:p>
+      <w:pPr>
+        <w:pStyle w:val="Heading3"/>
+      </w:pPr>
+      <w:r>
+        <w:t>Linux or macOS Build and Run</w:t>
+      </w:r>
+    </w:p>
+    <w:p>
+      <w:r>
+        <w:t>As in the Basic section, the program runs only on Windows.</w:t>
+      </w:r>
+    </w:p>
+    <w:p>
+      <w:pPr>
+        <w:keepNext/>
+      </w:pPr>
+    </w:p>
+    <w:p>
+      <w:pPr>
+        <w:pStyle w:val="Heading3"/>
+      </w:pPr>
+      <w:r>
+        <w:t>Check Your Results</w:t>
+      </w:r>
+    </w:p>
+    <w:p>
+      <w:r>
+        <w:t>erlc prints nothing when the modules compile. Your screen must show the Production-Minded lines of the Required Clean-Run Output in Validation Rules, with the Error line on the error stream, then $LASTEXITCODE prints 0.</w:t>
+      </w:r>
+    </w:p>
+    <w:p>
+      <w:pPr>
+        <w:keepNext/>
+      </w:pPr>
+    </w:p>
+    <w:p>
+      <w:pPr>
+        <w:keepNext/>
+      </w:pPr>
+    </w:p>
+    <w:p>
+      <w:pPr>
+        <w:pStyle w:val="Heading2"/>
+      </w:pPr>
+      <w:r>
+        <w:t>What to Notice</w:t>
+      </w:r>
+    </w:p>
+    <w:p>
+      <w:pPr>
+        <w:pStyle w:val="ListBullet"/>
+      </w:pPr>
+      <w:r>
+        <w:t>try ... of Port -&gt; wait_for_exit(Port) catch guards only open_port: an error while waiting would not be caught, and none is expected.</w:t>
+      </w:r>
+    </w:p>
+    <w:p>
+      <w:pPr>
+        <w:pStyle w:val="ListBullet"/>
+      </w:pPr>
+      <w:r>
+        <w:t>print_result has two clauses: Erlang tries [] first, so a tool with no arguments never reaches lists:last, which would fail on an empty list.</w:t>
+      </w:r>
+    </w:p>
+    <w:p>
+      <w:pPr>
+        <w:pStyle w:val="ListBullet"/>
+      </w:pPr>
+      <w:r>
+        <w:t>"\"~s\"" in the Error line: \" puts a double quote into Erlang text, so the refused target is printed in quotes.</w:t>
+      </w:r>
+    </w:p>
+    <w:p>
+      <w:pPr>
+        <w:pStyle w:val="ListBullet"/>
+      </w:pPr>
+      <w:r>
+        <w:t>Without stderr_to_stdout, nslookup's error line for no-such-host.invalid would reach the screen, because a port collects only the output stream by default.</w:t>
+      </w:r>
+    </w:p>
+    <w:p>
+      <w:pPr>
+        <w:keepNext/>
+      </w:pPr>
+    </w:p>
+    <w:p>
+      <w:pPr>
+        <w:pStyle w:val="Heading3"/>
+      </w:pPr>
+      <w:r>
+        <w:t>Basic and Production-Minded Comparison</w:t>
+      </w:r>
+    </w:p>
+    <w:p>
+      <w:r>
+        <w:t>Both Erlang programs run each tool with open_port and a list and print only the exit codes; the Basic program finds four tools by name with os:find_executable, and the Production-Minded program names each by its full path, refuses a target that is not an address or a host name, turns a tool that cannot start into an Error line, and adds nslookup's missing name and curl.exe.</w:t>
+      </w:r>
+    </w:p>
+    <w:p>
+      <w:pPr>
+        <w:keepNext/>
+      </w:pPr>
+    </w:p>
+    <w:p>
+      <w:pPr>
+        <w:keepNext/>
+      </w:pPr>
+    </w:p>
+    <w:p>
+      <w:pPr>
+        <w:keepNext/>
+      </w:pPr>
+    </w:p>
+    <w:p>
+      <w:pPr>
+        <w:pStyle w:val="Heading1"/>
+      </w:pPr>
+      <w:r>
+        <w:t>Solidity Implementation</w:t>
+      </w:r>
+    </w:p>
+    <w:p>
+      <w:r>
+        <w:t>Solidity cannot start a program, because a contract has no programs and no network (Concept). Its scripts log each of Lesson 7.8's commands with not available in a contract in place of an exit code; the Production-Minded script also checks its two text targets with the HostNames library, copied from Lesson 7.2a, and refuses the same one. Then the section reads the exit code of a real program that talks to the chain: cast.</w:t>
+      </w:r>
+    </w:p>
+    <w:p>
+      <w:pPr>
+        <w:keepNext/>
+      </w:pPr>
+    </w:p>
+    <w:p>
+      <w:pPr>
+        <w:keepNext/>
+      </w:pPr>
+    </w:p>
+    <w:p>
+      <w:pPr>
+        <w:pStyle w:val="Heading2"/>
+      </w:pPr>
+      <w:r>
+        <w:t>Basic Implementation</w:t>
+      </w:r>
+    </w:p>
+    <w:p>
+      <w:r>
+        <w:t>The Basic script logs the four command lines of the other languages, each with the not available words.</w:t>
+      </w:r>
+    </w:p>
+    <w:p>
+      <w:pPr>
+        <w:keepNext/>
+      </w:pPr>
+    </w:p>
+    <w:p>
+      <w:pPr>
+        <w:pStyle w:val="Heading3"/>
+      </w:pPr>
+      <w:r>
+        <w:t>solidity/script/BasicNetworkUtilities.s.sol</w:t>
+      </w:r>
+    </w:p>
+    <w:p>
+      <w:pPr>
+        <w:pStyle w:val="SourceCode"/>
+        <w:keepNext/>
+      </w:pPr>
+      <w:r>
+        <w:t>// SPDX-License-Identifier: MIT</w:t>
+      </w:r>
+    </w:p>
+    <w:p>
+      <w:pPr>
+        <w:pStyle w:val="SourceCode"/>
+        <w:keepNext/>
+      </w:pPr>
+      <w:r>
+        <w:t>// Remember, every file starts with a license line and pragma; forge</w:t>
+      </w:r>
+    </w:p>
+    <w:p>
+      <w:pPr>
+        <w:pStyle w:val="SourceCode"/>
+      </w:pPr>
+      <w:r>
+        <w:t>// script runs a contract that "is Script", and console prints.</w:t>
+      </w:r>
+    </w:p>
+    <w:p>
+      <w:pPr>
+        <w:pStyle w:val="SourceCode"/>
+      </w:pPr>
+      <w:r>
+        <w:t>pragma solidity ^0.8.20;</w:t>
+      </w:r>
+    </w:p>
+    <w:p>
+      <w:pPr>
+        <w:pStyle w:val="SourceCode"/>
+      </w:pPr>
+    </w:p>
+    <w:p>
+      <w:pPr>
+        <w:pStyle w:val="SourceCode"/>
+      </w:pPr>
+      <w:r>
+        <w:t>// Remember, Script and console come from forge-std, Foundry's standard</w:t>
+      </w:r>
+    </w:p>
+    <w:p>
+      <w:pPr>
+        <w:pStyle w:val="SourceCode"/>
+      </w:pPr>
+      <w:r>
+        <w:t>// library.</w:t>
+      </w:r>
+    </w:p>
+    <w:p>
+      <w:pPr>
+        <w:pStyle w:val="SourceCode"/>
+      </w:pPr>
+      <w:r>
+        <w:t>import {Script, console} from "forge-std/Script.sol";</w:t>
+      </w:r>
+    </w:p>
+    <w:p>
+      <w:pPr>
+        <w:pStyle w:val="SourceCode"/>
+      </w:pPr>
+    </w:p>
+    <w:p>
+      <w:pPr>
+        <w:pStyle w:val="SourceCode"/>
+      </w:pPr>
+      <w:r>
+        <w:t>contract BasicNetworkUtilities is Script {</w:t>
+      </w:r>
+    </w:p>
+    <w:p>
+      <w:pPr>
+        <w:pStyle w:val="SourceCode"/>
+      </w:pPr>
+      <w:r>
+        <w:t xml:space="preserve">    function run() public pure {</w:t>
+      </w:r>
+    </w:p>
+    <w:p>
+      <w:pPr>
+        <w:pStyle w:val="SourceCode"/>
+      </w:pPr>
+      <w:r>
+        <w:t xml:space="preserve">        // The same four command lines as the other languages.</w:t>
+      </w:r>
+    </w:p>
+    <w:p>
+      <w:pPr>
+        <w:pStyle w:val="SourceCode"/>
+      </w:pPr>
+      <w:r>
+        <w:t xml:space="preserve">        string[4] memory commandLines = [</w:t>
+      </w:r>
+    </w:p>
+    <w:p>
+      <w:pPr>
+        <w:pStyle w:val="SourceCode"/>
+      </w:pPr>
+      <w:r>
+        <w:t xml:space="preserve">            "ping -n 1 -w 1000 127.0.0.1",</w:t>
+      </w:r>
+    </w:p>
+    <w:p>
+      <w:pPr>
+        <w:pStyle w:val="SourceCode"/>
+      </w:pPr>
+      <w:r>
+        <w:t xml:space="preserve">            "tracert -d -h 5 -w 500 127.0.0.1",</w:t>
+      </w:r>
+    </w:p>
+    <w:p>
+      <w:pPr>
+        <w:pStyle w:val="SourceCode"/>
+      </w:pPr>
+      <w:r>
+        <w:t xml:space="preserve">            "nslookup localhost",</w:t>
+      </w:r>
+    </w:p>
+    <w:p>
+      <w:pPr>
+        <w:pStyle w:val="SourceCode"/>
+      </w:pPr>
+      <w:r>
+        <w:t xml:space="preserve">            "ipconfig"</w:t>
+      </w:r>
+    </w:p>
+    <w:p>
+      <w:pPr>
+        <w:pStyle w:val="SourceCode"/>
+      </w:pPr>
+      <w:r>
+        <w:t xml:space="preserve">        ];</w:t>
+      </w:r>
+    </w:p>
+    <w:p>
+      <w:pPr>
+        <w:pStyle w:val="SourceCode"/>
+      </w:pPr>
+      <w:r>
+        <w:t xml:space="preserve">        for (uint256 index = 0; index &lt; commandLines.length; index++) {</w:t>
+      </w:r>
+    </w:p>
+    <w:p>
+      <w:pPr>
+        <w:pStyle w:val="SourceCode"/>
+      </w:pPr>
+      <w:r>
+        <w:t xml:space="preserve">            // A contract runs on every node of the chain, and every node</w:t>
+      </w:r>
+    </w:p>
+    <w:p>
+      <w:pPr>
+        <w:pStyle w:val="SourceCode"/>
+      </w:pPr>
+      <w:r>
+        <w:t xml:space="preserve">            // must reach the same result, so it can neither start a</w:t>
+      </w:r>
+    </w:p>
+    <w:p>
+      <w:pPr>
+        <w:pStyle w:val="SourceCode"/>
+      </w:pPr>
+      <w:r>
+        <w:t xml:space="preserve">            // program nor reach the network. Each line says so instead of</w:t>
+      </w:r>
+    </w:p>
+    <w:p>
+      <w:pPr>
+        <w:pStyle w:val="SourceCode"/>
+      </w:pPr>
+      <w:r>
+        <w:t xml:space="preserve">            // making an exit code up.</w:t>
+      </w:r>
+    </w:p>
+    <w:p>
+      <w:pPr>
+        <w:pStyle w:val="SourceCode"/>
+      </w:pPr>
+      <w:r>
+        <w:t xml:space="preserve">            console.log("%s: not available in a contract",</w:t>
+      </w:r>
+    </w:p>
+    <w:p>
+      <w:pPr>
+        <w:pStyle w:val="SourceCode"/>
+      </w:pPr>
+      <w:r>
+        <w:t xml:space="preserve">                        commandLines[index]);</w:t>
+      </w:r>
+    </w:p>
+    <w:p>
+      <w:pPr>
+        <w:pStyle w:val="SourceCode"/>
+        <w:keepNext/>
+      </w:pPr>
+      <w:r>
+        <w:t xml:space="preserve">        }</w:t>
+      </w:r>
+    </w:p>
+    <w:p>
+      <w:pPr>
+        <w:pStyle w:val="SourceCode"/>
+        <w:keepNext/>
+      </w:pPr>
+      <w:r>
+        <w:t xml:space="preserve">    }</w:t>
+      </w:r>
+    </w:p>
+    <w:p>
+      <w:pPr>
+        <w:pStyle w:val="SourceCode"/>
+      </w:pPr>
+      <w:r>
+        <w:t>}</w:t>
+      </w:r>
+    </w:p>
+    <w:p>
+      <w:pPr>
+        <w:keepNext/>
+      </w:pPr>
+    </w:p>
+    <w:p>
+      <w:pPr>
+        <w:pStyle w:val="Heading3"/>
+      </w:pPr>
+      <w:r>
         <w:t>Windows PowerShell Basic Build and Run</w:t>
       </w:r>
     </w:p>
@@ -14109,7 +15899,7 @@
         <w:keepNext/>
       </w:pPr>
       <w:r>
-        <w:t>Run the program from the lesson-7.8-extended folder.</w:t>
+        <w:t>Run the script from the lesson-7.8-extended folder.</w:t>
       </w:r>
     </w:p>
     <w:p>
@@ -14123,7 +15913,7 @@
         <w:keepNext/>
       </w:pPr>
       <w:r>
-        <w:t>erlc -o .\erlang .\erlang\basic_network_utilities.erl</w:t>
+        <w:t>forge build --root .\solidity</w:t>
       </w:r>
     </w:p>
     <w:p>
@@ -14131,7 +15921,7 @@
         <w:pStyle w:val="CommandBlock"/>
       </w:pPr>
       <w:r>
-        <w:t>erl -noshell -pa .\erlang -s basic_network_utilities main -s init stop</w:t>
+        <w:t>forge script --root .\solidity ./solidity/script/BasicNetworkUtilities.s.sol</w:t>
       </w:r>
     </w:p>
     <w:p>
@@ -14148,8 +15938,20 @@
       </w:r>
     </w:p>
     <w:p>
-      <w:r>
-        <w:t>The programs run Windows' own utilities with Windows' options, so they run only on Windows. On Linux, the Linux Assembly programs run Linux's tools.</w:t>
+      <w:pPr>
+        <w:pStyle w:val="CommandBlock"/>
+        <w:keepNext/>
+      </w:pPr>
+      <w:r>
+        <w:t>forge build --root ./solidity</w:t>
+      </w:r>
+    </w:p>
+    <w:p>
+      <w:pPr>
+        <w:pStyle w:val="CommandBlock"/>
+      </w:pPr>
+      <w:r>
+        <w:t>forge script --root ./solidity ./solidity/script/BasicNetworkUtilities.s.sol</w:t>
       </w:r>
     </w:p>
     <w:p>
@@ -14162,12 +15964,73 @@
         <w:pStyle w:val="Heading3"/>
       </w:pPr>
       <w:r>
+        <w:t>Basic Log Lines</w:t>
+      </w:r>
+    </w:p>
+    <w:p>
+      <w:pPr>
+        <w:keepNext/>
+      </w:pPr>
+      <w:r>
+        <w:t>forge build prints its own compiler lines first, and forge script prints that the script ran and the gas it used. Then, under == Logs ==, come the script's lines, each indented by two spaces in forge's output:</w:t>
+      </w:r>
+    </w:p>
+    <w:p>
+      <w:pPr>
+        <w:keepNext/>
+      </w:pPr>
+    </w:p>
+    <w:p>
+      <w:pPr>
+        <w:pStyle w:val="RequiredOutput"/>
+        <w:keepNext/>
+      </w:pPr>
+      <w:r>
+        <w:t>ping -n 1 -w 1000 127.0.0.1: not available in a contract</w:t>
+      </w:r>
+    </w:p>
+    <w:p>
+      <w:pPr>
+        <w:pStyle w:val="RequiredOutput"/>
+        <w:keepNext/>
+      </w:pPr>
+      <w:r>
+        <w:t>tracert -d -h 5 -w 500 127.0.0.1: not available in a contract</w:t>
+      </w:r>
+    </w:p>
+    <w:p>
+      <w:pPr>
+        <w:pStyle w:val="RequiredOutput"/>
+        <w:keepNext/>
+      </w:pPr>
+      <w:r>
+        <w:t>nslookup localhost: not available in a contract</w:t>
+      </w:r>
+    </w:p>
+    <w:p>
+      <w:pPr>
+        <w:pStyle w:val="RequiredOutput"/>
+      </w:pPr>
+      <w:r>
+        <w:t>ipconfig: not available in a contract</w:t>
+      </w:r>
+    </w:p>
+    <w:p>
+      <w:pPr>
+        <w:keepNext/>
+      </w:pPr>
+    </w:p>
+    <w:p>
+      <w:pPr>
+        <w:pStyle w:val="Heading3"/>
+      </w:pPr>
+      <w:r>
         <w:t>Check Your Results</w:t>
       </w:r>
     </w:p>
     <w:p>
       <w:r>
-        <w:t>erlc prints nothing when the module compiles. Your screen must show the Basic program's lines of the Required Clean-Run Output in Validation Rules: four lines, each ending with exit code 0.</w:t>
+        <w:t>The script's lines under == Logs == must be the Basic Log Lines above.</w:t>
       </w:r>
     </w:p>
     <w:p>
@@ -14190,7 +16053,7 @@
     </w:p>
     <w:p>
       <w:r>
-        <w:t>The Production-Minded version names the tools' limits with -define and splits the work into small functions. is_address_or_host_name checks a target with classify_address, then is_valid_hostname; run_utility starts the tool by its full path with open_port inside a try and gives the exit code, or COULD_NOT_START; report and print_result print the line; ping_target checks one target before pinging it. main reads SystemRoot with os:getenv and hands its System32 folder to run_utilities. Read run_utility first.</w:t>
+        <w:t>The Production-Minded script follows the other languages' order. report logs a tool and its last argument with the not available words; pingTarget checks a text target with HostNames.isValidHostname and reports it, or logs the Error line. 127.0.0.1 is given as bytes4 and written by AddressTable.writeIpv4.</w:t>
       </w:r>
     </w:p>
     <w:p>
@@ -14203,1042 +16066,444 @@
         <w:pStyle w:val="Heading3"/>
       </w:pPr>
       <w:r>
-        <w:t>erlang/network_utilities.erl</w:t>
-      </w:r>
-    </w:p>
-    <w:p>
-      <w:pPr>
-        <w:pStyle w:val="SourceCode"/>
-        <w:keepNext/>
-      </w:pPr>
-      <w:r>
-        <w:t>% Lesson 7.8a: the Production-Minded program. It runs Windows' network</w:t>
-      </w:r>
-    </w:p>
-    <w:p>
-      <w:pPr>
-        <w:pStyle w:val="SourceCode"/>
-        <w:keepNext/>
-      </w:pPr>
-      <w:r>
-        <w:t>% utilities by their full paths, checks every target before it can reach</w:t>
-      </w:r>
-    </w:p>
-    <w:p>
-      <w:pPr>
-        <w:pStyle w:val="SourceCode"/>
-      </w:pPr>
-      <w:r>
-        <w:t>% a command, and reports each utility's exit code. A utility that cannot</w:t>
-      </w:r>
-    </w:p>
-    <w:p>
-      <w:pPr>
-        <w:pStyle w:val="SourceCode"/>
-      </w:pPr>
-      <w:r>
-        <w:t>% be started, or a target that is not an IP address or a host name,</w:t>
-      </w:r>
-    </w:p>
-    <w:p>
-      <w:pPr>
-        <w:pStyle w:val="SourceCode"/>
-      </w:pPr>
-      <w:r>
-        <w:t>% gives an Error line, and the program goes on. The utilities' own</w:t>
-      </w:r>
-    </w:p>
-    <w:p>
-      <w:pPr>
-        <w:pStyle w:val="SourceCode"/>
-      </w:pPr>
-      <w:r>
-        <w:t>% reports are thrown away unread.</w:t>
-      </w:r>
-    </w:p>
-    <w:p>
-      <w:pPr>
-        <w:pStyle w:val="SourceCode"/>
-      </w:pPr>
-      <w:r>
-        <w:t>-module(network_utilities).</w:t>
-      </w:r>
-    </w:p>
-    <w:p>
-      <w:pPr>
-        <w:pStyle w:val="SourceCode"/>
-      </w:pPr>
-      <w:r>
-        <w:t>-export([main/0]).</w:t>
-      </w:r>
-    </w:p>
-    <w:p>
-      <w:pPr>
-        <w:pStyle w:val="SourceCode"/>
-      </w:pPr>
-    </w:p>
-    <w:p>
-      <w:pPr>
-        <w:pStyle w:val="SourceCode"/>
-      </w:pPr>
-      <w:r>
-        <w:t>% The address_details record, for classify_address's answer (Lesson</w:t>
-      </w:r>
-    </w:p>
-    <w:p>
-      <w:pPr>
-        <w:pStyle w:val="SourceCode"/>
-      </w:pPr>
-      <w:r>
-        <w:t>% 7.2a). Remember, -include copies the file in.</w:t>
-      </w:r>
-    </w:p>
-    <w:p>
-      <w:pPr>
-        <w:pStyle w:val="SourceCode"/>
-      </w:pPr>
-      <w:r>
-        <w:t>-include("address_table.hrl").</w:t>
-      </w:r>
-    </w:p>
-    <w:p>
-      <w:pPr>
-        <w:pStyle w:val="SourceCode"/>
-      </w:pPr>
-    </w:p>
-    <w:p>
-      <w:pPr>
-        <w:pStyle w:val="SourceCode"/>
-      </w:pPr>
-      <w:r>
-        <w:t>% Each utility's own limits, as the text its arguments need: ping waits</w:t>
-      </w:r>
-    </w:p>
-    <w:p>
-      <w:pPr>
-        <w:pStyle w:val="SourceCode"/>
-      </w:pPr>
-      <w:r>
-        <w:t>% at most ICMP_TIMEOUT_MS for its one reply, tracert stops after</w:t>
-      </w:r>
-    </w:p>
-    <w:p>
-      <w:pPr>
-        <w:pStyle w:val="SourceCode"/>
-      </w:pPr>
-      <w:r>
-        <w:t>% TRACE_MAX_HOPS hops and waits TRACE_WAIT_MS per hop, and curl.exe gives</w:t>
-      </w:r>
-    </w:p>
-    <w:p>
-      <w:pPr>
-        <w:pStyle w:val="SourceCode"/>
-      </w:pPr>
-      <w:r>
-        <w:t>% up after TIMEOUT_SECONDS. COULD_NOT_START is the value run_utility</w:t>
-      </w:r>
-    </w:p>
-    <w:p>
-      <w:pPr>
-        <w:pStyle w:val="SourceCode"/>
-      </w:pPr>
-      <w:r>
-        <w:t>% gives when the utility never started. Windows exit codes are 32-bit,</w:t>
-      </w:r>
-    </w:p>
-    <w:p>
-      <w:pPr>
-        <w:pStyle w:val="SourceCode"/>
-      </w:pPr>
-      <w:r>
-        <w:t>% so a tool could end with -1 too; here -1 is reserved for never started.</w:t>
-      </w:r>
-    </w:p>
-    <w:p>
-      <w:pPr>
-        <w:pStyle w:val="SourceCode"/>
-      </w:pPr>
-      <w:r>
-        <w:t>-define(ICMP_TIMEOUT_MS, "1000").</w:t>
-      </w:r>
-    </w:p>
-    <w:p>
-      <w:pPr>
-        <w:pStyle w:val="SourceCode"/>
-      </w:pPr>
-      <w:r>
-        <w:t>-define(TRACE_MAX_HOPS, "5").</w:t>
-      </w:r>
-    </w:p>
-    <w:p>
-      <w:pPr>
-        <w:pStyle w:val="SourceCode"/>
-      </w:pPr>
-      <w:r>
-        <w:t>-define(TRACE_WAIT_MS, "500").</w:t>
-      </w:r>
-    </w:p>
-    <w:p>
-      <w:pPr>
-        <w:pStyle w:val="SourceCode"/>
-      </w:pPr>
-      <w:r>
-        <w:t>-define(TIMEOUT_SECONDS, "10").</w:t>
-      </w:r>
-    </w:p>
-    <w:p>
-      <w:pPr>
-        <w:pStyle w:val="SourceCode"/>
-      </w:pPr>
-      <w:r>
-        <w:t>-define(COULD_NOT_START, -1).</w:t>
-      </w:r>
-    </w:p>
-    <w:p>
-      <w:pPr>
-        <w:pStyle w:val="SourceCode"/>
-      </w:pPr>
-    </w:p>
-    <w:p>
-      <w:pPr>
-        <w:pStyle w:val="SourceCode"/>
-      </w:pPr>
-      <w:r>
-        <w:t>% Remember, Lesson 6.0a's server answers GET /api/v1/health, and the</w:t>
-      </w:r>
-    </w:p>
-    <w:p>
-      <w:pPr>
-        <w:pStyle w:val="SourceCode"/>
-      </w:pPr>
-      <w:r>
-        <w:t>% Copy Setup copied its course CA certificate into certs. "\\" is one</w:t>
-      </w:r>
-    </w:p>
-    <w:p>
-      <w:pPr>
-        <w:pStyle w:val="SourceCode"/>
-      </w:pPr>
-      <w:r>
-        <w:t>% backslash.</w:t>
-      </w:r>
-    </w:p>
-    <w:p>
-      <w:pPr>
-        <w:pStyle w:val="SourceCode"/>
-      </w:pPr>
-      <w:r>
-        <w:t>-define(HEALTH_URL, "https://127.0.0.1:8765/api/v1/health").</w:t>
-      </w:r>
-    </w:p>
-    <w:p>
-      <w:pPr>
-        <w:pStyle w:val="SourceCode"/>
-      </w:pPr>
-      <w:r>
-        <w:t>-define(CA_FILE, "certs\\spa-ca.pem").</w:t>
-      </w:r>
-    </w:p>
-    <w:p>
-      <w:pPr>
-        <w:pStyle w:val="SourceCode"/>
-      </w:pPr>
-    </w:p>
-    <w:p>
-      <w:pPr>
-        <w:pStyle w:val="SourceCode"/>
-      </w:pPr>
-      <w:r>
-        <w:t>% True when TargetText is an IP address or has the shape of a host name.</w:t>
-      </w:r>
-    </w:p>
-    <w:p>
-      <w:pPr>
-        <w:pStyle w:val="SourceCode"/>
-      </w:pPr>
-      <w:r>
-        <w:t>% Remember, the address form is checked first, then the name shape</w:t>
-      </w:r>
-    </w:p>
-    <w:p>
-      <w:pPr>
-        <w:pStyle w:val="SourceCode"/>
-      </w:pPr>
-      <w:r>
-        <w:t>% (Lesson 7.2a); both allow only letters, digits, hyphens, dots, and an</w:t>
-      </w:r>
-    </w:p>
-    <w:p>
-      <w:pPr>
-        <w:pStyle w:val="SourceCode"/>
-      </w:pPr>
-      <w:r>
-        <w:t>% IPv6 address's colons, never a space or a symbol such as &amp;.</w:t>
-      </w:r>
-    </w:p>
-    <w:p>
-      <w:pPr>
-        <w:pStyle w:val="SourceCode"/>
-      </w:pPr>
-      <w:r>
-        <w:t>is_address_or_host_name(TargetText) -&gt;</w:t>
-      </w:r>
-    </w:p>
-    <w:p>
-      <w:pPr>
-        <w:pStyle w:val="SourceCode"/>
-      </w:pPr>
-      <w:r>
-        <w:t xml:space="preserve">    Details = address_table:classify_address(TargetText),</w:t>
-      </w:r>
-    </w:p>
-    <w:p>
-      <w:pPr>
-        <w:pStyle w:val="SourceCode"/>
-      </w:pPr>
-      <w:r>
-        <w:t xml:space="preserve">    case Details#address_details.address_class of</w:t>
-      </w:r>
-    </w:p>
-    <w:p>
-      <w:pPr>
-        <w:pStyle w:val="SourceCode"/>
-      </w:pPr>
-      <w:r>
-        <w:t xml:space="preserve">        "Error" -&gt; host_names:is_valid_hostname(TargetText);</w:t>
-      </w:r>
-    </w:p>
-    <w:p>
-      <w:pPr>
-        <w:pStyle w:val="SourceCode"/>
-      </w:pPr>
-      <w:r>
-        <w:t xml:space="preserve">        _ -&gt; true</w:t>
-      </w:r>
-    </w:p>
-    <w:p>
-      <w:pPr>
-        <w:pStyle w:val="SourceCode"/>
-      </w:pPr>
-      <w:r>
-        <w:t xml:space="preserve">    end.</w:t>
-      </w:r>
-    </w:p>
-    <w:p>
-      <w:pPr>
-        <w:pStyle w:val="SourceCode"/>
-      </w:pPr>
-    </w:p>
-    <w:p>
-      <w:pPr>
-        <w:pStyle w:val="SourceCode"/>
-      </w:pPr>
-      <w:r>
-        <w:t>% Waits for the utility to end and gives its exit code; each piece of its</w:t>
-      </w:r>
-    </w:p>
-    <w:p>
-      <w:pPr>
-        <w:pStyle w:val="SourceCode"/>
-      </w:pPr>
-      <w:r>
-        <w:t>% report is thrown away unread (Lesson 7.4a).</w:t>
-      </w:r>
-    </w:p>
-    <w:p>
-      <w:pPr>
-        <w:pStyle w:val="SourceCode"/>
-      </w:pPr>
-      <w:r>
-        <w:t>wait_for_exit(Port) -&gt;</w:t>
-      </w:r>
-    </w:p>
-    <w:p>
-      <w:pPr>
-        <w:pStyle w:val="SourceCode"/>
-      </w:pPr>
-      <w:r>
-        <w:t xml:space="preserve">    receive</w:t>
-      </w:r>
-    </w:p>
-    <w:p>
-      <w:pPr>
-        <w:pStyle w:val="SourceCode"/>
-      </w:pPr>
-      <w:r>
-        <w:t xml:space="preserve">        {Port, {data, _Report}} -&gt;</w:t>
-      </w:r>
-    </w:p>
-    <w:p>
-      <w:pPr>
-        <w:pStyle w:val="SourceCode"/>
-      </w:pPr>
-      <w:r>
-        <w:t xml:space="preserve">            wait_for_exit(Port);</w:t>
-      </w:r>
-    </w:p>
-    <w:p>
-      <w:pPr>
-        <w:pStyle w:val="SourceCode"/>
-      </w:pPr>
-      <w:r>
-        <w:t xml:space="preserve">        {Port, {exit_status, ExitCode}} -&gt;</w:t>
-      </w:r>
-    </w:p>
-    <w:p>
-      <w:pPr>
-        <w:pStyle w:val="SourceCode"/>
-      </w:pPr>
-      <w:r>
-        <w:t xml:space="preserve">            ExitCode</w:t>
-      </w:r>
-    </w:p>
-    <w:p>
-      <w:pPr>
-        <w:pStyle w:val="SourceCode"/>
-      </w:pPr>
-      <w:r>
-        <w:t xml:space="preserve">    end.</w:t>
-      </w:r>
-    </w:p>
-    <w:p>
-      <w:pPr>
-        <w:pStyle w:val="SourceCode"/>
-      </w:pPr>
-    </w:p>
-    <w:p>
-      <w:pPr>
-        <w:pStyle w:val="SourceCode"/>
-      </w:pPr>
-      <w:r>
-        <w:t>% Runs Tool, from SystemFolder, with its arguments, throws its output</w:t>
-      </w:r>
-    </w:p>
-    <w:p>
-      <w:pPr>
-        <w:pStyle w:val="SourceCode"/>
-      </w:pPr>
-      <w:r>
-        <w:t>% away, and gives its exit code, or COULD_NOT_START. The full path names</w:t>
-      </w:r>
-    </w:p>
-    <w:p>
-      <w:pPr>
-        <w:pStyle w:val="SourceCode"/>
-      </w:pPr>
-      <w:r>
-        <w:t>% the one utility meant: os:find_executable would look in the current</w:t>
-      </w:r>
-    </w:p>
-    <w:p>
-      <w:pPr>
-        <w:pStyle w:val="SourceCode"/>
-      </w:pPr>
-      <w:r>
-        <w:t>% folder first, where any program called ping.exe would run instead.</w:t>
-      </w:r>
-    </w:p>
-    <w:p>
-      <w:pPr>
-        <w:pStyle w:val="SourceCode"/>
-      </w:pPr>
-      <w:r>
-        <w:t>% open_port raises an error when it cannot start the program, enoent</w:t>
-      </w:r>
-    </w:p>
-    <w:p>
-      <w:pPr>
-        <w:pStyle w:val="SourceCode"/>
-      </w:pPr>
-      <w:r>
-        <w:t>% when no such file exists. Remember, try Expr of Pattern -&gt; Body catch</w:t>
-      </w:r>
-    </w:p>
-    <w:p>
-      <w:pPr>
-        <w:pStyle w:val="SourceCode"/>
-      </w:pPr>
-      <w:r>
-        <w:t>% error:_ -&gt; Handler end runs the catch branch when Expr raises an error</w:t>
-      </w:r>
-    </w:p>
-    <w:p>
-      <w:pPr>
-        <w:pStyle w:val="SourceCode"/>
-      </w:pPr>
-      <w:r>
-        <w:t>% (Lesson 3.15a).</w:t>
-      </w:r>
-    </w:p>
-    <w:p>
-      <w:pPr>
-        <w:pStyle w:val="SourceCode"/>
-      </w:pPr>
-      <w:r>
-        <w:t>run_utility(SystemFolder, Tool, Arguments) -&gt;</w:t>
-      </w:r>
-    </w:p>
-    <w:p>
-      <w:pPr>
-        <w:pStyle w:val="SourceCode"/>
-      </w:pPr>
-      <w:r>
-        <w:t xml:space="preserve">    try open_port({spawn_executable, SystemFolder ++ Tool},</w:t>
-      </w:r>
-    </w:p>
-    <w:p>
-      <w:pPr>
-        <w:pStyle w:val="SourceCode"/>
-      </w:pPr>
-      <w:r>
-        <w:t xml:space="preserve">                  [exit_status, stderr_to_stdout, {args, Arguments}]) of</w:t>
-      </w:r>
-    </w:p>
-    <w:p>
-      <w:pPr>
-        <w:pStyle w:val="SourceCode"/>
-      </w:pPr>
-      <w:r>
-        <w:t xml:space="preserve">        Port -&gt; wait_for_exit(Port)</w:t>
-      </w:r>
-    </w:p>
-    <w:p>
-      <w:pPr>
-        <w:pStyle w:val="SourceCode"/>
-      </w:pPr>
-      <w:r>
-        <w:t xml:space="preserve">    catch</w:t>
-      </w:r>
-    </w:p>
-    <w:p>
-      <w:pPr>
-        <w:pStyle w:val="SourceCode"/>
-      </w:pPr>
-      <w:r>
-        <w:t xml:space="preserve">        error:_ -&gt; ?COULD_NOT_START</w:t>
-      </w:r>
-    </w:p>
-    <w:p>
-      <w:pPr>
-        <w:pStyle w:val="SourceCode"/>
-      </w:pPr>
-      <w:r>
-        <w:t xml:space="preserve">    end.</w:t>
-      </w:r>
-    </w:p>
-    <w:p>
-      <w:pPr>
-        <w:pStyle w:val="SourceCode"/>
-      </w:pPr>
-    </w:p>
-    <w:p>
-      <w:pPr>
-        <w:pStyle w:val="SourceCode"/>
-      </w:pPr>
-      <w:r>
-        <w:t>% Prints one line: the tool and its last argument, the target, then its</w:t>
-      </w:r>
-    </w:p>
-    <w:p>
-      <w:pPr>
-        <w:pStyle w:val="SourceCode"/>
-      </w:pPr>
-      <w:r>
-        <w:t>% exit code. lists:last gives a list's last item; ipconfig.exe has no</w:t>
-      </w:r>
-    </w:p>
-    <w:p>
-      <w:pPr>
-        <w:pStyle w:val="SourceCode"/>
-      </w:pPr>
-      <w:r>
-        <w:t>% arguments, so the first clause, for [], prints the tool alone.</w:t>
-      </w:r>
-    </w:p>
-    <w:p>
-      <w:pPr>
-        <w:pStyle w:val="SourceCode"/>
-      </w:pPr>
-      <w:r>
-        <w:t>print_result(Tool, [], ExitCode) -&gt;</w:t>
-      </w:r>
-    </w:p>
-    <w:p>
-      <w:pPr>
-        <w:pStyle w:val="SourceCode"/>
-      </w:pPr>
-      <w:r>
-        <w:t xml:space="preserve">    io:format("~s: exit code ~B~n", [Tool, ExitCode]);</w:t>
-      </w:r>
-    </w:p>
-    <w:p>
-      <w:pPr>
-        <w:pStyle w:val="SourceCode"/>
-      </w:pPr>
-      <w:r>
-        <w:t>print_result(Tool, Arguments, ExitCode) -&gt;</w:t>
-      </w:r>
-    </w:p>
-    <w:p>
-      <w:pPr>
-        <w:pStyle w:val="SourceCode"/>
-      </w:pPr>
-      <w:r>
-        <w:t xml:space="preserve">    io:format("~s ~s: exit code ~B~n", [Tool, lists:last(Arguments), ExitCode]).</w:t>
-      </w:r>
-    </w:p>
-    <w:p>
-      <w:pPr>
-        <w:pStyle w:val="SourceCode"/>
-      </w:pPr>
-    </w:p>
-    <w:p>
-      <w:pPr>
-        <w:pStyle w:val="SourceCode"/>
-      </w:pPr>
-      <w:r>
-        <w:t>% Runs one utility and prints its line, or an Error line when the tool</w:t>
-      </w:r>
-    </w:p>
-    <w:p>
-      <w:pPr>
-        <w:pStyle w:val="SourceCode"/>
-      </w:pPr>
-      <w:r>
-        <w:t>% could not be started. Remember, io:format(standard_error, ...) writes</w:t>
-      </w:r>
-    </w:p>
-    <w:p>
-      <w:pPr>
-        <w:pStyle w:val="SourceCode"/>
-      </w:pPr>
-      <w:r>
-        <w:t>% to the error stream.</w:t>
-      </w:r>
-    </w:p>
-    <w:p>
-      <w:pPr>
-        <w:pStyle w:val="SourceCode"/>
-      </w:pPr>
-      <w:r>
-        <w:t>report(SystemFolder, Tool, Arguments) -&gt;</w:t>
-      </w:r>
-    </w:p>
-    <w:p>
-      <w:pPr>
-        <w:pStyle w:val="SourceCode"/>
-      </w:pPr>
-      <w:r>
-        <w:t xml:space="preserve">    case run_utility(SystemFolder, Tool, Arguments) of</w:t>
-      </w:r>
-    </w:p>
-    <w:p>
-      <w:pPr>
-        <w:pStyle w:val="SourceCode"/>
-      </w:pPr>
-      <w:r>
-        <w:t xml:space="preserve">        ?COULD_NOT_START -&gt;</w:t>
-      </w:r>
-    </w:p>
-    <w:p>
-      <w:pPr>
-        <w:pStyle w:val="SourceCode"/>
-      </w:pPr>
-      <w:r>
-        <w:t xml:space="preserve">            io:format(standard_error, "Error: ~s could not be started~n",</w:t>
-      </w:r>
-    </w:p>
-    <w:p>
-      <w:pPr>
-        <w:pStyle w:val="SourceCode"/>
-      </w:pPr>
-      <w:r>
-        <w:t xml:space="preserve">                      [Tool]);</w:t>
-      </w:r>
-    </w:p>
-    <w:p>
-      <w:pPr>
-        <w:pStyle w:val="SourceCode"/>
-      </w:pPr>
-      <w:r>
-        <w:t xml:space="preserve">        ExitCode -&gt;</w:t>
-      </w:r>
-    </w:p>
-    <w:p>
-      <w:pPr>
-        <w:pStyle w:val="SourceCode"/>
-      </w:pPr>
-      <w:r>
-        <w:t xml:space="preserve">            print_result(Tool, Arguments, ExitCode)</w:t>
-      </w:r>
-    </w:p>
-    <w:p>
-      <w:pPr>
-        <w:pStyle w:val="SourceCode"/>
-      </w:pPr>
-      <w:r>
-        <w:t xml:space="preserve">    end.</w:t>
-      </w:r>
-    </w:p>
-    <w:p>
-      <w:pPr>
-        <w:pStyle w:val="SourceCode"/>
-      </w:pPr>
-    </w:p>
-    <w:p>
-      <w:pPr>
-        <w:pStyle w:val="SourceCode"/>
-      </w:pPr>
-      <w:r>
-        <w:t>% Pings one target, after the check; a target that fails the check never</w:t>
-      </w:r>
-    </w:p>
-    <w:p>
-      <w:pPr>
-        <w:pStyle w:val="SourceCode"/>
-      </w:pPr>
-      <w:r>
-        <w:t>% reaches a command.</w:t>
-      </w:r>
-    </w:p>
-    <w:p>
-      <w:pPr>
-        <w:pStyle w:val="SourceCode"/>
-      </w:pPr>
-      <w:r>
-        <w:t>ping_target(SystemFolder, Target) -&gt;</w:t>
-      </w:r>
-    </w:p>
-    <w:p>
-      <w:pPr>
-        <w:pStyle w:val="SourceCode"/>
-      </w:pPr>
-      <w:r>
-        <w:t xml:space="preserve">    case is_address_or_host_name(Target) of</w:t>
-      </w:r>
-    </w:p>
-    <w:p>
-      <w:pPr>
-        <w:pStyle w:val="SourceCode"/>
-      </w:pPr>
-      <w:r>
-        <w:t xml:space="preserve">        true -&gt;</w:t>
-      </w:r>
-    </w:p>
-    <w:p>
-      <w:pPr>
-        <w:pStyle w:val="SourceCode"/>
-      </w:pPr>
-      <w:r>
-        <w:t xml:space="preserve">            report(SystemFolder, "ping.exe",</w:t>
-      </w:r>
-    </w:p>
-    <w:p>
-      <w:pPr>
-        <w:pStyle w:val="SourceCode"/>
-      </w:pPr>
-      <w:r>
-        <w:t xml:space="preserve">                   ["-n", "1", "-w", ?ICMP_TIMEOUT_MS, Target]);</w:t>
-      </w:r>
-    </w:p>
-    <w:p>
-      <w:pPr>
-        <w:pStyle w:val="SourceCode"/>
-      </w:pPr>
-      <w:r>
-        <w:t xml:space="preserve">        false -&gt;</w:t>
-      </w:r>
-    </w:p>
-    <w:p>
-      <w:pPr>
-        <w:pStyle w:val="SourceCode"/>
-      </w:pPr>
-      <w:r>
-        <w:t xml:space="preserve">            io:format(standard_error,</w:t>
-      </w:r>
-    </w:p>
-    <w:p>
-      <w:pPr>
-        <w:pStyle w:val="SourceCode"/>
-      </w:pPr>
-      <w:r>
-        <w:t xml:space="preserve">                      "Error: \"~s\" is not a host name or an IP address; "</w:t>
-      </w:r>
-    </w:p>
-    <w:p>
-      <w:pPr>
-        <w:pStyle w:val="SourceCode"/>
-      </w:pPr>
-      <w:r>
-        <w:t xml:space="preserve">                      "nothing was run~n", [Target])</w:t>
-      </w:r>
-    </w:p>
-    <w:p>
-      <w:pPr>
-        <w:pStyle w:val="SourceCode"/>
-      </w:pPr>
-      <w:r>
-        <w:t xml:space="preserve">    end.</w:t>
-      </w:r>
-    </w:p>
-    <w:p>
-      <w:pPr>
-        <w:pStyle w:val="SourceCode"/>
-      </w:pPr>
-    </w:p>
-    <w:p>
-      <w:pPr>
-        <w:pStyle w:val="SourceCode"/>
-      </w:pPr>
-      <w:r>
-        <w:t>run_utilities(SystemFolder) -&gt;</w:t>
-      </w:r>
-    </w:p>
-    <w:p>
-      <w:pPr>
-        <w:pStyle w:val="SourceCode"/>
-      </w:pPr>
-      <w:r>
-        <w:t xml:space="preserve">    % The targets to ping. The last one is what an attacker might type:</w:t>
-      </w:r>
-    </w:p>
-    <w:p>
-      <w:pPr>
-        <w:pStyle w:val="SourceCode"/>
-      </w:pPr>
-      <w:r>
-        <w:t xml:space="preserve">    % through cmd.exe, the &amp; would run a second command, whoami.</w:t>
-      </w:r>
-    </w:p>
-    <w:p>
-      <w:pPr>
-        <w:pStyle w:val="SourceCode"/>
-      </w:pPr>
-      <w:r>
-        <w:t xml:space="preserve">    Targets = ["127.0.0.1", "localhost", "127.0.0.1 &amp; whoami"],</w:t>
-      </w:r>
-    </w:p>
-    <w:p>
-      <w:pPr>
-        <w:pStyle w:val="SourceCode"/>
-      </w:pPr>
-      <w:r>
-        <w:t xml:space="preserve">    lists:foreach(fun(Target) -&gt; ping_target(SystemFolder, Target) end,</w:t>
-      </w:r>
-    </w:p>
-    <w:p>
-      <w:pPr>
-        <w:pStyle w:val="SourceCode"/>
-      </w:pPr>
-      <w:r>
-        <w:t xml:space="preserve">                  Targets),</w:t>
-      </w:r>
-    </w:p>
-    <w:p>
-      <w:pPr>
-        <w:pStyle w:val="SourceCode"/>
-      </w:pPr>
-      <w:r>
-        <w:t xml:space="preserve">    report(SystemFolder, "tracert.exe",</w:t>
-      </w:r>
-    </w:p>
-    <w:p>
-      <w:pPr>
-        <w:pStyle w:val="SourceCode"/>
-      </w:pPr>
-      <w:r>
-        <w:t xml:space="preserve">           ["-d", "-h", ?TRACE_MAX_HOPS, "-w", ?TRACE_WAIT_MS, "127.0.0.1"]),</w:t>
-      </w:r>
-    </w:p>
-    <w:p>
-      <w:pPr>
-        <w:pStyle w:val="SourceCode"/>
-      </w:pPr>
-      <w:r>
-        <w:t xml:space="preserve">    % nslookup ends with exit code 0 even when the name does not exist, so</w:t>
-      </w:r>
-    </w:p>
-    <w:p>
-      <w:pPr>
-        <w:pStyle w:val="SourceCode"/>
-      </w:pPr>
-      <w:r>
-        <w:t xml:space="preserve">    % its exit code says only that it ran.</w:t>
-      </w:r>
-    </w:p>
-    <w:p>
-      <w:pPr>
-        <w:pStyle w:val="SourceCode"/>
-      </w:pPr>
-      <w:r>
-        <w:t xml:space="preserve">    report(SystemFolder, "nslookup.exe", ["localhost"]),</w:t>
-      </w:r>
-    </w:p>
-    <w:p>
-      <w:pPr>
-        <w:pStyle w:val="SourceCode"/>
-      </w:pPr>
-      <w:r>
-        <w:t xml:space="preserve">    report(SystemFolder, "nslookup.exe", ["no-such-host.invalid"]),</w:t>
-      </w:r>
-    </w:p>
-    <w:p>
-      <w:pPr>
-        <w:pStyle w:val="SourceCode"/>
-      </w:pPr>
-      <w:r>
-        <w:t xml:space="preserve">    report(SystemFolder, "ipconfig.exe", []),</w:t>
-      </w:r>
-    </w:p>
-    <w:p>
-      <w:pPr>
-        <w:pStyle w:val="SourceCode"/>
-      </w:pPr>
-      <w:r>
-        <w:t xml:space="preserve">    % curl.exe asks the Lesson 6.0a service itself. -sS prints only</w:t>
-      </w:r>
-    </w:p>
-    <w:p>
-      <w:pPr>
-        <w:pStyle w:val="SourceCode"/>
-      </w:pPr>
-      <w:r>
-        <w:t xml:space="preserve">    % errors, -o NUL throws the body away, and --max-time bounds the whole</w:t>
-      </w:r>
-    </w:p>
-    <w:p>
-      <w:pPr>
-        <w:pStyle w:val="SourceCode"/>
-      </w:pPr>
-      <w:r>
-        <w:t xml:space="preserve">    % request.</w:t>
-      </w:r>
-    </w:p>
-    <w:p>
-      <w:pPr>
-        <w:pStyle w:val="SourceCode"/>
-      </w:pPr>
-      <w:r>
-        <w:t xml:space="preserve">    report(SystemFolder, "curl.exe",</w:t>
-      </w:r>
-    </w:p>
-    <w:p>
-      <w:pPr>
-        <w:pStyle w:val="SourceCode"/>
-      </w:pPr>
-      <w:r>
-        <w:t xml:space="preserve">           ["-sS", "--ssl-revoke-best-effort", "--cacert", ?CA_FILE,</w:t>
-      </w:r>
-    </w:p>
-    <w:p>
-      <w:pPr>
-        <w:pStyle w:val="SourceCode"/>
-      </w:pPr>
-      <w:r>
-        <w:t xml:space="preserve">            "-o", "NUL", "--max-time", ?TIMEOUT_SECONDS, ?HEALTH_URL]).</w:t>
-      </w:r>
-    </w:p>
-    <w:p>
-      <w:pPr>
-        <w:pStyle w:val="SourceCode"/>
-      </w:pPr>
-    </w:p>
-    <w:p>
-      <w:pPr>
-        <w:pStyle w:val="SourceCode"/>
-      </w:pPr>
-      <w:r>
-        <w:t>main() -&gt;</w:t>
-      </w:r>
-    </w:p>
-    <w:p>
-      <w:pPr>
-        <w:pStyle w:val="SourceCode"/>
-      </w:pPr>
-      <w:r>
-        <w:t xml:space="preserve">    % Remember, os:getenv gives a variable's text, or false when it does</w:t>
-      </w:r>
-    </w:p>
-    <w:p>
-      <w:pPr>
-        <w:pStyle w:val="SourceCode"/>
-      </w:pPr>
-      <w:r>
-        <w:t xml:space="preserve">    % not exist (Lesson 2.14a). SystemRoot names the Windows folder,</w:t>
-      </w:r>
-    </w:p>
-    <w:p>
-      <w:pPr>
-        <w:pStyle w:val="SourceCode"/>
-      </w:pPr>
-      <w:r>
-        <w:t xml:space="preserve">    % usually C:\Windows; the utilities live in its System32 folder.</w:t>
-      </w:r>
-    </w:p>
-    <w:p>
-      <w:pPr>
-        <w:pStyle w:val="SourceCode"/>
-      </w:pPr>
-      <w:r>
-        <w:t xml:space="preserve">    % init:stop(1) ends Erlang with exit code 1 (Lesson 2.11a).</w:t>
-      </w:r>
-    </w:p>
-    <w:p>
-      <w:pPr>
-        <w:pStyle w:val="SourceCode"/>
-      </w:pPr>
-      <w:r>
-        <w:t xml:space="preserve">    case os:getenv("SystemRoot") of</w:t>
-      </w:r>
-    </w:p>
-    <w:p>
-      <w:pPr>
-        <w:pStyle w:val="SourceCode"/>
-      </w:pPr>
-      <w:r>
-        <w:t xml:space="preserve">        false -&gt;</w:t>
-      </w:r>
-    </w:p>
-    <w:p>
-      <w:pPr>
-        <w:pStyle w:val="SourceCode"/>
-      </w:pPr>
-      <w:r>
-        <w:t xml:space="preserve">            io:format(standard_error, "Error: SystemRoot is not set~n", []),</w:t>
-      </w:r>
-    </w:p>
-    <w:p>
-      <w:pPr>
-        <w:pStyle w:val="SourceCode"/>
-      </w:pPr>
-      <w:r>
-        <w:t xml:space="preserve">            init:stop(1);</w:t>
-      </w:r>
-    </w:p>
-    <w:p>
-      <w:pPr>
-        <w:pStyle w:val="SourceCode"/>
-        <w:keepNext/>
-      </w:pPr>
-      <w:r>
-        <w:t xml:space="preserve">        SystemRoot -&gt;</w:t>
-      </w:r>
-    </w:p>
-    <w:p>
-      <w:pPr>
-        <w:pStyle w:val="SourceCode"/>
-        <w:keepNext/>
-      </w:pPr>
-      <w:r>
-        <w:t xml:space="preserve">            run_utilities(SystemRoot ++ "\\System32\\")</w:t>
-      </w:r>
-    </w:p>
-    <w:p>
-      <w:pPr>
-        <w:pStyle w:val="SourceCode"/>
-      </w:pPr>
-      <w:r>
-        <w:t xml:space="preserve">    end.</w:t>
+        <w:t>solidity/script/NetworkUtilities.s.sol</w:t>
+      </w:r>
+    </w:p>
+    <w:p>
+      <w:pPr>
+        <w:pStyle w:val="SourceCode"/>
+        <w:keepNext/>
+      </w:pPr>
+      <w:r>
+        <w:t>// SPDX-License-Identifier: MIT</w:t>
+      </w:r>
+    </w:p>
+    <w:p>
+      <w:pPr>
+        <w:pStyle w:val="SourceCode"/>
+        <w:keepNext/>
+      </w:pPr>
+      <w:r>
+        <w:t>// Remember, every file starts with a license line and pragma; forge</w:t>
+      </w:r>
+    </w:p>
+    <w:p>
+      <w:pPr>
+        <w:pStyle w:val="SourceCode"/>
+      </w:pPr>
+      <w:r>
+        <w:t>// script runs a contract that "is Script", and console prints.</w:t>
+      </w:r>
+    </w:p>
+    <w:p>
+      <w:pPr>
+        <w:pStyle w:val="SourceCode"/>
+      </w:pPr>
+      <w:r>
+        <w:t>pragma solidity ^0.8.20;</w:t>
+      </w:r>
+    </w:p>
+    <w:p>
+      <w:pPr>
+        <w:pStyle w:val="SourceCode"/>
+      </w:pPr>
+    </w:p>
+    <w:p>
+      <w:pPr>
+        <w:pStyle w:val="SourceCode"/>
+      </w:pPr>
+      <w:r>
+        <w:t>import {Script, console} from "forge-std/Script.sol";</w:t>
+      </w:r>
+    </w:p>
+    <w:p>
+      <w:pPr>
+        <w:pStyle w:val="SourceCode"/>
+      </w:pPr>
+      <w:r>
+        <w:t>// Remember, an import names the items this file uses, in braces: the</w:t>
+      </w:r>
+    </w:p>
+    <w:p>
+      <w:pPr>
+        <w:pStyle w:val="SourceCode"/>
+      </w:pPr>
+      <w:r>
+        <w:t>// address table library and the host name library, copied from Lesson</w:t>
+      </w:r>
+    </w:p>
+    <w:p>
+      <w:pPr>
+        <w:pStyle w:val="SourceCode"/>
+      </w:pPr>
+      <w:r>
+        <w:t>// 7.2a.</w:t>
+      </w:r>
+    </w:p>
+    <w:p>
+      <w:pPr>
+        <w:pStyle w:val="SourceCode"/>
+      </w:pPr>
+      <w:r>
+        <w:t>import {AddressTable} from "./AddressTable.sol";</w:t>
+      </w:r>
+    </w:p>
+    <w:p>
+      <w:pPr>
+        <w:pStyle w:val="SourceCode"/>
+      </w:pPr>
+      <w:r>
+        <w:t>import {HostNames} from "./HostNames.sol";</w:t>
+      </w:r>
+    </w:p>
+    <w:p>
+      <w:pPr>
+        <w:pStyle w:val="SourceCode"/>
+      </w:pPr>
+    </w:p>
+    <w:p>
+      <w:pPr>
+        <w:pStyle w:val="SourceCode"/>
+      </w:pPr>
+      <w:r>
+        <w:t>contract NetworkUtilities is Script {</w:t>
+      </w:r>
+    </w:p>
+    <w:p>
+      <w:pPr>
+        <w:pStyle w:val="SourceCode"/>
+      </w:pPr>
+      <w:r>
+        <w:t xml:space="preserve">    // Remember, Lesson 6.0a's server answers GET /api/v1/health.</w:t>
+      </w:r>
+    </w:p>
+    <w:p>
+      <w:pPr>
+        <w:pStyle w:val="SourceCode"/>
+      </w:pPr>
+      <w:r>
+        <w:t xml:space="preserve">    string constant HEALTH_URL = "https://127.0.0.1:8765/api/v1/health";</w:t>
+      </w:r>
+    </w:p>
+    <w:p>
+      <w:pPr>
+        <w:pStyle w:val="SourceCode"/>
+      </w:pPr>
+    </w:p>
+    <w:p>
+      <w:pPr>
+        <w:pStyle w:val="SourceCode"/>
+      </w:pPr>
+      <w:r>
+        <w:t xml:space="preserve">    // Logs one tool and its last argument, the target, as the other</w:t>
+      </w:r>
+    </w:p>
+    <w:p>
+      <w:pPr>
+        <w:pStyle w:val="SourceCode"/>
+      </w:pPr>
+      <w:r>
+        <w:t xml:space="preserve">    // languages print them, with not available in place of the exit code:</w:t>
+      </w:r>
+    </w:p>
+    <w:p>
+      <w:pPr>
+        <w:pStyle w:val="SourceCode"/>
+      </w:pPr>
+      <w:r>
+        <w:t xml:space="preserve">    // a contract cannot start a program.</w:t>
+      </w:r>
+    </w:p>
+    <w:p>
+      <w:pPr>
+        <w:pStyle w:val="SourceCode"/>
+      </w:pPr>
+      <w:r>
+        <w:t xml:space="preserve">    function report(string memory tool, string memory lastArgument)</w:t>
+      </w:r>
+    </w:p>
+    <w:p>
+      <w:pPr>
+        <w:pStyle w:val="SourceCode"/>
+      </w:pPr>
+      <w:r>
+        <w:t xml:space="preserve">        internal</w:t>
+      </w:r>
+    </w:p>
+    <w:p>
+      <w:pPr>
+        <w:pStyle w:val="SourceCode"/>
+      </w:pPr>
+      <w:r>
+        <w:t xml:space="preserve">        pure</w:t>
+      </w:r>
+    </w:p>
+    <w:p>
+      <w:pPr>
+        <w:pStyle w:val="SourceCode"/>
+      </w:pPr>
+      <w:r>
+        <w:t xml:space="preserve">    {</w:t>
+      </w:r>
+    </w:p>
+    <w:p>
+      <w:pPr>
+        <w:pStyle w:val="SourceCode"/>
+      </w:pPr>
+      <w:r>
+        <w:t xml:space="preserve">        console.log("%s %s: not available in a contract", tool, lastArgument);</w:t>
+      </w:r>
+    </w:p>
+    <w:p>
+      <w:pPr>
+        <w:pStyle w:val="SourceCode"/>
+      </w:pPr>
+      <w:r>
+        <w:t xml:space="preserve">    }</w:t>
+      </w:r>
+    </w:p>
+    <w:p>
+      <w:pPr>
+        <w:pStyle w:val="SourceCode"/>
+      </w:pPr>
+    </w:p>
+    <w:p>
+      <w:pPr>
+        <w:pStyle w:val="SourceCode"/>
+      </w:pPr>
+      <w:r>
+        <w:t xml:space="preserve">    // Handles one target given as text: only a valid host name would be</w:t>
+      </w:r>
+    </w:p>
+    <w:p>
+      <w:pPr>
+        <w:pStyle w:val="SourceCode"/>
+      </w:pPr>
+      <w:r>
+        <w:t xml:space="preserve">    // pinged; anything else gives the other languages' Error line.</w:t>
+      </w:r>
+    </w:p>
+    <w:p>
+      <w:pPr>
+        <w:pStyle w:val="SourceCode"/>
+      </w:pPr>
+      <w:r>
+        <w:t xml:space="preserve">    // Remember, a script has no error stream, so Error lines are log lines</w:t>
+      </w:r>
+    </w:p>
+    <w:p>
+      <w:pPr>
+        <w:pStyle w:val="SourceCode"/>
+      </w:pPr>
+      <w:r>
+        <w:t xml:space="preserve">    // too, and side-by-side literals join.</w:t>
+      </w:r>
+    </w:p>
+    <w:p>
+      <w:pPr>
+        <w:pStyle w:val="SourceCode"/>
+      </w:pPr>
+      <w:r>
+        <w:t xml:space="preserve">    function pingTarget(string memory targetText) internal pure {</w:t>
+      </w:r>
+    </w:p>
+    <w:p>
+      <w:pPr>
+        <w:pStyle w:val="SourceCode"/>
+      </w:pPr>
+      <w:r>
+        <w:t xml:space="preserve">        if (HostNames.isValidHostname(targetText)) {</w:t>
+      </w:r>
+    </w:p>
+    <w:p>
+      <w:pPr>
+        <w:pStyle w:val="SourceCode"/>
+      </w:pPr>
+      <w:r>
+        <w:t xml:space="preserve">            report("ping.exe", targetText);</w:t>
+      </w:r>
+    </w:p>
+    <w:p>
+      <w:pPr>
+        <w:pStyle w:val="SourceCode"/>
+      </w:pPr>
+      <w:r>
+        <w:t xml:space="preserve">        } else {</w:t>
+      </w:r>
+    </w:p>
+    <w:p>
+      <w:pPr>
+        <w:pStyle w:val="SourceCode"/>
+      </w:pPr>
+      <w:r>
+        <w:t xml:space="preserve">            console.log(</w:t>
+      </w:r>
+    </w:p>
+    <w:p>
+      <w:pPr>
+        <w:pStyle w:val="SourceCode"/>
+      </w:pPr>
+      <w:r>
+        <w:t xml:space="preserve">                "Error: \"%s\" is not a host name or an IP address; "</w:t>
+      </w:r>
+    </w:p>
+    <w:p>
+      <w:pPr>
+        <w:pStyle w:val="SourceCode"/>
+      </w:pPr>
+      <w:r>
+        <w:t xml:space="preserve">                "nothing was run",</w:t>
+      </w:r>
+    </w:p>
+    <w:p>
+      <w:pPr>
+        <w:pStyle w:val="SourceCode"/>
+      </w:pPr>
+      <w:r>
+        <w:t xml:space="preserve">                targetText</w:t>
+      </w:r>
+    </w:p>
+    <w:p>
+      <w:pPr>
+        <w:pStyle w:val="SourceCode"/>
+      </w:pPr>
+      <w:r>
+        <w:t xml:space="preserve">            );</w:t>
+      </w:r>
+    </w:p>
+    <w:p>
+      <w:pPr>
+        <w:pStyle w:val="SourceCode"/>
+      </w:pPr>
+      <w:r>
+        <w:t xml:space="preserve">        }</w:t>
+      </w:r>
+    </w:p>
+    <w:p>
+      <w:pPr>
+        <w:pStyle w:val="SourceCode"/>
+      </w:pPr>
+      <w:r>
+        <w:t xml:space="preserve">    }</w:t>
+      </w:r>
+    </w:p>
+    <w:p>
+      <w:pPr>
+        <w:pStyle w:val="SourceCode"/>
+      </w:pPr>
+    </w:p>
+    <w:p>
+      <w:pPr>
+        <w:pStyle w:val="SourceCode"/>
+      </w:pPr>
+      <w:r>
+        <w:t xml:space="preserve">    function run() public pure {</w:t>
+      </w:r>
+    </w:p>
+    <w:p>
+      <w:pPr>
+        <w:pStyle w:val="SourceCode"/>
+      </w:pPr>
+      <w:r>
+        <w:t xml:space="preserve">        // 127.0.0.1 is given as bytes4, an address by its type, so it</w:t>
+      </w:r>
+    </w:p>
+    <w:p>
+      <w:pPr>
+        <w:pStyle w:val="SourceCode"/>
+      </w:pPr>
+      <w:r>
+        <w:t xml:space="preserve">        // needs no check (Lesson 7.1a); the two texts are checked.</w:t>
+      </w:r>
+    </w:p>
+    <w:p>
+      <w:pPr>
+        <w:pStyle w:val="SourceCode"/>
+      </w:pPr>
+      <w:r>
+        <w:t xml:space="preserve">        bytes4 loopbackAddress = AddressTable.ipv4(127, 0, 0, 1);</w:t>
+      </w:r>
+    </w:p>
+    <w:p>
+      <w:pPr>
+        <w:pStyle w:val="SourceCode"/>
+      </w:pPr>
+      <w:r>
+        <w:t xml:space="preserve">        report("ping.exe", AddressTable.writeIpv4(loopbackAddress));</w:t>
+      </w:r>
+    </w:p>
+    <w:p>
+      <w:pPr>
+        <w:pStyle w:val="SourceCode"/>
+      </w:pPr>
+      <w:r>
+        <w:t xml:space="preserve">        pingTarget("localhost");</w:t>
+      </w:r>
+    </w:p>
+    <w:p>
+      <w:pPr>
+        <w:pStyle w:val="SourceCode"/>
+      </w:pPr>
+      <w:r>
+        <w:t xml:space="preserve">        pingTarget("127.0.0.1 &amp; whoami");</w:t>
+      </w:r>
+    </w:p>
+    <w:p>
+      <w:pPr>
+        <w:pStyle w:val="SourceCode"/>
+      </w:pPr>
+      <w:r>
+        <w:t xml:space="preserve">        report("tracert.exe", "127.0.0.1");</w:t>
+      </w:r>
+    </w:p>
+    <w:p>
+      <w:pPr>
+        <w:pStyle w:val="SourceCode"/>
+      </w:pPr>
+      <w:r>
+        <w:t xml:space="preserve">        report("nslookup.exe", "localhost");</w:t>
+      </w:r>
+    </w:p>
+    <w:p>
+      <w:pPr>
+        <w:pStyle w:val="SourceCode"/>
+      </w:pPr>
+      <w:r>
+        <w:t xml:space="preserve">        report("nslookup.exe", "no-such-host.invalid");</w:t>
+      </w:r>
+    </w:p>
+    <w:p>
+      <w:pPr>
+        <w:pStyle w:val="SourceCode"/>
+      </w:pPr>
+      <w:r>
+        <w:t xml:space="preserve">        console.log("ipconfig.exe: not available in a contract");</w:t>
+      </w:r>
+    </w:p>
+    <w:p>
+      <w:pPr>
+        <w:pStyle w:val="SourceCode"/>
+        <w:keepNext/>
+      </w:pPr>
+      <w:r>
+        <w:t xml:space="preserve">        report("curl.exe", HEALTH_URL);</w:t>
+      </w:r>
+    </w:p>
+    <w:p>
+      <w:pPr>
+        <w:pStyle w:val="SourceCode"/>
+        <w:keepNext/>
+      </w:pPr>
+      <w:r>
+        <w:t xml:space="preserve">    }</w:t>
+      </w:r>
+    </w:p>
+    <w:p>
+      <w:pPr>
+        <w:pStyle w:val="SourceCode"/>
+      </w:pPr>
+      <w:r>
+        <w:t>}</w:t>
       </w:r>
     </w:p>
     <w:p>
@@ -15260,7 +16525,7 @@
         <w:keepNext/>
       </w:pPr>
       <w:r>
-        <w:t>erlc -o .\erlang .\erlang\address_table.erl .\erlang\host_names.erl `</w:t>
+        <w:t>forge build --root .\solidity</w:t>
       </w:r>
     </w:p>
     <w:p>
@@ -15269,21 +16534,303 @@
         <w:keepNext/>
       </w:pPr>
       <w:r>
-        <w:t xml:space="preserve">    .\erlang\network_utilities.erl</w:t>
+        <w:t>forge script --root .\solidity ./solidity/script/NetworkUtilities.s.sol</w:t>
       </w:r>
     </w:p>
     <w:p>
       <w:pPr>
         <w:pStyle w:val="CommandBlock"/>
-        <w:keepNext/>
-      </w:pPr>
-      <w:r>
-        <w:t>erl -noshell -pa .\erlang -s network_utilities main -s init stop</w:t>
+      </w:pPr>
+      <w:r>
+        <w:t>$LASTEXITCODE</w:t>
+      </w:r>
+    </w:p>
+    <w:p>
+      <w:pPr>
+        <w:keepNext/>
+      </w:pPr>
+    </w:p>
+    <w:p>
+      <w:pPr>
+        <w:pStyle w:val="Heading3"/>
+      </w:pPr>
+      <w:r>
+        <w:t>Linux or macOS Build and Run</w:t>
       </w:r>
     </w:p>
     <w:p>
       <w:pPr>
         <w:pStyle w:val="CommandBlock"/>
+        <w:keepNext/>
+      </w:pPr>
+      <w:r>
+        <w:t>forge build --root ./solidity</w:t>
+      </w:r>
+    </w:p>
+    <w:p>
+      <w:pPr>
+        <w:pStyle w:val="CommandBlock"/>
+        <w:keepNext/>
+      </w:pPr>
+      <w:r>
+        <w:t>forge script --root ./solidity ./solidity/script/NetworkUtilities.s.sol</w:t>
+      </w:r>
+    </w:p>
+    <w:p>
+      <w:pPr>
+        <w:pStyle w:val="CommandBlock"/>
+      </w:pPr>
+      <w:r>
+        <w:t>echo $?</w:t>
+      </w:r>
+    </w:p>
+    <w:p>
+      <w:pPr>
+        <w:keepNext/>
+      </w:pPr>
+    </w:p>
+    <w:p>
+      <w:pPr>
+        <w:pStyle w:val="Heading3"/>
+      </w:pPr>
+      <w:r>
+        <w:t>Production-Minded Log Lines</w:t>
+      </w:r>
+    </w:p>
+    <w:p>
+      <w:pPr>
+        <w:keepNext/>
+      </w:pPr>
+      <w:r>
+        <w:t>Under == Logs ==, the Production-Minded script logs these lines:</w:t>
+      </w:r>
+    </w:p>
+    <w:p>
+      <w:pPr>
+        <w:keepNext/>
+      </w:pPr>
+    </w:p>
+    <w:p>
+      <w:pPr>
+        <w:pStyle w:val="RequiredOutput"/>
+        <w:keepNext/>
+      </w:pPr>
+      <w:r>
+        <w:t>ping.exe 127.0.0.1: not available in a contract</w:t>
+      </w:r>
+    </w:p>
+    <w:p>
+      <w:pPr>
+        <w:pStyle w:val="RequiredOutput"/>
+        <w:keepNext/>
+      </w:pPr>
+      <w:r>
+        <w:t>ping.exe localhost: not available in a contract</w:t>
+      </w:r>
+    </w:p>
+    <w:p>
+      <w:pPr>
+        <w:pStyle w:val="RequiredOutput"/>
+        <w:keepNext/>
+      </w:pPr>
+      <w:r>
+        <w:t>Error: "127.0.0.1 &amp; whoami" is not a host name or an IP address; nothing was run</w:t>
+      </w:r>
+    </w:p>
+    <w:p>
+      <w:pPr>
+        <w:pStyle w:val="RequiredOutput"/>
+        <w:keepNext/>
+      </w:pPr>
+      <w:r>
+        <w:t>tracert.exe 127.0.0.1: not available in a contract</w:t>
+      </w:r>
+    </w:p>
+    <w:p>
+      <w:pPr>
+        <w:pStyle w:val="RequiredOutput"/>
+        <w:keepNext/>
+      </w:pPr>
+      <w:r>
+        <w:t>nslookup.exe localhost: not available in a contract</w:t>
+      </w:r>
+    </w:p>
+    <w:p>
+      <w:pPr>
+        <w:pStyle w:val="RequiredOutput"/>
+        <w:keepNext/>
+      </w:pPr>
+      <w:r>
+        <w:t>nslookup.exe no-such-host.invalid: not available in a contract</w:t>
+      </w:r>
+    </w:p>
+    <w:p>
+      <w:pPr>
+        <w:pStyle w:val="RequiredOutput"/>
+        <w:keepNext/>
+      </w:pPr>
+      <w:r>
+        <w:t>ipconfig.exe: not available in a contract</w:t>
+      </w:r>
+    </w:p>
+    <w:p>
+      <w:pPr>
+        <w:pStyle w:val="RequiredOutput"/>
+      </w:pPr>
+      <w:r>
+        <w:t>curl.exe https://127.0.0.1:8765/api/v1/health: not available in a contract</w:t>
+      </w:r>
+    </w:p>
+    <w:p>
+      <w:pPr>
+        <w:keepNext/>
+      </w:pPr>
+    </w:p>
+    <w:p>
+      <w:pPr>
+        <w:pStyle w:val="Heading3"/>
+      </w:pPr>
+      <w:r>
+        <w:t>Check Your Results</w:t>
+      </w:r>
+    </w:p>
+    <w:p>
+      <w:r>
+        <w:t>The script's lines under == Logs == must be the Production-Minded Log Lines above, then $LASTEXITCODE (echo $? on Linux or macOS) prints 0.</w:t>
+      </w:r>
+    </w:p>
+    <w:p>
+      <w:pPr>
+        <w:keepNext/>
+      </w:pPr>
+    </w:p>
+    <w:p>
+      <w:pPr>
+        <w:pStyle w:val="Heading3"/>
+      </w:pPr>
+      <w:r>
+        <w:t>Windows PowerShell Start the Chain</w:t>
+      </w:r>
+    </w:p>
+    <w:p>
+      <w:pPr>
+        <w:keepNext/>
+      </w:pPr>
+      <w:r>
+        <w:t>In Terminal 1, in the lesson-7.8-extended folder, start anvil. Remember, anvil prints its banner, ending with Listening on 127.0.0.1:8545, and runs until you press Ctrl+C (Lesson 6.0a).</w:t>
+      </w:r>
+    </w:p>
+    <w:p>
+      <w:pPr>
+        <w:keepNext/>
+      </w:pPr>
+    </w:p>
+    <w:p>
+      <w:pPr>
+        <w:pStyle w:val="CommandBlock"/>
+      </w:pPr>
+      <w:r>
+        <w:t>anvil</w:t>
+      </w:r>
+    </w:p>
+    <w:p>
+      <w:pPr>
+        <w:keepNext/>
+      </w:pPr>
+    </w:p>
+    <w:p>
+      <w:pPr>
+        <w:pStyle w:val="Heading3"/>
+      </w:pPr>
+      <w:r>
+        <w:t>Windows PowerShell Listener Check</w:t>
+      </w:r>
+    </w:p>
+    <w:p>
+      <w:pPr>
+        <w:keepNext/>
+      </w:pPr>
+      <w:r>
+        <w:t>In Terminal 2, find anvil's listener with netstat, as The Service Side found the course server's:</w:t>
+      </w:r>
+    </w:p>
+    <w:p>
+      <w:pPr>
+        <w:keepNext/>
+      </w:pPr>
+    </w:p>
+    <w:p>
+      <w:pPr>
+        <w:pStyle w:val="CommandBlock"/>
+      </w:pPr>
+      <w:r>
+        <w:t>(netstat -ano -p TCP | Select-String "127.0.0.1:8545 +0.0.0.0:0").Line</w:t>
+      </w:r>
+    </w:p>
+    <w:p>
+      <w:pPr>
+        <w:keepNext/>
+      </w:pPr>
+    </w:p>
+    <w:p>
+      <w:pPr>
+        <w:keepNext/>
+      </w:pPr>
+      <w:r>
+        <w:t>anvil listens on 127.0.0.1 port 8545; the last column is anvil's process id, which differs on every run:</w:t>
+      </w:r>
+    </w:p>
+    <w:p>
+      <w:pPr>
+        <w:keepNext/>
+      </w:pPr>
+    </w:p>
+    <w:p>
+      <w:pPr>
+        <w:pStyle w:val="RequiredOutput"/>
+      </w:pPr>
+      <w:r>
+        <w:t xml:space="preserve">  TCP    127.0.0.1:8545         0.0.0.0:0              LISTENING       7344</w:t>
+      </w:r>
+    </w:p>
+    <w:p>
+      <w:pPr>
+        <w:keepNext/>
+      </w:pPr>
+    </w:p>
+    <w:p>
+      <w:pPr>
+        <w:pStyle w:val="Heading3"/>
+      </w:pPr>
+      <w:r>
+        <w:t>Windows PowerShell Reachability Check</w:t>
+      </w:r>
+    </w:p>
+    <w:p>
+      <w:pPr>
+        <w:keepNext/>
+      </w:pPr>
+      <w:r>
+        <w:t>Still in Terminal 2, ask anvil for its newest block's number, then print cast's exit code:</w:t>
+      </w:r>
+    </w:p>
+    <w:p>
+      <w:pPr>
+        <w:keepNext/>
+      </w:pPr>
+    </w:p>
+    <w:p>
+      <w:pPr>
+        <w:pStyle w:val="CommandBlock"/>
+        <w:keepNext/>
+      </w:pPr>
+      <w:r>
+        <w:t>cast block-number --rpc-url http://127.0.0.1:8545</w:t>
+      </w:r>
+    </w:p>
+    <w:p>
+      <w:pPr>
+        <w:pStyle w:val="CommandBlock"/>
       </w:pPr>
       <w:r>
         <w:t>$LASTEXITCODE</w:t>
@@ -15296,15 +16843,111 @@
     </w:p>
     <w:p>
       <w:pPr>
+        <w:keepNext/>
+      </w:pPr>
+      <w:r>
+        <w:t>anvil answers 0, its first block, and cast ends with exit code 0:</w:t>
+      </w:r>
+    </w:p>
+    <w:p>
+      <w:pPr>
+        <w:keepNext/>
+      </w:pPr>
+    </w:p>
+    <w:p>
+      <w:pPr>
+        <w:pStyle w:val="RequiredOutput"/>
+        <w:keepNext/>
+      </w:pPr>
+      <w:r>
+        <w:t>0</w:t>
+      </w:r>
+    </w:p>
+    <w:p>
+      <w:pPr>
+        <w:pStyle w:val="RequiredOutput"/>
+      </w:pPr>
+      <w:r>
+        <w:t>0</w:t>
+      </w:r>
+    </w:p>
+    <w:p>
+      <w:pPr>
+        <w:keepNext/>
+      </w:pPr>
+    </w:p>
+    <w:p>
+      <w:r>
+        <w:t>Now press Ctrl+C in Terminal 1 to stop anvil.</w:t>
+      </w:r>
+    </w:p>
+    <w:p>
+      <w:pPr>
+        <w:keepNext/>
+      </w:pPr>
+    </w:p>
+    <w:p>
+      <w:pPr>
         <w:pStyle w:val="Heading3"/>
       </w:pPr>
       <w:r>
-        <w:t>Linux or macOS Build and Run</w:t>
-      </w:r>
-    </w:p>
-    <w:p>
-      <w:r>
-        <w:t>As in the Basic section, the program runs only on Windows.</w:t>
+        <w:t>Windows PowerShell Chain Stopped</w:t>
+      </w:r>
+    </w:p>
+    <w:p>
+      <w:pPr>
+        <w:keepNext/>
+      </w:pPr>
+      <w:r>
+        <w:t>In Terminal 2, ask again:</w:t>
+      </w:r>
+    </w:p>
+    <w:p>
+      <w:pPr>
+        <w:keepNext/>
+      </w:pPr>
+    </w:p>
+    <w:p>
+      <w:pPr>
+        <w:pStyle w:val="CommandBlock"/>
+        <w:keepNext/>
+      </w:pPr>
+      <w:r>
+        <w:t>cast block-number --rpc-url http://127.0.0.1:8545</w:t>
+      </w:r>
+    </w:p>
+    <w:p>
+      <w:pPr>
+        <w:pStyle w:val="CommandBlock"/>
+      </w:pPr>
+      <w:r>
+        <w:t>$LASTEXITCODE</w:t>
+      </w:r>
+    </w:p>
+    <w:p>
+      <w:pPr>
+        <w:keepNext/>
+      </w:pPr>
+    </w:p>
+    <w:p>
+      <w:pPr>
+        <w:keepNext/>
+      </w:pPr>
+      <w:r>
+        <w:t>cast cannot connect. After about 2 seconds of Windows' retries, it prints its Error line on the error stream, ending in (os error 10061), Windows' number for a refused connection, and ends with exit code 1. The exit code alone says that the service did not answer:</w:t>
+      </w:r>
+    </w:p>
+    <w:p>
+      <w:pPr>
+        <w:keepNext/>
+      </w:pPr>
+    </w:p>
+    <w:p>
+      <w:pPr>
+        <w:pStyle w:val="RequiredOutput"/>
+      </w:pPr>
+      <w:r>
+        <w:t>1</w:t>
       </w:r>
     </w:p>
     <w:p>
@@ -15317,12 +16960,64 @@
         <w:pStyle w:val="Heading3"/>
       </w:pPr>
       <w:r>
+        <w:t>Linux or macOS Chain Checks</w:t>
+      </w:r>
+    </w:p>
+    <w:p>
+      <w:pPr>
+        <w:keepNext/>
+      </w:pPr>
+      <w:r>
+        <w:t>Start anvil in one terminal, then in a second terminal run these, once while anvil runs and once after Ctrl+C stops it. ss -ltn lists the listening TCP endpoints, and the filter keeps port 8545 (on macOS, lsof -iTCP:8545 -sTCP:LISTEN does the same).</w:t>
+      </w:r>
+    </w:p>
+    <w:p>
+      <w:pPr>
+        <w:keepNext/>
+      </w:pPr>
+    </w:p>
+    <w:p>
+      <w:pPr>
+        <w:pStyle w:val="CommandBlock"/>
+        <w:keepNext/>
+      </w:pPr>
+      <w:r>
+        <w:t>ss -ltn 'sport = :8545'</w:t>
+      </w:r>
+    </w:p>
+    <w:p>
+      <w:pPr>
+        <w:pStyle w:val="CommandBlock"/>
+        <w:keepNext/>
+      </w:pPr>
+      <w:r>
+        <w:t>cast block-number --rpc-url http://127.0.0.1:8545</w:t>
+      </w:r>
+    </w:p>
+    <w:p>
+      <w:pPr>
+        <w:pStyle w:val="CommandBlock"/>
+      </w:pPr>
+      <w:r>
+        <w:t>echo $?</w:t>
+      </w:r>
+    </w:p>
+    <w:p>
+      <w:pPr>
+        <w:keepNext/>
+      </w:pPr>
+    </w:p>
+    <w:p>
+      <w:pPr>
+        <w:pStyle w:val="Heading3"/>
+      </w:pPr>
+      <w:r>
         <w:t>Check Your Results</w:t>
       </w:r>
     </w:p>
     <w:p>
       <w:r>
-        <w:t>erlc prints nothing when the modules compile. Your screen must show the Production-Minded lines of the Required Clean-Run Output in Validation Rules, with the Error line on the error stream, then $LASTEXITCODE prints 0.</w:t>
+        <w:t>The Listener Check must print one LISTENING line for 127.0.0.1:8545. The Reachability Check must print 0 twice. With anvil stopped, $LASTEXITCODE must print 1. If cast fails in the Reachability Check, anvil is not running.</w:t>
       </w:r>
     </w:p>
     <w:p>
@@ -15348,7 +17043,7 @@
         <w:pStyle w:val="ListBullet"/>
       </w:pPr>
       <w:r>
-        <w:t>try ... of Port -&gt; wait_for_exit(Port) catch guards only open_port: an error while waiting would not be caught, and none is expected.</w:t>
+        <w:t>The scripts make no exit code up: a contract that needs to know whether a service answers must be told by a program outside the chain.</w:t>
       </w:r>
     </w:p>
     <w:p>
@@ -15356,7 +17051,7 @@
         <w:pStyle w:val="ListBullet"/>
       </w:pPr>
       <w:r>
-        <w:t>print_result has two clauses: Erlang tries [] first, so a tool with no arguments never reaches lists:last, which would fail on an empty list.</w:t>
+        <w:t>cast is judged here exactly as Lesson 7.8 judges curl.exe: its words are thrown away, and its exit code is the result.</w:t>
       </w:r>
     </w:p>
     <w:p>
@@ -15364,33 +17059,501 @@
         <w:pStyle w:val="ListBullet"/>
       </w:pPr>
       <w:r>
-        <w:t>"\"~s\"" in the Error line: \" puts a double quote into Erlang text, so the refused target is printed in quotes.</w:t>
-      </w:r>
+        <w:t>Solidity has no Challenge here: with no exit code, there is nothing for curlMeaning to explain.</w:t>
+      </w:r>
+    </w:p>
+    <w:p>
+      <w:pPr>
+        <w:keepNext/>
+      </w:pPr>
+    </w:p>
+    <w:p>
+      <w:pPr>
+        <w:pStyle w:val="Heading3"/>
+      </w:pPr>
+      <w:r>
+        <w:t>Basic and Production-Minded Comparison</w:t>
+      </w:r>
+    </w:p>
+    <w:p>
+      <w:r>
+        <w:t>Both scripts log each command with not available in a contract; the Production-Minded script adds the target check and its Error line, and then anvil's listener and cast's exit code with anvil running and stopped.</w:t>
+      </w:r>
+    </w:p>
+    <w:p>
+      <w:pPr>
+        <w:keepNext/>
+      </w:pPr>
+    </w:p>
+    <w:p>
+      <w:pPr>
+        <w:keepNext/>
+      </w:pPr>
+    </w:p>
+    <w:p>
+      <w:pPr>
+        <w:keepNext/>
+      </w:pPr>
+    </w:p>
+    <w:p>
+      <w:pPr>
+        <w:pStyle w:val="Heading1"/>
+      </w:pPr>
+      <w:r>
+        <w:t>Supporting Files</w:t>
+      </w:r>
+    </w:p>
+    <w:p>
+      <w:r>
+        <w:t>Cargo.toml is the file cargo init wrote, shown here so you can check yours; cargo init does not write the comment lines, which are this lesson's notes about the file, and the blank lines may differ. Cargo.toml names this lesson's package, network_utilities, with edition 2024, and lists no crates. src/lib.rs, which you typed in Project Setup, makes the project a library too, holding the two modules copied from Lesson 7.2a. foundry.toml is copied unchanged from lesson-7.2-extended in the Copy Setup.</w:t>
+      </w:r>
+    </w:p>
+    <w:p>
+      <w:pPr>
+        <w:keepNext/>
+      </w:pPr>
+    </w:p>
+    <w:p>
+      <w:pPr>
+        <w:keepNext/>
+      </w:pPr>
+    </w:p>
+    <w:p>
+      <w:pPr>
+        <w:pStyle w:val="Heading2"/>
+      </w:pPr>
+      <w:r>
+        <w:t>rust/Cargo.toml</w:t>
+      </w:r>
+    </w:p>
+    <w:p>
+      <w:pPr>
+        <w:pStyle w:val="SourceCode"/>
+        <w:keepNext/>
+      </w:pPr>
+      <w:r>
+        <w:t>[package]</w:t>
+      </w:r>
+    </w:p>
+    <w:p>
+      <w:pPr>
+        <w:pStyle w:val="SourceCode"/>
+        <w:keepNext/>
+      </w:pPr>
+      <w:r>
+        <w:t>name = "network_utilities"</w:t>
+      </w:r>
+    </w:p>
+    <w:p>
+      <w:pPr>
+        <w:pStyle w:val="SourceCode"/>
+        <w:keepNext/>
+      </w:pPr>
+      <w:r>
+        <w:t>version = "0.1.0"</w:t>
+      </w:r>
+    </w:p>
+    <w:p>
+      <w:pPr>
+        <w:pStyle w:val="SourceCode"/>
+        <w:keepNext/>
+      </w:pPr>
+      <w:r>
+        <w:t>edition = "2024"</w:t>
+      </w:r>
+    </w:p>
+    <w:p>
+      <w:pPr>
+        <w:pStyle w:val="SourceCode"/>
+        <w:keepNext/>
+      </w:pPr>
+    </w:p>
+    <w:p>
+      <w:pPr>
+        <w:pStyle w:val="SourceCode"/>
+        <w:keepNext/>
+      </w:pPr>
+      <w:r>
+        <w:t># Each file in src/bin is one program: basic_network_utilities and</w:t>
+      </w:r>
+    </w:p>
+    <w:p>
+      <w:pPr>
+        <w:pStyle w:val="SourceCode"/>
+        <w:keepNext/>
+      </w:pPr>
+      <w:r>
+        <w:t># network_utilities. src/lib.rs makes the project a library too,</w:t>
+      </w:r>
+    </w:p>
+    <w:p>
+      <w:pPr>
+        <w:pStyle w:val="SourceCode"/>
+        <w:keepNext/>
+      </w:pPr>
+      <w:r>
+        <w:t># network_utilities, which holds the two modules copied from Lesson 7.2a.</w:t>
+      </w:r>
+    </w:p>
+    <w:p>
+      <w:pPr>
+        <w:pStyle w:val="SourceCode"/>
+        <w:keepNext/>
+      </w:pPr>
+      <w:r>
+        <w:t># std::process comes with Rust, so the project needs no crates.</w:t>
+      </w:r>
+    </w:p>
+    <w:p>
+      <w:pPr>
+        <w:pStyle w:val="SourceCode"/>
+      </w:pPr>
+      <w:r>
+        <w:t>[dependencies]</w:t>
+      </w:r>
+    </w:p>
+    <w:p>
+      <w:pPr>
+        <w:keepNext/>
+      </w:pPr>
+    </w:p>
+    <w:p>
+      <w:pPr>
+        <w:keepNext/>
+      </w:pPr>
+    </w:p>
+    <w:p>
+      <w:pPr>
+        <w:keepNext/>
+      </w:pPr>
+    </w:p>
+    <w:p>
+      <w:pPr>
+        <w:pStyle w:val="Heading1"/>
+      </w:pPr>
+      <w:r>
+        <w:t>Validation Rules</w:t>
+      </w:r>
+    </w:p>
+    <w:p>
+      <w:r>
+        <w:t>This lesson is checked by running each program and comparing what your screen shows with the required results, by eye. No separate validator program is needed.</w:t>
+      </w:r>
+    </w:p>
+    <w:p>
+      <w:pPr>
+        <w:keepNext/>
+      </w:pPr>
     </w:p>
     <w:p>
       <w:pPr>
         <w:pStyle w:val="ListBullet"/>
       </w:pPr>
       <w:r>
-        <w:t>Without stderr_to_stdout, nslookup's error line for no-such-host.invalid would reach the screen, because a port collects only the output stream by default.</w:t>
-      </w:r>
-    </w:p>
-    <w:p>
-      <w:pPr>
-        <w:keepNext/>
-      </w:pPr>
-    </w:p>
-    <w:p>
-      <w:pPr>
-        <w:pStyle w:val="Heading3"/>
-      </w:pPr>
-      <w:r>
-        <w:t>Basic and Production-Minded Comparison</w:t>
-      </w:r>
-    </w:p>
-    <w:p>
-      <w:r>
-        <w:t>Both Erlang programs run each tool with open_port and a list and print only the exit codes; the Basic program finds four tools by name with os:find_executable, and the Production-Minded program names each by its full path, refuses a target that is not an address or a host name, turns a tool that cannot start into an Error line, and adds nslookup's missing name and curl.exe.</w:t>
+        <w:t>Run every program from the lesson-7.8-extended folder, after the Copy Setup, with the Copy Check printing 14 and True, and with the Lesson 6.0a server stopped.</w:t>
+      </w:r>
+    </w:p>
+    <w:p>
+      <w:pPr>
+        <w:pStyle w:val="ListBullet"/>
+      </w:pPr>
+      <w:r>
+        <w:t>Every line must match the expected lines exactly, in the same order, with nothing extra, not even a blank line, and no line of any tool's own report. For a Solidity run, compare the lines under == Logs ==.</w:t>
+      </w:r>
+    </w:p>
+    <w:p>
+      <w:pPr>
+        <w:pStyle w:val="ListBullet"/>
+      </w:pPr>
+      <w:r>
+        <w:t>On Windows, Assembly, Rust, and Erlang print the same lines: the Basic program four, and the Production-Minded program seven and one Error line, curl.exe's ending with exit code 7, then exit code 0.</w:t>
+      </w:r>
+    </w:p>
+    <w:p>
+      <w:pPr>
+        <w:pStyle w:val="ListBullet"/>
+      </w:pPr>
+      <w:r>
+        <w:t>Under WSL, the Linux Assembly programs print the Linux Basic Output and the Linux Production-Minded Output.</w:t>
+      </w:r>
+    </w:p>
+    <w:p>
+      <w:pPr>
+        <w:pStyle w:val="ListBullet"/>
+      </w:pPr>
+      <w:r>
+        <w:t>In The Service Side, the listener line differs only in its last column, the process id, and curl.exe's exit code is 0. In the Solidity checks, cast's exit code is 0 while anvil runs and 1 after it stops.</w:t>
+      </w:r>
+    </w:p>
+    <w:p>
+      <w:pPr>
+        <w:keepNext/>
+      </w:pPr>
+    </w:p>
+    <w:p>
+      <w:pPr>
+        <w:keepNext/>
+      </w:pPr>
+    </w:p>
+    <w:p>
+      <w:pPr>
+        <w:pStyle w:val="Heading2"/>
+      </w:pPr>
+      <w:r>
+        <w:t>Expected Values</w:t>
+      </w:r>
+    </w:p>
+    <w:p>
+      <w:pPr>
+        <w:pStyle w:val="RequiredOutput"/>
+        <w:keepNext/>
+      </w:pPr>
+      <w:r>
+        <w:t>Basic:       ping, tracert, nslookup localhost, ipconfig: exit code 0 each</w:t>
+      </w:r>
+    </w:p>
+    <w:p>
+      <w:pPr>
+        <w:pStyle w:val="RequiredOutput"/>
+        <w:keepNext/>
+      </w:pPr>
+      <w:r>
+        <w:t>Production:  ping.exe 127.0.0.1 and localhost: 0; "127.0.0.1 &amp; whoami" refused</w:t>
+      </w:r>
+    </w:p>
+    <w:p>
+      <w:pPr>
+        <w:pStyle w:val="RequiredOutput"/>
+        <w:keepNext/>
+      </w:pPr>
+      <w:r>
+        <w:t xml:space="preserve">             tracert.exe 0; nslookup.exe localhost 0; no-such-host.invalid 0</w:t>
+      </w:r>
+    </w:p>
+    <w:p>
+      <w:pPr>
+        <w:pStyle w:val="RequiredOutput"/>
+        <w:keepNext/>
+      </w:pPr>
+      <w:r>
+        <w:t xml:space="preserve">             ipconfig.exe 0; curl.exe 7, Lesson 6.0a's server stopped</w:t>
+      </w:r>
+    </w:p>
+    <w:p>
+      <w:pPr>
+        <w:pStyle w:val="RequiredOutput"/>
+        <w:keepNext/>
+      </w:pPr>
+      <w:r>
+        <w:t>Linux:       ping 0, 0; getent localhost 0, no-such-host.invalid. 2;</w:t>
+      </w:r>
+    </w:p>
+    <w:p>
+      <w:pPr>
+        <w:pStyle w:val="RequiredOutput"/>
+        <w:keepNext/>
+      </w:pPr>
+      <w:r>
+        <w:t xml:space="preserve">             ip address 0; curl 7 (no trace: traceroute is not installed)</w:t>
+      </w:r>
+    </w:p>
+    <w:p>
+      <w:pPr>
+        <w:pStyle w:val="RequiredOutput"/>
+        <w:keepNext/>
+      </w:pPr>
+      <w:r>
+        <w:t>Exit code:   0 in both layers</w:t>
+      </w:r>
+    </w:p>
+    <w:p>
+      <w:pPr>
+        <w:pStyle w:val="RequiredOutput"/>
+        <w:keepNext/>
+      </w:pPr>
+      <w:r>
+        <w:t>Service:     server running: netstat shows its listener; curl.exe 0</w:t>
+      </w:r>
+    </w:p>
+    <w:p>
+      <w:pPr>
+        <w:pStyle w:val="RequiredOutput"/>
+        <w:keepNext/>
+      </w:pPr>
+      <w:r>
+        <w:t>Solidity:    not available in a contract; cast 0 with anvil running, 1 stopped</w:t>
+      </w:r>
+    </w:p>
+    <w:p>
+      <w:pPr>
+        <w:pStyle w:val="RequiredOutput"/>
+        <w:keepNext/>
+      </w:pPr>
+      <w:r>
+        <w:t>Exercise:    route.exe print and arp.exe -a (Linux: ip route, ip neigh): 0 each</w:t>
+      </w:r>
+    </w:p>
+    <w:p>
+      <w:pPr>
+        <w:pStyle w:val="RequiredOutput"/>
+      </w:pPr>
+      <w:r>
+        <w:t>Challenge:   a Meaning line after curl.exe's line: could not connect</w:t>
+      </w:r>
+    </w:p>
+    <w:p>
+      <w:pPr>
+        <w:keepNext/>
+      </w:pPr>
+    </w:p>
+    <w:p>
+      <w:pPr>
+        <w:keepNext/>
+      </w:pPr>
+    </w:p>
+    <w:p>
+      <w:pPr>
+        <w:pStyle w:val="Heading2"/>
+      </w:pPr>
+      <w:r>
+        <w:t>Required Clean-Run Output</w:t>
+      </w:r>
+    </w:p>
+    <w:p>
+      <w:pPr>
+        <w:keepNext/>
+      </w:pPr>
+      <w:r>
+        <w:t>The Basic program, in Assembly on Windows, Rust, and Erlang:</w:t>
+      </w:r>
+    </w:p>
+    <w:p>
+      <w:pPr>
+        <w:keepNext/>
+      </w:pPr>
+    </w:p>
+    <w:p>
+      <w:pPr>
+        <w:pStyle w:val="RequiredOutput"/>
+        <w:keepNext/>
+      </w:pPr>
+      <w:r>
+        <w:t>ping -n 1 -w 1000 127.0.0.1: exit code 0</w:t>
+      </w:r>
+    </w:p>
+    <w:p>
+      <w:pPr>
+        <w:pStyle w:val="RequiredOutput"/>
+        <w:keepNext/>
+      </w:pPr>
+      <w:r>
+        <w:t>tracert -d -h 5 -w 500 127.0.0.1: exit code 0</w:t>
+      </w:r>
+    </w:p>
+    <w:p>
+      <w:pPr>
+        <w:pStyle w:val="RequiredOutput"/>
+        <w:keepNext/>
+      </w:pPr>
+      <w:r>
+        <w:t>nslookup localhost: exit code 0</w:t>
+      </w:r>
+    </w:p>
+    <w:p>
+      <w:pPr>
+        <w:pStyle w:val="RequiredOutput"/>
+      </w:pPr>
+      <w:r>
+        <w:t>ipconfig: exit code 0</w:t>
+      </w:r>
+    </w:p>
+    <w:p>
+      <w:pPr>
+        <w:keepNext/>
+      </w:pPr>
+    </w:p>
+    <w:p>
+      <w:pPr>
+        <w:keepNext/>
+      </w:pPr>
+      <w:r>
+        <w:t>The Production-Minded program, in Assembly on Windows, Rust, and Erlang, with the Lesson 6.0a server stopped, ending with exit code 0. The Error line comes on the error stream. Linux and Solidity print their own lines, which their sections show in full:</w:t>
+      </w:r>
+    </w:p>
+    <w:p>
+      <w:pPr>
+        <w:keepNext/>
+      </w:pPr>
+    </w:p>
+    <w:p>
+      <w:pPr>
+        <w:pStyle w:val="RequiredOutput"/>
+        <w:keepNext/>
+      </w:pPr>
+      <w:r>
+        <w:t>ping.exe 127.0.0.1: exit code 0</w:t>
+      </w:r>
+    </w:p>
+    <w:p>
+      <w:pPr>
+        <w:pStyle w:val="RequiredOutput"/>
+        <w:keepNext/>
+      </w:pPr>
+      <w:r>
+        <w:t>ping.exe localhost: exit code 0</w:t>
+      </w:r>
+    </w:p>
+    <w:p>
+      <w:pPr>
+        <w:pStyle w:val="RequiredOutput"/>
+        <w:keepNext/>
+      </w:pPr>
+      <w:r>
+        <w:t>Error: "127.0.0.1 &amp; whoami" is not a host name or an IP address; nothing was run</w:t>
+      </w:r>
+    </w:p>
+    <w:p>
+      <w:pPr>
+        <w:pStyle w:val="RequiredOutput"/>
+        <w:keepNext/>
+      </w:pPr>
+      <w:r>
+        <w:t>tracert.exe 127.0.0.1: exit code 0</w:t>
+      </w:r>
+    </w:p>
+    <w:p>
+      <w:pPr>
+        <w:pStyle w:val="RequiredOutput"/>
+        <w:keepNext/>
+      </w:pPr>
+      <w:r>
+        <w:t>nslookup.exe localhost: exit code 0</w:t>
+      </w:r>
+    </w:p>
+    <w:p>
+      <w:pPr>
+        <w:pStyle w:val="RequiredOutput"/>
+        <w:keepNext/>
+      </w:pPr>
+      <w:r>
+        <w:t>nslookup.exe no-such-host.invalid: exit code 0</w:t>
+      </w:r>
+    </w:p>
+    <w:p>
+      <w:pPr>
+        <w:pStyle w:val="RequiredOutput"/>
+        <w:keepNext/>
+      </w:pPr>
+      <w:r>
+        <w:t>ipconfig.exe: exit code 0</w:t>
+      </w:r>
+    </w:p>
+    <w:p>
+      <w:pPr>
+        <w:pStyle w:val="RequiredOutput"/>
+      </w:pPr>
+      <w:r>
+        <w:t>curl.exe https://127.0.0.1:8765/api/v1/health: exit code 7</w:t>
       </w:r>
     </w:p>
     <w:p>
@@ -15413,12 +17576,208 @@
         <w:pStyle w:val="Heading1"/>
       </w:pPr>
       <w:r>
-        <w:t>Solidity Implementation</w:t>
-      </w:r>
-    </w:p>
-    <w:p>
-      <w:r>
-        <w:t>Solidity cannot start a program, because a contract has no programs and no network (Concept). Its scripts log each of Lesson 7.8's commands with not available in a contract in place of an exit code; the Production-Minded script also checks its two text targets with the HostNames library, copied from Lesson 7.2a, and refuses the same one. Then the section reads the exit code of a real program that talks to the chain: cast.</w:t>
+        <w:t>Common Mistakes</w:t>
+      </w:r>
+    </w:p>
+    <w:p>
+      <w:pPr>
+        <w:pStyle w:val="ListBullet"/>
+      </w:pPr>
+      <w:r>
+        <w:t>Joining a typed target into a command line for cmd.exe or sh. Pass a list, or, in Windows Assembly, use CreateProcessA with a checked target, and check every target first.</w:t>
+      </w:r>
+    </w:p>
+    <w:p>
+      <w:pPr>
+        <w:pStyle w:val="ListBullet"/>
+      </w:pPr>
+      <w:r>
+        <w:t>Windows Assembly: building the command line without checking its length. strcat never checks the space's size, so append_text compares the lengths first.</w:t>
+      </w:r>
+    </w:p>
+    <w:p>
+      <w:pPr>
+        <w:pStyle w:val="ListBullet"/>
+      </w:pPr>
+      <w:r>
+        <w:t>Windows Assembly: forgetting the inheritable handle. Without bInheritHandle 1 in SECURITY_ATTRIBUTES, and 1 as CreateProcessA's fifth value, which passes inheritable handles on, the new program cannot use the null device's handle.</w:t>
+      </w:r>
+    </w:p>
+    <w:p>
+      <w:pPr>
+        <w:pStyle w:val="ListBullet"/>
+      </w:pPr>
+      <w:r>
+        <w:t>Linux Assembly: printing pclose's or waitpid's status as the exit code. The exit code is its second byte; 0 stays 0, but an exit code of 2 shows as 512.</w:t>
+      </w:r>
+    </w:p>
+    <w:p>
+      <w:pPr>
+        <w:pStyle w:val="ListBullet"/>
+      </w:pPr>
+      <w:r>
+        <w:t>Erlang: running a bare name found with os:find_executable from a folder you do not control. On Windows it looks in the current folder first.</w:t>
+      </w:r>
+    </w:p>
+    <w:p>
+      <w:pPr>
+        <w:pStyle w:val="ListBullet"/>
+      </w:pPr>
+      <w:r>
+        <w:t>Rust: expecting code() to always hold a value. It is None when a signal stopped the program on Linux.</w:t>
+      </w:r>
+    </w:p>
+    <w:p>
+      <w:pPr>
+        <w:pStyle w:val="ListBullet"/>
+      </w:pPr>
+      <w:r>
+        <w:t>Trusting every exit code 0. nslookup and tracert end with 0 whenever they ran; Linux's getent ends with 2 for a name it cannot find.</w:t>
+      </w:r>
+    </w:p>
+    <w:p>
+      <w:pPr>
+        <w:keepNext/>
+      </w:pPr>
+    </w:p>
+    <w:p>
+      <w:pPr>
+        <w:keepNext/>
+      </w:pPr>
+    </w:p>
+    <w:p>
+      <w:pPr>
+        <w:keepNext/>
+      </w:pPr>
+    </w:p>
+    <w:p>
+      <w:pPr>
+        <w:pStyle w:val="Heading1"/>
+      </w:pPr>
+      <w:r>
+        <w:t>Project Connection</w:t>
+      </w:r>
+    </w:p>
+    <w:p>
+      <w:r>
+        <w:t xml:space="preserve">The Network Diagnostic Utility's EXTENDED companion asks for a host and checks it with Lesson 7.2a's modules before anything runs, exactly as is_address_or_host_name does here, so a typed "127.0.0.1 &amp; whoami" is refused with one Error line. Its checks use the library calls of Lessons 7.3a, 7.4a, 7.5a, and 7.10a, whose results are exact; Erlang's echo still runs ping.exe through open_port, as this lesson runs every tool. What it takes from this lesson is to judge a tool by its documented exit code, never by </w:t>
+      </w:r>
+      <w:r>
+        <w:t>its printed text, and to give each run its own limit. In Solidity, a contract keeps working with values given to it, and cast's exit code stays the way to learn whether the chain's node answers.</w:t>
+      </w:r>
+    </w:p>
+    <w:p>
+      <w:pPr>
+        <w:keepNext/>
+      </w:pPr>
+    </w:p>
+    <w:p>
+      <w:pPr>
+        <w:keepNext/>
+      </w:pPr>
+    </w:p>
+    <w:p>
+      <w:pPr>
+        <w:keepNext/>
+      </w:pPr>
+    </w:p>
+    <w:p>
+      <w:pPr>
+        <w:pStyle w:val="Heading1"/>
+      </w:pPr>
+      <w:r>
+        <w:t>Workbook Exercise</w:t>
+      </w:r>
+    </w:p>
+    <w:p>
+      <w:r>
+        <w:t>Add two read-only views to the Production-Minded program, as in Lesson 7.8.</w:t>
+      </w:r>
+    </w:p>
+    <w:p>
+      <w:pPr>
+        <w:keepNext/>
+      </w:pPr>
+    </w:p>
+    <w:p>
+      <w:pPr>
+        <w:pStyle w:val="ListBullet"/>
+      </w:pPr>
+      <w:r>
+        <w:t>After the curl.exe report in main, report route.exe with the one argument print, then arp.exe with the one argument -a. Change nothing else: both only read the routing table and the neighbour table.</w:t>
+      </w:r>
+    </w:p>
+    <w:p>
+      <w:pPr>
+        <w:pStyle w:val="ListBullet"/>
+      </w:pPr>
+      <w:r>
+        <w:t>Linux Assembly reports ip with the one argument route, then ip with the one argument neigh, Linux's own views of the same two tables.</w:t>
+      </w:r>
+    </w:p>
+    <w:p>
+      <w:pPr>
+        <w:keepNext/>
+      </w:pPr>
+    </w:p>
+    <w:p>
+      <w:r>
+        <w:t>In each language:</w:t>
+      </w:r>
+    </w:p>
+    <w:p>
+      <w:pPr>
+        <w:keepNext/>
+      </w:pPr>
+    </w:p>
+    <w:p>
+      <w:pPr>
+        <w:pStyle w:val="ListBullet"/>
+      </w:pPr>
+      <w:r>
+        <w:t>Assembly (Windows): add route_tool db "route.exe", 0, arp_tool db "arp.exe", 0, print_word db "print", 0, and all_option db "-a", 0 to .rdata, and the lists route_arguments dq route_tool, print_word, 0 and arp_arguments dq arp_tool, all_option, 0. In main, after the curl_arguments report, pass each list to report in rcx.</w:t>
+      </w:r>
+    </w:p>
+    <w:p>
+      <w:pPr>
+        <w:pStyle w:val="ListBullet"/>
+      </w:pPr>
+      <w:r>
+        <w:t>Assembly (Linux): add route_object db "route", 0 and neighbour_object db "neigh", 0, the lists route_arguments dq ip_tool, route_object, 0 and neighbour_arguments dq ip_tool, neighbour_object, 0, and report each in rdi after curl_arguments.</w:t>
+      </w:r>
+    </w:p>
+    <w:p>
+      <w:pPr>
+        <w:pStyle w:val="ListBullet"/>
+      </w:pPr>
+      <w:r>
+        <w:t>Rust: two more report calls, with &amp;["print"] and &amp;["-a"].</w:t>
+      </w:r>
+    </w:p>
+    <w:p>
+      <w:pPr>
+        <w:pStyle w:val="ListBullet"/>
+      </w:pPr>
+      <w:r>
+        <w:t>Erlang: two more report calls in run_utilities, with ["print"] and ["-a"]; the curl report's line now ends with a comma, and the last call with the full stop.</w:t>
+      </w:r>
+    </w:p>
+    <w:p>
+      <w:pPr>
+        <w:pStyle w:val="ListBullet"/>
+      </w:pPr>
+      <w:r>
+        <w:t>Solidity: report("route.exe", "print"); and report("arp.exe", "-a"); after the curl.exe report.</w:t>
+      </w:r>
+    </w:p>
+    <w:p>
+      <w:pPr>
+        <w:keepNext/>
+      </w:pPr>
+    </w:p>
+    <w:p>
+      <w:r>
+        <w:t>Before you run it, predict both exit codes, and why the program prints nothing of the tables themselves. Rebuild and run the Production-Minded program. The output must match the Required Exercise Output below (Linux: ip route: exit code 0 and ip neigh: exit code 0), and the exit code must be 0.</w:t>
       </w:r>
     </w:p>
     <w:p>
@@ -15436,341 +17795,15 @@
         <w:pStyle w:val="Heading2"/>
       </w:pPr>
       <w:r>
-        <w:t>Basic Implementation</w:t>
-      </w:r>
-    </w:p>
-    <w:p>
-      <w:r>
-        <w:t>The Basic script logs the four command lines of the other languages, each with the not available words.</w:t>
-      </w:r>
-    </w:p>
-    <w:p>
-      <w:pPr>
-        <w:keepNext/>
-      </w:pPr>
-    </w:p>
-    <w:p>
-      <w:pPr>
-        <w:pStyle w:val="Heading3"/>
-      </w:pPr>
-      <w:r>
-        <w:t>solidity/script/BasicNetworkUtilities.s.sol</w:t>
-      </w:r>
-    </w:p>
-    <w:p>
-      <w:pPr>
-        <w:pStyle w:val="SourceCode"/>
-        <w:keepNext/>
-      </w:pPr>
-      <w:r>
-        <w:t>// SPDX-License-Identifier: MIT</w:t>
-      </w:r>
-    </w:p>
-    <w:p>
-      <w:pPr>
-        <w:pStyle w:val="SourceCode"/>
-        <w:keepNext/>
-      </w:pPr>
-      <w:r>
-        <w:t>// Remember, every file starts with a license line and pragma; forge</w:t>
-      </w:r>
-    </w:p>
-    <w:p>
-      <w:pPr>
-        <w:pStyle w:val="SourceCode"/>
-      </w:pPr>
-      <w:r>
-        <w:t>// script runs a contract that "is Script", and console prints.</w:t>
-      </w:r>
-    </w:p>
-    <w:p>
-      <w:pPr>
-        <w:pStyle w:val="SourceCode"/>
-      </w:pPr>
-      <w:r>
-        <w:t>pragma solidity ^0.8.20;</w:t>
-      </w:r>
-    </w:p>
-    <w:p>
-      <w:pPr>
-        <w:pStyle w:val="SourceCode"/>
-      </w:pPr>
-    </w:p>
-    <w:p>
-      <w:pPr>
-        <w:pStyle w:val="SourceCode"/>
-      </w:pPr>
-      <w:r>
-        <w:t>// Remember, Script and console come from forge-std, Foundry's standard</w:t>
-      </w:r>
-    </w:p>
-    <w:p>
-      <w:pPr>
-        <w:pStyle w:val="SourceCode"/>
-      </w:pPr>
-      <w:r>
-        <w:t>// library.</w:t>
-      </w:r>
-    </w:p>
-    <w:p>
-      <w:pPr>
-        <w:pStyle w:val="SourceCode"/>
-      </w:pPr>
-      <w:r>
-        <w:t>import {Script, console} from "forge-std/Script.sol";</w:t>
-      </w:r>
-    </w:p>
-    <w:p>
-      <w:pPr>
-        <w:pStyle w:val="SourceCode"/>
-      </w:pPr>
-    </w:p>
-    <w:p>
-      <w:pPr>
-        <w:pStyle w:val="SourceCode"/>
-      </w:pPr>
-      <w:r>
-        <w:t>contract BasicNetworkUtilities is Script {</w:t>
-      </w:r>
-    </w:p>
-    <w:p>
-      <w:pPr>
-        <w:pStyle w:val="SourceCode"/>
-      </w:pPr>
-      <w:r>
-        <w:t xml:space="preserve">    function run() public pure {</w:t>
-      </w:r>
-    </w:p>
-    <w:p>
-      <w:pPr>
-        <w:pStyle w:val="SourceCode"/>
-      </w:pPr>
-      <w:r>
-        <w:t xml:space="preserve">        // The same four command lines as the other languages.</w:t>
-      </w:r>
-    </w:p>
-    <w:p>
-      <w:pPr>
-        <w:pStyle w:val="SourceCode"/>
-      </w:pPr>
-      <w:r>
-        <w:t xml:space="preserve">        string[4] memory commandLines = [</w:t>
-      </w:r>
-    </w:p>
-    <w:p>
-      <w:pPr>
-        <w:pStyle w:val="SourceCode"/>
-      </w:pPr>
-      <w:r>
-        <w:t xml:space="preserve">            "ping -n 1 -w 1000 127.0.0.1",</w:t>
-      </w:r>
-    </w:p>
-    <w:p>
-      <w:pPr>
-        <w:pStyle w:val="SourceCode"/>
-      </w:pPr>
-      <w:r>
-        <w:t xml:space="preserve">            "tracert -d -h 5 -w 500 127.0.0.1",</w:t>
-      </w:r>
-    </w:p>
-    <w:p>
-      <w:pPr>
-        <w:pStyle w:val="SourceCode"/>
-      </w:pPr>
-      <w:r>
-        <w:t xml:space="preserve">            "nslookup localhost",</w:t>
-      </w:r>
-    </w:p>
-    <w:p>
-      <w:pPr>
-        <w:pStyle w:val="SourceCode"/>
-      </w:pPr>
-      <w:r>
-        <w:t xml:space="preserve">            "ipconfig"</w:t>
-      </w:r>
-    </w:p>
-    <w:p>
-      <w:pPr>
-        <w:pStyle w:val="SourceCode"/>
-      </w:pPr>
-      <w:r>
-        <w:t xml:space="preserve">        ];</w:t>
-      </w:r>
-    </w:p>
-    <w:p>
-      <w:pPr>
-        <w:pStyle w:val="SourceCode"/>
-      </w:pPr>
-      <w:r>
-        <w:t xml:space="preserve">        for (uint256 index = 0; index &lt; commandLines.length; index++) {</w:t>
-      </w:r>
-    </w:p>
-    <w:p>
-      <w:pPr>
-        <w:pStyle w:val="SourceCode"/>
-      </w:pPr>
-      <w:r>
-        <w:t xml:space="preserve">            // A contract runs on every node of the chain, and every node</w:t>
-      </w:r>
-    </w:p>
-    <w:p>
-      <w:pPr>
-        <w:pStyle w:val="SourceCode"/>
-      </w:pPr>
-      <w:r>
-        <w:t xml:space="preserve">            // must reach the same result, so it can neither start a</w:t>
-      </w:r>
-    </w:p>
-    <w:p>
-      <w:pPr>
-        <w:pStyle w:val="SourceCode"/>
-      </w:pPr>
-      <w:r>
-        <w:t xml:space="preserve">            // program nor reach the network. Each line says so instead of</w:t>
-      </w:r>
-    </w:p>
-    <w:p>
-      <w:pPr>
-        <w:pStyle w:val="SourceCode"/>
-      </w:pPr>
-      <w:r>
-        <w:t xml:space="preserve">            // making an exit code up.</w:t>
-      </w:r>
-    </w:p>
-    <w:p>
-      <w:pPr>
-        <w:pStyle w:val="SourceCode"/>
-      </w:pPr>
-      <w:r>
-        <w:t xml:space="preserve">            console.log("%s: not available in a contract",</w:t>
-      </w:r>
-    </w:p>
-    <w:p>
-      <w:pPr>
-        <w:pStyle w:val="SourceCode"/>
-      </w:pPr>
-      <w:r>
-        <w:t xml:space="preserve">                        commandLines[index]);</w:t>
-      </w:r>
-    </w:p>
-    <w:p>
-      <w:pPr>
-        <w:pStyle w:val="SourceCode"/>
-        <w:keepNext/>
-      </w:pPr>
-      <w:r>
-        <w:t xml:space="preserve">        }</w:t>
-      </w:r>
-    </w:p>
-    <w:p>
-      <w:pPr>
-        <w:pStyle w:val="SourceCode"/>
-        <w:keepNext/>
-      </w:pPr>
-      <w:r>
-        <w:t xml:space="preserve">    }</w:t>
-      </w:r>
-    </w:p>
-    <w:p>
-      <w:pPr>
-        <w:pStyle w:val="SourceCode"/>
-      </w:pPr>
-      <w:r>
-        <w:t>}</w:t>
-      </w:r>
-    </w:p>
-    <w:p>
-      <w:pPr>
-        <w:keepNext/>
-      </w:pPr>
-    </w:p>
-    <w:p>
-      <w:pPr>
-        <w:pStyle w:val="Heading3"/>
-      </w:pPr>
-      <w:r>
-        <w:t>Windows PowerShell Basic Build and Run</w:t>
-      </w:r>
-    </w:p>
-    <w:p>
-      <w:pPr>
-        <w:keepNext/>
-      </w:pPr>
-      <w:r>
-        <w:t>Run the script from the lesson-7.8-extended folder.</w:t>
-      </w:r>
-    </w:p>
-    <w:p>
-      <w:pPr>
-        <w:keepNext/>
-      </w:pPr>
-    </w:p>
-    <w:p>
-      <w:pPr>
-        <w:pStyle w:val="CommandBlock"/>
-        <w:keepNext/>
-      </w:pPr>
-      <w:r>
-        <w:t>forge build --root .\solidity</w:t>
-      </w:r>
-    </w:p>
-    <w:p>
-      <w:pPr>
-        <w:pStyle w:val="CommandBlock"/>
-      </w:pPr>
-      <w:r>
-        <w:t>forge script --root .\solidity ./solidity/script/BasicNetworkUtilities.s.sol</w:t>
-      </w:r>
-    </w:p>
-    <w:p>
-      <w:pPr>
-        <w:keepNext/>
-      </w:pPr>
-    </w:p>
-    <w:p>
-      <w:pPr>
-        <w:pStyle w:val="Heading3"/>
-      </w:pPr>
-      <w:r>
-        <w:t>Linux or macOS Basic Build and Run</w:t>
-      </w:r>
-    </w:p>
-    <w:p>
-      <w:pPr>
-        <w:pStyle w:val="CommandBlock"/>
-        <w:keepNext/>
-      </w:pPr>
-      <w:r>
-        <w:t>forge build --root ./solidity</w:t>
-      </w:r>
-    </w:p>
-    <w:p>
-      <w:pPr>
-        <w:pStyle w:val="CommandBlock"/>
-      </w:pPr>
-      <w:r>
-        <w:t>forge script --root ./solidity ./solidity/script/BasicNetworkUtilities.s.sol</w:t>
-      </w:r>
-    </w:p>
-    <w:p>
-      <w:pPr>
-        <w:keepNext/>
-      </w:pPr>
-    </w:p>
-    <w:p>
-      <w:pPr>
-        <w:pStyle w:val="Heading3"/>
-      </w:pPr>
-      <w:r>
-        <w:t>Basic Log Lines</w:t>
-      </w:r>
-    </w:p>
-    <w:p>
-      <w:pPr>
-        <w:keepNext/>
-      </w:pPr>
-      <w:r>
-        <w:t>forge build prints its own compiler lines first, and forge script prints that the script ran and the gas it used. Then, under == Logs ==, come the script's lines, each indented by two spaces in forge's output:</w:t>
+        <w:t>Required Exercise Output</w:t>
+      </w:r>
+    </w:p>
+    <w:p>
+      <w:pPr>
+        <w:keepNext/>
+      </w:pPr>
+      <w:r>
+        <w:t>After the Production-Minded lines of the Required Clean-Run Output in Validation Rules, the program prints these two lines and ends with exit code 0. Linux Assembly prints ip route: exit code 0 and ip neigh: exit code 0 instead, and Solidity logs the two commands with not available in a contract:</w:t>
       </w:r>
     </w:p>
     <w:p>
@@ -15784,1064 +17817,56 @@
         <w:keepNext/>
       </w:pPr>
       <w:r>
-        <w:t>ping -n 1 -w 1000 127.0.0.1: not available in a contract</w:t>
+        <w:t>route.exe print: exit code 0</w:t>
       </w:r>
     </w:p>
     <w:p>
       <w:pPr>
         <w:pStyle w:val="RequiredOutput"/>
-        <w:keepNext/>
-      </w:pPr>
-      <w:r>
-        <w:t>tracert -d -h 5 -w 500 127.0.0.1: not available in a contract</w:t>
-      </w:r>
-    </w:p>
-    <w:p>
-      <w:pPr>
-        <w:pStyle w:val="RequiredOutput"/>
-        <w:keepNext/>
-      </w:pPr>
-      <w:r>
-        <w:t>nslookup localhost: not available in a contract</w:t>
-      </w:r>
-    </w:p>
-    <w:p>
-      <w:pPr>
-        <w:pStyle w:val="RequiredOutput"/>
-      </w:pPr>
-      <w:r>
-        <w:t>ipconfig: not available in a contract</w:t>
-      </w:r>
-    </w:p>
-    <w:p>
-      <w:pPr>
-        <w:keepNext/>
-      </w:pPr>
-    </w:p>
-    <w:p>
-      <w:pPr>
-        <w:pStyle w:val="Heading3"/>
-      </w:pPr>
-      <w:r>
-        <w:t>Check Your Results</w:t>
-      </w:r>
-    </w:p>
-    <w:p>
-      <w:r>
-        <w:t>The script's lines under == Logs == must be the Basic Log Lines above.</w:t>
-      </w:r>
-    </w:p>
-    <w:p>
-      <w:pPr>
-        <w:keepNext/>
-      </w:pPr>
-    </w:p>
-    <w:p>
-      <w:pPr>
-        <w:keepNext/>
-      </w:pPr>
-    </w:p>
-    <w:p>
-      <w:pPr>
-        <w:pStyle w:val="Heading2"/>
-      </w:pPr>
-      <w:r>
-        <w:t>Production-Minded Implementation</w:t>
-      </w:r>
-    </w:p>
-    <w:p>
-      <w:r>
-        <w:t>The Production-Minded script follows the other languages' order. report logs a tool and its last argument with the not available words; pingTarget checks a text target with HostNames.isValidHostname and reports it, or logs the Error line. 127.0.0.1 is given as bytes4 and written by AddressTable.writeIpv4.</w:t>
-      </w:r>
-    </w:p>
-    <w:p>
-      <w:pPr>
-        <w:keepNext/>
-      </w:pPr>
-    </w:p>
-    <w:p>
-      <w:pPr>
-        <w:pStyle w:val="Heading3"/>
-      </w:pPr>
-      <w:r>
-        <w:t>solidity/script/NetworkUtilities.s.sol</w:t>
-      </w:r>
-    </w:p>
-    <w:p>
-      <w:pPr>
-        <w:pStyle w:val="SourceCode"/>
-        <w:keepNext/>
-      </w:pPr>
-      <w:r>
-        <w:t>// SPDX-License-Identifier: MIT</w:t>
-      </w:r>
-    </w:p>
-    <w:p>
-      <w:pPr>
-        <w:pStyle w:val="SourceCode"/>
-        <w:keepNext/>
-      </w:pPr>
-      <w:r>
-        <w:t>// Remember, every file starts with a license line and pragma; forge</w:t>
-      </w:r>
-    </w:p>
-    <w:p>
-      <w:pPr>
-        <w:pStyle w:val="SourceCode"/>
-      </w:pPr>
-      <w:r>
-        <w:t>// script runs a contract that "is Script", and console prints.</w:t>
-      </w:r>
-    </w:p>
-    <w:p>
-      <w:pPr>
-        <w:pStyle w:val="SourceCode"/>
-      </w:pPr>
-      <w:r>
-        <w:t>pragma solidity ^0.8.20;</w:t>
-      </w:r>
-    </w:p>
-    <w:p>
-      <w:pPr>
-        <w:pStyle w:val="SourceCode"/>
-      </w:pPr>
-    </w:p>
-    <w:p>
-      <w:pPr>
-        <w:pStyle w:val="SourceCode"/>
-      </w:pPr>
-      <w:r>
-        <w:t>import {Script, console} from "forge-std/Script.sol";</w:t>
-      </w:r>
-    </w:p>
-    <w:p>
-      <w:pPr>
-        <w:pStyle w:val="SourceCode"/>
-      </w:pPr>
-      <w:r>
-        <w:t>// Remember, an import names the items this file uses, in braces: the</w:t>
-      </w:r>
-    </w:p>
-    <w:p>
-      <w:pPr>
-        <w:pStyle w:val="SourceCode"/>
-      </w:pPr>
-      <w:r>
-        <w:t>// address table library and the host name library, copied from Lesson</w:t>
-      </w:r>
-    </w:p>
-    <w:p>
-      <w:pPr>
-        <w:pStyle w:val="SourceCode"/>
-      </w:pPr>
-      <w:r>
-        <w:t>// 7.2a.</w:t>
-      </w:r>
-    </w:p>
-    <w:p>
-      <w:pPr>
-        <w:pStyle w:val="SourceCode"/>
-      </w:pPr>
-      <w:r>
-        <w:t>import {AddressTable} from "./AddressTable.sol";</w:t>
-      </w:r>
-    </w:p>
-    <w:p>
-      <w:pPr>
-        <w:pStyle w:val="SourceCode"/>
-      </w:pPr>
-      <w:r>
-        <w:t>import {HostNames} from "./HostNames.sol";</w:t>
-      </w:r>
-    </w:p>
-    <w:p>
-      <w:pPr>
-        <w:pStyle w:val="SourceCode"/>
-      </w:pPr>
-    </w:p>
-    <w:p>
-      <w:pPr>
-        <w:pStyle w:val="SourceCode"/>
-      </w:pPr>
-      <w:r>
-        <w:t>contract NetworkUtilities is Script {</w:t>
-      </w:r>
-    </w:p>
-    <w:p>
-      <w:pPr>
-        <w:pStyle w:val="SourceCode"/>
-      </w:pPr>
-      <w:r>
-        <w:t xml:space="preserve">    // Remember, Lesson 6.0a's server answers GET /api/v1/health.</w:t>
-      </w:r>
-    </w:p>
-    <w:p>
-      <w:pPr>
-        <w:pStyle w:val="SourceCode"/>
-      </w:pPr>
-      <w:r>
-        <w:t xml:space="preserve">    string constant HEALTH_URL = "https://127.0.0.1:8765/api/v1/health";</w:t>
-      </w:r>
-    </w:p>
-    <w:p>
-      <w:pPr>
-        <w:pStyle w:val="SourceCode"/>
-      </w:pPr>
-    </w:p>
-    <w:p>
-      <w:pPr>
-        <w:pStyle w:val="SourceCode"/>
-      </w:pPr>
-      <w:r>
-        <w:t xml:space="preserve">    // Logs one tool and its last argument, the target, as the other</w:t>
-      </w:r>
-    </w:p>
-    <w:p>
-      <w:pPr>
-        <w:pStyle w:val="SourceCode"/>
-      </w:pPr>
-      <w:r>
-        <w:t xml:space="preserve">    // languages print them, with not available in place of the exit code:</w:t>
-      </w:r>
-    </w:p>
-    <w:p>
-      <w:pPr>
-        <w:pStyle w:val="SourceCode"/>
-      </w:pPr>
-      <w:r>
-        <w:t xml:space="preserve">    // a contract cannot start a program.</w:t>
-      </w:r>
-    </w:p>
-    <w:p>
-      <w:pPr>
-        <w:pStyle w:val="SourceCode"/>
-      </w:pPr>
-      <w:r>
-        <w:t xml:space="preserve">    function report(string memory tool, string memory lastArgument)</w:t>
-      </w:r>
-    </w:p>
-    <w:p>
-      <w:pPr>
-        <w:pStyle w:val="SourceCode"/>
-      </w:pPr>
-      <w:r>
-        <w:t xml:space="preserve">        internal</w:t>
-      </w:r>
-    </w:p>
-    <w:p>
-      <w:pPr>
-        <w:pStyle w:val="SourceCode"/>
-      </w:pPr>
-      <w:r>
-        <w:t xml:space="preserve">        pure</w:t>
-      </w:r>
-    </w:p>
-    <w:p>
-      <w:pPr>
-        <w:pStyle w:val="SourceCode"/>
-      </w:pPr>
-      <w:r>
-        <w:t xml:space="preserve">    {</w:t>
-      </w:r>
-    </w:p>
-    <w:p>
-      <w:pPr>
-        <w:pStyle w:val="SourceCode"/>
-      </w:pPr>
-      <w:r>
-        <w:t xml:space="preserve">        console.log("%s %s: not available in a contract", tool, lastArgument);</w:t>
-      </w:r>
-    </w:p>
-    <w:p>
-      <w:pPr>
-        <w:pStyle w:val="SourceCode"/>
-      </w:pPr>
-      <w:r>
-        <w:t xml:space="preserve">    }</w:t>
-      </w:r>
-    </w:p>
-    <w:p>
-      <w:pPr>
-        <w:pStyle w:val="SourceCode"/>
-      </w:pPr>
-    </w:p>
-    <w:p>
-      <w:pPr>
-        <w:pStyle w:val="SourceCode"/>
-      </w:pPr>
-      <w:r>
-        <w:t xml:space="preserve">    // Handles one target given as text: only a valid host name would be</w:t>
-      </w:r>
-    </w:p>
-    <w:p>
-      <w:pPr>
-        <w:pStyle w:val="SourceCode"/>
-      </w:pPr>
-      <w:r>
-        <w:t xml:space="preserve">    // pinged; anything else gives the other languages' Error line.</w:t>
-      </w:r>
-    </w:p>
-    <w:p>
-      <w:pPr>
-        <w:pStyle w:val="SourceCode"/>
-      </w:pPr>
-      <w:r>
-        <w:t xml:space="preserve">    // Remember, a script has no error stream, so Error lines are log lines</w:t>
-      </w:r>
-    </w:p>
-    <w:p>
-      <w:pPr>
-        <w:pStyle w:val="SourceCode"/>
-      </w:pPr>
-      <w:r>
-        <w:t xml:space="preserve">    // too.</w:t>
-      </w:r>
-    </w:p>
-    <w:p>
-      <w:pPr>
-        <w:pStyle w:val="SourceCode"/>
-      </w:pPr>
-      <w:r>
-        <w:t xml:space="preserve">    function pingTarget(string memory targetText) internal pure {</w:t>
-      </w:r>
-    </w:p>
-    <w:p>
-      <w:pPr>
-        <w:pStyle w:val="SourceCode"/>
-      </w:pPr>
-      <w:r>
-        <w:t xml:space="preserve">        if (HostNames.isValidHostname(targetText)) {</w:t>
-      </w:r>
-    </w:p>
-    <w:p>
-      <w:pPr>
-        <w:pStyle w:val="SourceCode"/>
-      </w:pPr>
-      <w:r>
-        <w:t xml:space="preserve">            report("ping.exe", targetText);</w:t>
-      </w:r>
-    </w:p>
-    <w:p>
-      <w:pPr>
-        <w:pStyle w:val="SourceCode"/>
-      </w:pPr>
-      <w:r>
-        <w:t xml:space="preserve">        } else {</w:t>
-      </w:r>
-    </w:p>
-    <w:p>
-      <w:pPr>
-        <w:pStyle w:val="SourceCode"/>
-      </w:pPr>
-      <w:r>
-        <w:t xml:space="preserve">            console.log(</w:t>
-      </w:r>
-    </w:p>
-    <w:p>
-      <w:pPr>
-        <w:pStyle w:val="SourceCode"/>
-      </w:pPr>
-      <w:r>
-        <w:t xml:space="preserve">                "Error: \"%s\" is not a host name or an IP address; "</w:t>
-      </w:r>
-    </w:p>
-    <w:p>
-      <w:pPr>
-        <w:pStyle w:val="SourceCode"/>
-      </w:pPr>
-      <w:r>
-        <w:t xml:space="preserve">                "nothing was run",</w:t>
-      </w:r>
-    </w:p>
-    <w:p>
-      <w:pPr>
-        <w:pStyle w:val="SourceCode"/>
-      </w:pPr>
-      <w:r>
-        <w:t xml:space="preserve">                targetText</w:t>
-      </w:r>
-    </w:p>
-    <w:p>
-      <w:pPr>
-        <w:pStyle w:val="SourceCode"/>
-      </w:pPr>
-      <w:r>
-        <w:t xml:space="preserve">            );</w:t>
-      </w:r>
-    </w:p>
-    <w:p>
-      <w:pPr>
-        <w:pStyle w:val="SourceCode"/>
-      </w:pPr>
-      <w:r>
-        <w:t xml:space="preserve">        }</w:t>
-      </w:r>
-    </w:p>
-    <w:p>
-      <w:pPr>
-        <w:pStyle w:val="SourceCode"/>
-      </w:pPr>
-      <w:r>
-        <w:t xml:space="preserve">    }</w:t>
-      </w:r>
-    </w:p>
-    <w:p>
-      <w:pPr>
-        <w:pStyle w:val="SourceCode"/>
-      </w:pPr>
-    </w:p>
-    <w:p>
-      <w:pPr>
-        <w:pStyle w:val="SourceCode"/>
-      </w:pPr>
-      <w:r>
-        <w:t xml:space="preserve">    function run() public pure {</w:t>
-      </w:r>
-    </w:p>
-    <w:p>
-      <w:pPr>
-        <w:pStyle w:val="SourceCode"/>
-      </w:pPr>
-      <w:r>
-        <w:t xml:space="preserve">        // 127.0.0.1 is given as bytes4, an address by its type, so it</w:t>
-      </w:r>
-    </w:p>
-    <w:p>
-      <w:pPr>
-        <w:pStyle w:val="SourceCode"/>
-      </w:pPr>
-      <w:r>
-        <w:t xml:space="preserve">        // needs no check (Lesson 7.1a); the two texts are checked.</w:t>
-      </w:r>
-    </w:p>
-    <w:p>
-      <w:pPr>
-        <w:pStyle w:val="SourceCode"/>
-      </w:pPr>
-      <w:r>
-        <w:t xml:space="preserve">        bytes4 loopbackAddress = AddressTable.ipv4(127, 0, 0, 1);</w:t>
-      </w:r>
-    </w:p>
-    <w:p>
-      <w:pPr>
-        <w:pStyle w:val="SourceCode"/>
-      </w:pPr>
-      <w:r>
-        <w:t xml:space="preserve">        report("ping.exe", AddressTable.writeIpv4(loopbackAddress));</w:t>
-      </w:r>
-    </w:p>
-    <w:p>
-      <w:pPr>
-        <w:pStyle w:val="SourceCode"/>
-      </w:pPr>
-      <w:r>
-        <w:t xml:space="preserve">        pingTarget("localhost");</w:t>
-      </w:r>
-    </w:p>
-    <w:p>
-      <w:pPr>
-        <w:pStyle w:val="SourceCode"/>
-      </w:pPr>
-      <w:r>
-        <w:t xml:space="preserve">        pingTarget("127.0.0.1 &amp; whoami");</w:t>
-      </w:r>
-    </w:p>
-    <w:p>
-      <w:pPr>
-        <w:pStyle w:val="SourceCode"/>
-      </w:pPr>
-      <w:r>
-        <w:t xml:space="preserve">        report("tracert.exe", "127.0.0.1");</w:t>
-      </w:r>
-    </w:p>
-    <w:p>
-      <w:pPr>
-        <w:pStyle w:val="SourceCode"/>
-      </w:pPr>
-      <w:r>
-        <w:t xml:space="preserve">        report("nslookup.exe", "localhost");</w:t>
-      </w:r>
-    </w:p>
-    <w:p>
-      <w:pPr>
-        <w:pStyle w:val="SourceCode"/>
-      </w:pPr>
-      <w:r>
-        <w:t xml:space="preserve">        report("nslookup.exe", "no-such-host.invalid");</w:t>
-      </w:r>
-    </w:p>
-    <w:p>
-      <w:pPr>
-        <w:pStyle w:val="SourceCode"/>
-      </w:pPr>
-      <w:r>
-        <w:t xml:space="preserve">        console.log("ipconfig.exe: not available in a contract");</w:t>
-      </w:r>
-    </w:p>
-    <w:p>
-      <w:pPr>
-        <w:pStyle w:val="SourceCode"/>
-        <w:keepNext/>
-      </w:pPr>
-      <w:r>
-        <w:t xml:space="preserve">        report("curl.exe", HEALTH_URL);</w:t>
-      </w:r>
-    </w:p>
-    <w:p>
-      <w:pPr>
-        <w:pStyle w:val="SourceCode"/>
-        <w:keepNext/>
-      </w:pPr>
-      <w:r>
-        <w:t xml:space="preserve">    }</w:t>
-      </w:r>
-    </w:p>
-    <w:p>
-      <w:pPr>
-        <w:pStyle w:val="SourceCode"/>
-      </w:pPr>
-      <w:r>
-        <w:t>}</w:t>
-      </w:r>
-    </w:p>
-    <w:p>
-      <w:pPr>
-        <w:keepNext/>
-      </w:pPr>
-    </w:p>
-    <w:p>
-      <w:pPr>
-        <w:pStyle w:val="Heading3"/>
-      </w:pPr>
-      <w:r>
-        <w:t>Windows PowerShell Build and Run</w:t>
-      </w:r>
-    </w:p>
-    <w:p>
-      <w:pPr>
-        <w:pStyle w:val="CommandBlock"/>
-        <w:keepNext/>
-      </w:pPr>
-      <w:r>
-        <w:t>forge build --root .\solidity</w:t>
-      </w:r>
-    </w:p>
-    <w:p>
-      <w:pPr>
-        <w:pStyle w:val="CommandBlock"/>
-        <w:keepNext/>
-      </w:pPr>
-      <w:r>
-        <w:t>forge script --root .\solidity ./solidity/script/NetworkUtilities.s.sol</w:t>
-      </w:r>
-    </w:p>
-    <w:p>
-      <w:pPr>
-        <w:pStyle w:val="CommandBlock"/>
-      </w:pPr>
-      <w:r>
-        <w:t>$LASTEXITCODE</w:t>
-      </w:r>
-    </w:p>
-    <w:p>
-      <w:pPr>
-        <w:keepNext/>
-      </w:pPr>
-    </w:p>
-    <w:p>
-      <w:pPr>
-        <w:pStyle w:val="Heading3"/>
-      </w:pPr>
-      <w:r>
-        <w:t>Linux or macOS Build and Run</w:t>
-      </w:r>
-    </w:p>
-    <w:p>
-      <w:pPr>
-        <w:pStyle w:val="CommandBlock"/>
-        <w:keepNext/>
-      </w:pPr>
-      <w:r>
-        <w:t>forge build --root ./solidity</w:t>
-      </w:r>
-    </w:p>
-    <w:p>
-      <w:pPr>
-        <w:pStyle w:val="CommandBlock"/>
-        <w:keepNext/>
-      </w:pPr>
-      <w:r>
-        <w:t>forge script --root ./solidity ./solidity/script/NetworkUtilities.s.sol</w:t>
-      </w:r>
-    </w:p>
-    <w:p>
-      <w:pPr>
-        <w:pStyle w:val="CommandBlock"/>
-      </w:pPr>
-      <w:r>
-        <w:t>echo $?</w:t>
-      </w:r>
-    </w:p>
-    <w:p>
-      <w:pPr>
-        <w:keepNext/>
-      </w:pPr>
-    </w:p>
-    <w:p>
-      <w:pPr>
-        <w:pStyle w:val="Heading3"/>
-      </w:pPr>
-      <w:r>
-        <w:t>Production-Minded Log Lines</w:t>
-      </w:r>
-    </w:p>
-    <w:p>
-      <w:pPr>
-        <w:keepNext/>
-      </w:pPr>
-      <w:r>
-        <w:t>Under == Logs ==, the Production-Minded script logs these lines:</w:t>
-      </w:r>
-    </w:p>
-    <w:p>
-      <w:pPr>
-        <w:keepNext/>
-      </w:pPr>
-    </w:p>
-    <w:p>
-      <w:pPr>
-        <w:pStyle w:val="RequiredOutput"/>
-        <w:keepNext/>
-      </w:pPr>
-      <w:r>
-        <w:t>ping.exe 127.0.0.1: not available in a contract</w:t>
-      </w:r>
-    </w:p>
-    <w:p>
-      <w:pPr>
-        <w:pStyle w:val="RequiredOutput"/>
-        <w:keepNext/>
-      </w:pPr>
-      <w:r>
-        <w:t>ping.exe localhost: not available in a contract</w:t>
-      </w:r>
-    </w:p>
-    <w:p>
-      <w:pPr>
-        <w:pStyle w:val="RequiredOutput"/>
-        <w:keepNext/>
-      </w:pPr>
-      <w:r>
-        <w:t>Error: "127.0.0.1 &amp; whoami" is not a host name or an IP address; nothing was run</w:t>
-      </w:r>
-    </w:p>
-    <w:p>
-      <w:pPr>
-        <w:pStyle w:val="RequiredOutput"/>
-        <w:keepNext/>
-      </w:pPr>
-      <w:r>
-        <w:t>tracert.exe 127.0.0.1: not available in a contract</w:t>
-      </w:r>
-    </w:p>
-    <w:p>
-      <w:pPr>
-        <w:pStyle w:val="RequiredOutput"/>
-        <w:keepNext/>
-      </w:pPr>
-      <w:r>
-        <w:t>nslookup.exe localhost: not available in a contract</w:t>
-      </w:r>
-    </w:p>
-    <w:p>
-      <w:pPr>
-        <w:pStyle w:val="RequiredOutput"/>
-        <w:keepNext/>
-      </w:pPr>
-      <w:r>
-        <w:t>nslookup.exe no-such-host.invalid: not available in a contract</w:t>
-      </w:r>
-    </w:p>
-    <w:p>
-      <w:pPr>
-        <w:pStyle w:val="RequiredOutput"/>
-        <w:keepNext/>
-      </w:pPr>
-      <w:r>
-        <w:t>ipconfig.exe: not available in a contract</w:t>
-      </w:r>
-    </w:p>
-    <w:p>
-      <w:pPr>
-        <w:pStyle w:val="RequiredOutput"/>
-      </w:pPr>
-      <w:r>
-        <w:t>curl.exe https://127.0.0.1:8765/api/v1/health: not available in a contract</w:t>
-      </w:r>
-    </w:p>
-    <w:p>
-      <w:pPr>
-        <w:keepNext/>
-      </w:pPr>
-    </w:p>
-    <w:p>
-      <w:pPr>
-        <w:pStyle w:val="Heading3"/>
-      </w:pPr>
-      <w:r>
-        <w:t>Check Your Results</w:t>
-      </w:r>
-    </w:p>
-    <w:p>
-      <w:r>
-        <w:t>The script's lines under == Logs == must be the Production-Minded Log Lines above, then $LASTEXITCODE (echo $? on Linux or macOS) prints 0.</w:t>
-      </w:r>
-    </w:p>
-    <w:p>
-      <w:pPr>
-        <w:keepNext/>
-      </w:pPr>
-    </w:p>
-    <w:p>
-      <w:pPr>
-        <w:pStyle w:val="Heading3"/>
-      </w:pPr>
-      <w:r>
-        <w:t>Windows PowerShell Start the Chain</w:t>
-      </w:r>
-    </w:p>
-    <w:p>
-      <w:pPr>
-        <w:keepNext/>
-      </w:pPr>
-      <w:r>
-        <w:t>In Terminal 1, in the lesson-7.8-extended folder, start anvil. Remember, anvil prints its banner, ending with Listening on 127.0.0.1:8545, and runs until you press Ctrl+C (Lesson 6.0a).</w:t>
-      </w:r>
-    </w:p>
-    <w:p>
-      <w:pPr>
-        <w:keepNext/>
-      </w:pPr>
-    </w:p>
-    <w:p>
-      <w:pPr>
-        <w:pStyle w:val="CommandBlock"/>
-      </w:pPr>
-      <w:r>
-        <w:t>anvil</w:t>
-      </w:r>
-    </w:p>
-    <w:p>
-      <w:pPr>
-        <w:keepNext/>
-      </w:pPr>
-    </w:p>
-    <w:p>
-      <w:pPr>
-        <w:pStyle w:val="Heading3"/>
-      </w:pPr>
-      <w:r>
-        <w:t>Windows PowerShell Listener Check</w:t>
-      </w:r>
-    </w:p>
-    <w:p>
-      <w:pPr>
-        <w:keepNext/>
-      </w:pPr>
-      <w:r>
-        <w:t>In Terminal 2, find anvil's listener with netstat, as The Service Side found the course server's:</w:t>
-      </w:r>
-    </w:p>
-    <w:p>
-      <w:pPr>
-        <w:keepNext/>
-      </w:pPr>
-    </w:p>
-    <w:p>
-      <w:pPr>
-        <w:pStyle w:val="CommandBlock"/>
-      </w:pPr>
-      <w:r>
-        <w:t>(netstat -ano -p TCP | Select-String "127.0.0.1:8545 +0.0.0.0:0").Line</w:t>
-      </w:r>
-    </w:p>
-    <w:p>
-      <w:pPr>
-        <w:keepNext/>
-      </w:pPr>
-    </w:p>
-    <w:p>
-      <w:pPr>
-        <w:keepNext/>
-      </w:pPr>
-      <w:r>
-        <w:t>anvil listens on 127.0.0.1 port 8545; the last column is anvil's process id, which differs on every run:</w:t>
-      </w:r>
-    </w:p>
-    <w:p>
-      <w:pPr>
-        <w:keepNext/>
-      </w:pPr>
-    </w:p>
-    <w:p>
-      <w:pPr>
-        <w:pStyle w:val="RequiredOutput"/>
-      </w:pPr>
-      <w:r>
-        <w:t xml:space="preserve">  TCP    127.0.0.1:8545         0.0.0.0:0              LISTENING       7344</w:t>
-      </w:r>
-    </w:p>
-    <w:p>
-      <w:pPr>
-        <w:keepNext/>
-      </w:pPr>
-    </w:p>
-    <w:p>
-      <w:pPr>
-        <w:pStyle w:val="Heading3"/>
-      </w:pPr>
-      <w:r>
-        <w:t>Windows PowerShell Reachability Check</w:t>
-      </w:r>
-    </w:p>
-    <w:p>
-      <w:pPr>
-        <w:keepNext/>
-      </w:pPr>
-      <w:r>
-        <w:t>Still in Terminal 2, ask anvil for its newest block's number, then print cast's exit code:</w:t>
-      </w:r>
-    </w:p>
-    <w:p>
-      <w:pPr>
-        <w:keepNext/>
-      </w:pPr>
-    </w:p>
-    <w:p>
-      <w:pPr>
-        <w:pStyle w:val="CommandBlock"/>
-        <w:keepNext/>
-      </w:pPr>
-      <w:r>
-        <w:t>cast block-number --rpc-url http://127.0.0.1:8545</w:t>
-      </w:r>
-    </w:p>
-    <w:p>
-      <w:pPr>
-        <w:pStyle w:val="CommandBlock"/>
-      </w:pPr>
-      <w:r>
-        <w:t>$LASTEXITCODE</w:t>
-      </w:r>
-    </w:p>
-    <w:p>
-      <w:pPr>
-        <w:keepNext/>
-      </w:pPr>
-    </w:p>
-    <w:p>
-      <w:pPr>
-        <w:keepNext/>
-      </w:pPr>
-      <w:r>
-        <w:t>anvil answers 0, its first block, and cast ends with exit code 0:</w:t>
-      </w:r>
-    </w:p>
-    <w:p>
-      <w:pPr>
-        <w:keepNext/>
-      </w:pPr>
-    </w:p>
-    <w:p>
-      <w:pPr>
-        <w:pStyle w:val="RequiredOutput"/>
-        <w:keepNext/>
-      </w:pPr>
-      <w:r>
-        <w:t>0</w:t>
-      </w:r>
-    </w:p>
-    <w:p>
-      <w:pPr>
-        <w:pStyle w:val="RequiredOutput"/>
-      </w:pPr>
-      <w:r>
-        <w:t>0</w:t>
-      </w:r>
-    </w:p>
-    <w:p>
-      <w:pPr>
-        <w:keepNext/>
-      </w:pPr>
-    </w:p>
-    <w:p>
-      <w:r>
-        <w:t>Now press Ctrl+C in Terminal 1 to stop anvil.</w:t>
-      </w:r>
-    </w:p>
-    <w:p>
-      <w:pPr>
-        <w:keepNext/>
-      </w:pPr>
-    </w:p>
-    <w:p>
-      <w:pPr>
-        <w:pStyle w:val="Heading3"/>
-      </w:pPr>
-      <w:r>
-        <w:t>Windows PowerShell Chain Stopped</w:t>
-      </w:r>
-    </w:p>
-    <w:p>
-      <w:pPr>
-        <w:keepNext/>
-      </w:pPr>
-      <w:r>
-        <w:t>In Terminal 2, ask again:</w:t>
-      </w:r>
-    </w:p>
-    <w:p>
-      <w:pPr>
-        <w:keepNext/>
-      </w:pPr>
-    </w:p>
-    <w:p>
-      <w:pPr>
-        <w:pStyle w:val="CommandBlock"/>
-        <w:keepNext/>
-      </w:pPr>
-      <w:r>
-        <w:t>cast block-number --rpc-url http://127.0.0.1:8545</w:t>
-      </w:r>
-    </w:p>
-    <w:p>
-      <w:pPr>
-        <w:pStyle w:val="CommandBlock"/>
-      </w:pPr>
-      <w:r>
-        <w:t>$LASTEXITCODE</w:t>
-      </w:r>
-    </w:p>
-    <w:p>
-      <w:pPr>
-        <w:keepNext/>
-      </w:pPr>
-    </w:p>
-    <w:p>
-      <w:pPr>
-        <w:keepNext/>
-      </w:pPr>
-      <w:r>
-        <w:t>cast cannot connect. After about 2 seconds of Windows' retries, it prints its Error line on the error stream, ending in (os error 10061), Windows' number for a refused connection, and ends with exit code 1. The exit code alone says that the service did not answer:</w:t>
-      </w:r>
-    </w:p>
-    <w:p>
-      <w:pPr>
-        <w:keepNext/>
-      </w:pPr>
-    </w:p>
-    <w:p>
-      <w:pPr>
-        <w:pStyle w:val="RequiredOutput"/>
-      </w:pPr>
-      <w:r>
-        <w:t>1</w:t>
-      </w:r>
-    </w:p>
-    <w:p>
-      <w:pPr>
-        <w:keepNext/>
-      </w:pPr>
-    </w:p>
-    <w:p>
-      <w:pPr>
-        <w:pStyle w:val="Heading3"/>
-      </w:pPr>
-      <w:r>
-        <w:t>Linux or macOS Chain Checks</w:t>
-      </w:r>
-    </w:p>
-    <w:p>
-      <w:pPr>
-        <w:keepNext/>
-      </w:pPr>
-      <w:r>
-        <w:t>Start anvil in one terminal, then in a second terminal run these, once while anvil runs and once after Ctrl+C stops it. ss -ltn lists the listening TCP endpoints, and the filter keeps port 8545 (on macOS, lsof -iTCP:8545 -sTCP:LISTEN does the same).</w:t>
-      </w:r>
-    </w:p>
-    <w:p>
-      <w:pPr>
-        <w:keepNext/>
-      </w:pPr>
-    </w:p>
-    <w:p>
-      <w:pPr>
-        <w:pStyle w:val="CommandBlock"/>
-        <w:keepNext/>
-      </w:pPr>
-      <w:r>
-        <w:t>ss -ltn 'sport = :8545'</w:t>
-      </w:r>
-    </w:p>
-    <w:p>
-      <w:pPr>
-        <w:pStyle w:val="CommandBlock"/>
-        <w:keepNext/>
-      </w:pPr>
-      <w:r>
-        <w:t>cast block-number --rpc-url http://127.0.0.1:8545</w:t>
-      </w:r>
-    </w:p>
-    <w:p>
-      <w:pPr>
-        <w:pStyle w:val="CommandBlock"/>
-      </w:pPr>
-      <w:r>
-        <w:t>echo $?</w:t>
-      </w:r>
-    </w:p>
-    <w:p>
-      <w:pPr>
-        <w:keepNext/>
-      </w:pPr>
-    </w:p>
-    <w:p>
-      <w:pPr>
-        <w:pStyle w:val="Heading3"/>
-      </w:pPr>
-      <w:r>
-        <w:t>Check Your Results</w:t>
-      </w:r>
-    </w:p>
-    <w:p>
-      <w:r>
-        <w:t>The Listener Check must print one LISTENING line for 127.0.0.1:8545. The Reachability Check must print 0 twice. With anvil stopped, $LASTEXITCODE must print 1. If cast fails in the Reachability Check, anvil is not running.</w:t>
-      </w:r>
-    </w:p>
-    <w:p>
-      <w:pPr>
-        <w:keepNext/>
-      </w:pPr>
-    </w:p>
-    <w:p>
-      <w:pPr>
-        <w:keepNext/>
-      </w:pPr>
-    </w:p>
-    <w:p>
-      <w:pPr>
-        <w:pStyle w:val="Heading2"/>
-      </w:pPr>
-      <w:r>
-        <w:t>What to Notice</w:t>
-      </w:r>
+      </w:pPr>
+      <w:r>
+        <w:t>arp.exe -a: exit code 0</w:t>
+      </w:r>
+    </w:p>
+    <w:p>
+      <w:pPr>
+        <w:keepNext/>
+      </w:pPr>
+    </w:p>
+    <w:p>
+      <w:pPr>
+        <w:keepNext/>
+      </w:pPr>
+    </w:p>
+    <w:p>
+      <w:pPr>
+        <w:keepNext/>
+      </w:pPr>
+    </w:p>
+    <w:p>
+      <w:pPr>
+        <w:pStyle w:val="Heading1"/>
+      </w:pPr>
+      <w:r>
+        <w:t>Challenge</w:t>
+      </w:r>
+    </w:p>
+    <w:p>
+      <w:r>
+        <w:t>Turn curl's exit code into words, from curl's own documented list, as in Lesson 7.8.</w:t>
+      </w:r>
+    </w:p>
+    <w:p>
+      <w:pPr>
+        <w:keepNext/>
+      </w:pPr>
     </w:p>
     <w:p>
       <w:pPr>
         <w:pStyle w:val="ListBullet"/>
       </w:pPr>
       <w:r>
-        <w:t>The scripts make no exit code up: a contract that needs to know whether a service answers must be told by a program outside the chain.</w:t>
+        <w:t>Make report give back the exit code it printed, or COULD_NOT_START after its Error line.</w:t>
       </w:r>
     </w:p>
     <w:p>
@@ -16849,7 +17874,7 @@
         <w:pStyle w:val="ListBullet"/>
       </w:pPr>
       <w:r>
-        <w:t>cast is judged here exactly as Lesson 7.8 judges curl.exe: its words are thrown away, and its exit code is the result.</w:t>
+        <w:t>Add curl_meaning(exit_code). It gives the service answered for 0, could not resolve the host for 6, could not connect for 7, timed out for 28, the server's certificate is not trusted for 60, and see curl's list of exit codes for any other code.</w:t>
       </w:r>
     </w:p>
     <w:p>
@@ -16857,185 +17882,17 @@
         <w:pStyle w:val="ListBullet"/>
       </w:pPr>
       <w:r>
-        <w:t>Solidity has no Challenge here: with no exit code, there is nothing for curlMeaning to explain.</w:t>
-      </w:r>
-    </w:p>
-    <w:p>
-      <w:pPr>
-        <w:keepNext/>
-      </w:pPr>
-    </w:p>
-    <w:p>
-      <w:pPr>
-        <w:pStyle w:val="Heading3"/>
-      </w:pPr>
-      <w:r>
-        <w:t>Basic and Production-Minded Comparison</w:t>
-      </w:r>
-    </w:p>
-    <w:p>
-      <w:r>
-        <w:t>Both scripts log each command with not available in a contract; the Production-Minded script adds the target check and its Error line, and then anvil's listener and cast's exit code with anvil running and stopped.</w:t>
-      </w:r>
-    </w:p>
-    <w:p>
-      <w:pPr>
-        <w:keepNext/>
-      </w:pPr>
-    </w:p>
-    <w:p>
-      <w:pPr>
-        <w:keepNext/>
-      </w:pPr>
-    </w:p>
-    <w:p>
-      <w:pPr>
-        <w:keepNext/>
-      </w:pPr>
-    </w:p>
-    <w:p>
-      <w:pPr>
-        <w:pStyle w:val="Heading1"/>
-      </w:pPr>
-      <w:r>
-        <w:t>Supporting Files</w:t>
-      </w:r>
-    </w:p>
-    <w:p>
-      <w:r>
-        <w:t>Cargo.toml is the file cargo init wrote, shown here so you can check yours; cargo init does not write the comment lines, which are this lesson's notes about the file, and the blank lines may differ. Cargo.toml names this lesson's package, network_utilities, with edition 2024, and lists no crates. src/lib.rs, which you typed in Project Setup, makes the project a library too, holding the two modules copied from Lesson 7.2a. foundry.toml is copied unchanged from lesson-7.2-extended in the Copy Setup.</w:t>
-      </w:r>
-    </w:p>
-    <w:p>
-      <w:pPr>
-        <w:keepNext/>
-      </w:pPr>
-    </w:p>
-    <w:p>
-      <w:pPr>
-        <w:keepNext/>
-      </w:pPr>
-    </w:p>
-    <w:p>
-      <w:pPr>
-        <w:pStyle w:val="Heading2"/>
-      </w:pPr>
-      <w:r>
-        <w:t>rust/Cargo.toml</w:t>
-      </w:r>
-    </w:p>
-    <w:p>
-      <w:pPr>
-        <w:pStyle w:val="SourceCode"/>
-        <w:keepNext/>
-      </w:pPr>
-      <w:r>
-        <w:t>[package]</w:t>
-      </w:r>
-    </w:p>
-    <w:p>
-      <w:pPr>
-        <w:pStyle w:val="SourceCode"/>
-        <w:keepNext/>
-      </w:pPr>
-      <w:r>
-        <w:t>name = "network_utilities"</w:t>
-      </w:r>
-    </w:p>
-    <w:p>
-      <w:pPr>
-        <w:pStyle w:val="SourceCode"/>
-        <w:keepNext/>
-      </w:pPr>
-      <w:r>
-        <w:t>version = "0.1.0"</w:t>
-      </w:r>
-    </w:p>
-    <w:p>
-      <w:pPr>
-        <w:pStyle w:val="SourceCode"/>
-        <w:keepNext/>
-      </w:pPr>
-      <w:r>
-        <w:t>edition = "2024"</w:t>
-      </w:r>
-    </w:p>
-    <w:p>
-      <w:pPr>
-        <w:pStyle w:val="SourceCode"/>
-        <w:keepNext/>
-      </w:pPr>
-    </w:p>
-    <w:p>
-      <w:pPr>
-        <w:pStyle w:val="SourceCode"/>
-        <w:keepNext/>
-      </w:pPr>
-      <w:r>
-        <w:t># Each file in src/bin is one program: basic_network_utilities and</w:t>
-      </w:r>
-    </w:p>
-    <w:p>
-      <w:pPr>
-        <w:pStyle w:val="SourceCode"/>
-        <w:keepNext/>
-      </w:pPr>
-      <w:r>
-        <w:t># network_utilities. src/lib.rs makes the project a library too,</w:t>
-      </w:r>
-    </w:p>
-    <w:p>
-      <w:pPr>
-        <w:pStyle w:val="SourceCode"/>
-        <w:keepNext/>
-      </w:pPr>
-      <w:r>
-        <w:t># network_utilities, which holds the two modules copied from Lesson 7.2a.</w:t>
-      </w:r>
-    </w:p>
-    <w:p>
-      <w:pPr>
-        <w:pStyle w:val="SourceCode"/>
-        <w:keepNext/>
-      </w:pPr>
-      <w:r>
-        <w:t># std::process comes with Rust, so the project needs no crates.</w:t>
-      </w:r>
-    </w:p>
-    <w:p>
-      <w:pPr>
-        <w:pStyle w:val="SourceCode"/>
-      </w:pPr>
-      <w:r>
-        <w:t>[dependencies]</w:t>
-      </w:r>
-    </w:p>
-    <w:p>
-      <w:pPr>
-        <w:keepNext/>
-      </w:pPr>
-    </w:p>
-    <w:p>
-      <w:pPr>
-        <w:keepNext/>
-      </w:pPr>
-    </w:p>
-    <w:p>
-      <w:pPr>
-        <w:keepNext/>
-      </w:pPr>
-    </w:p>
-    <w:p>
-      <w:pPr>
-        <w:pStyle w:val="Heading1"/>
-      </w:pPr>
-      <w:r>
-        <w:t>Validation Rules</w:t>
-      </w:r>
-    </w:p>
-    <w:p>
-      <w:r>
-        <w:t>This lesson is checked by running each program and comparing what your screen shows with the required results, by eye. No separate validator program is needed.</w:t>
+        <w:t>In main, keep the exit code of the curl report and, unless it is COULD_NOT_START, print two spaces, Meaning:, and the words, right after curl's line.</w:t>
+      </w:r>
+    </w:p>
+    <w:p>
+      <w:pPr>
+        <w:keepNext/>
+      </w:pPr>
+    </w:p>
+    <w:p>
+      <w:r>
+        <w:t>In each language:</w:t>
       </w:r>
     </w:p>
     <w:p>
@@ -17048,7 +17905,10 @@
         <w:pStyle w:val="ListBullet"/>
       </w:pPr>
       <w:r>
-        <w:t>Run every program from the lesson-7.8-extended folder, after the Copy Setup, with the Copy Check printing 14 and True, and with the Lesson 6.0a server stopped.</w:t>
+        <w:t>Assembly: in report, copy eax into r12d right after run_utility, before the comparison, and move r12d back into eax at .done, so both ways out return it. curl_meaning takes the code in ecx (edi on Linux) and returns in rax the address of one of six texts, with a cmp and je chain that loads each answer first, as Lesson 7.7a's port_range did; it calls nothing, so it needs no pushes. Add meaning_format db "  Meaning: %s", 10, 0. In main, after the curl_arguments report, compare eax with COULD_NOT_START and jum</w:t>
+      </w:r>
+      <w:r>
+        <w:t>p past the Meaning line when equal. Change both files.</w:t>
       </w:r>
     </w:p>
     <w:p>
@@ -17056,7 +17916,7 @@
         <w:pStyle w:val="ListBullet"/>
       </w:pPr>
       <w:r>
-        <w:t>Every line must match the expected lines exactly, in the same order, with nothing extra, not even a blank line, and no line of any tool's own report. For a Solidity run, compare the lines under == Logs ==.</w:t>
+        <w:t>Rust: fn report(...) -&gt; i32, returning COULD_NOT_START or exit_code; fn curl_meaning(exit_code: i32) -&gt; String with a match on the code; let curl_exit_code = report(...) for curl.exe.</w:t>
       </w:r>
     </w:p>
     <w:p>
@@ -17064,7 +17924,7 @@
         <w:pStyle w:val="ListBullet"/>
       </w:pPr>
       <w:r>
-        <w:t>On Windows, Assembly, Rust, and Erlang print the same lines: the Basic program four, and the Production-Minded program seven and one Error line, curl.exe's ending with exit code 7, then exit code 0.</w:t>
+        <w:t>Erlang: each branch of report's case ends with the value to give back; curl_meaning has one clause per code and a last clause with _; print_meaning(?COULD_NOT_START) -&gt; ok, and another clause prints the Meaning line.</w:t>
       </w:r>
     </w:p>
     <w:p>
@@ -17072,7 +17932,7 @@
         <w:pStyle w:val="ListBullet"/>
       </w:pPr>
       <w:r>
-        <w:t>Under WSL, the Linux Assembly programs print the Linux Basic Output and the Linux Production-Minded Output.</w:t>
+        <w:t>Solidity has no exit code, so its Challenge does not apply.</w:t>
       </w:r>
     </w:p>
     <w:p>
@@ -17080,657 +17940,7 @@
         <w:pStyle w:val="ListBullet"/>
       </w:pPr>
       <w:r>
-        <w:t>In The Service Side, the listener line differs only in its last column, the process id, and curl.exe's exit code is 0. In the Solidity checks, cast's exit code is 0 while anvil runs and 1 after it stops.</w:t>
-      </w:r>
-    </w:p>
-    <w:p>
-      <w:pPr>
-        <w:keepNext/>
-      </w:pPr>
-    </w:p>
-    <w:p>
-      <w:pPr>
-        <w:keepNext/>
-      </w:pPr>
-    </w:p>
-    <w:p>
-      <w:pPr>
-        <w:pStyle w:val="Heading2"/>
-      </w:pPr>
-      <w:r>
-        <w:t>Expected Values</w:t>
-      </w:r>
-    </w:p>
-    <w:p>
-      <w:pPr>
-        <w:pStyle w:val="RequiredOutput"/>
-        <w:keepNext/>
-      </w:pPr>
-      <w:r>
-        <w:t>Basic:       ping, tracert, nslookup localhost, ipconfig: exit code 0 each</w:t>
-      </w:r>
-    </w:p>
-    <w:p>
-      <w:pPr>
-        <w:pStyle w:val="RequiredOutput"/>
-        <w:keepNext/>
-      </w:pPr>
-      <w:r>
-        <w:t>Production:  ping.exe 127.0.0.1 and localhost: 0; "127.0.0.1 &amp; whoami" refused</w:t>
-      </w:r>
-    </w:p>
-    <w:p>
-      <w:pPr>
-        <w:pStyle w:val="RequiredOutput"/>
-        <w:keepNext/>
-      </w:pPr>
-      <w:r>
-        <w:t xml:space="preserve">             tracert.exe 0; nslookup.exe localhost 0; no-such-host.invalid 0</w:t>
-      </w:r>
-    </w:p>
-    <w:p>
-      <w:pPr>
-        <w:pStyle w:val="RequiredOutput"/>
-        <w:keepNext/>
-      </w:pPr>
-      <w:r>
-        <w:t xml:space="preserve">             ipconfig.exe 0; curl.exe 7, Lesson 6.0a's server stopped</w:t>
-      </w:r>
-    </w:p>
-    <w:p>
-      <w:pPr>
-        <w:pStyle w:val="RequiredOutput"/>
-        <w:keepNext/>
-      </w:pPr>
-      <w:r>
-        <w:t>Linux:       ping 0, 0; getent localhost 0, no-such-host.invalid 2;</w:t>
-      </w:r>
-    </w:p>
-    <w:p>
-      <w:pPr>
-        <w:pStyle w:val="RequiredOutput"/>
-        <w:keepNext/>
-      </w:pPr>
-      <w:r>
-        <w:t xml:space="preserve">             ip address 0; curl 7 (no trace: traceroute is not installed)</w:t>
-      </w:r>
-    </w:p>
-    <w:p>
-      <w:pPr>
-        <w:pStyle w:val="RequiredOutput"/>
-        <w:keepNext/>
-      </w:pPr>
-      <w:r>
-        <w:t>Exit code:   0 in both layers</w:t>
-      </w:r>
-    </w:p>
-    <w:p>
-      <w:pPr>
-        <w:pStyle w:val="RequiredOutput"/>
-        <w:keepNext/>
-      </w:pPr>
-      <w:r>
-        <w:t>Service:     server running: netstat shows its listener; curl.exe 0</w:t>
-      </w:r>
-    </w:p>
-    <w:p>
-      <w:pPr>
-        <w:pStyle w:val="RequiredOutput"/>
-        <w:keepNext/>
-      </w:pPr>
-      <w:r>
-        <w:t>Solidity:    not available in a contract; cast 0 with anvil running, 1 stopped</w:t>
-      </w:r>
-    </w:p>
-    <w:p>
-      <w:pPr>
-        <w:pStyle w:val="RequiredOutput"/>
-        <w:keepNext/>
-      </w:pPr>
-      <w:r>
-        <w:t>Exercise:    route.exe print and arp.exe -a (Linux: ip route, ip neigh): 0 each</w:t>
-      </w:r>
-    </w:p>
-    <w:p>
-      <w:pPr>
-        <w:pStyle w:val="RequiredOutput"/>
-      </w:pPr>
-      <w:r>
-        <w:t>Challenge:   a Meaning line after curl.exe's line: could not connect</w:t>
-      </w:r>
-    </w:p>
-    <w:p>
-      <w:pPr>
-        <w:keepNext/>
-      </w:pPr>
-    </w:p>
-    <w:p>
-      <w:pPr>
-        <w:keepNext/>
-      </w:pPr>
-    </w:p>
-    <w:p>
-      <w:pPr>
-        <w:pStyle w:val="Heading2"/>
-      </w:pPr>
-      <w:r>
-        <w:t>Required Clean-Run Output</w:t>
-      </w:r>
-    </w:p>
-    <w:p>
-      <w:pPr>
-        <w:keepNext/>
-      </w:pPr>
-      <w:r>
-        <w:t>The Basic program, in Assembly on Windows, Rust, and Erlang:</w:t>
-      </w:r>
-    </w:p>
-    <w:p>
-      <w:pPr>
-        <w:keepNext/>
-      </w:pPr>
-    </w:p>
-    <w:p>
-      <w:pPr>
-        <w:pStyle w:val="RequiredOutput"/>
-        <w:keepNext/>
-      </w:pPr>
-      <w:r>
-        <w:t>ping -n 1 -w 1000 127.0.0.1: exit code 0</w:t>
-      </w:r>
-    </w:p>
-    <w:p>
-      <w:pPr>
-        <w:pStyle w:val="RequiredOutput"/>
-        <w:keepNext/>
-      </w:pPr>
-      <w:r>
-        <w:t>tracert -d -h 5 -w 500 127.0.0.1: exit code 0</w:t>
-      </w:r>
-    </w:p>
-    <w:p>
-      <w:pPr>
-        <w:pStyle w:val="RequiredOutput"/>
-        <w:keepNext/>
-      </w:pPr>
-      <w:r>
-        <w:t>nslookup localhost: exit code 0</w:t>
-      </w:r>
-    </w:p>
-    <w:p>
-      <w:pPr>
-        <w:pStyle w:val="RequiredOutput"/>
-      </w:pPr>
-      <w:r>
-        <w:t>ipconfig: exit code 0</w:t>
-      </w:r>
-    </w:p>
-    <w:p>
-      <w:pPr>
-        <w:keepNext/>
-      </w:pPr>
-    </w:p>
-    <w:p>
-      <w:pPr>
-        <w:keepNext/>
-      </w:pPr>
-      <w:r>
-        <w:t>The Production-Minded program, in Assembly on Windows, Rust, and Erlang, with the Lesson 6.0a server stopped, ending with exit code 0. The Error line comes on the error stream. Linux and Solidity print their own lines, which their sections show in full:</w:t>
-      </w:r>
-    </w:p>
-    <w:p>
-      <w:pPr>
-        <w:keepNext/>
-      </w:pPr>
-    </w:p>
-    <w:p>
-      <w:pPr>
-        <w:pStyle w:val="RequiredOutput"/>
-        <w:keepNext/>
-      </w:pPr>
-      <w:r>
-        <w:t>ping.exe 127.0.0.1: exit code 0</w:t>
-      </w:r>
-    </w:p>
-    <w:p>
-      <w:pPr>
-        <w:pStyle w:val="RequiredOutput"/>
-        <w:keepNext/>
-      </w:pPr>
-      <w:r>
-        <w:t>ping.exe localhost: exit code 0</w:t>
-      </w:r>
-    </w:p>
-    <w:p>
-      <w:pPr>
-        <w:pStyle w:val="RequiredOutput"/>
-        <w:keepNext/>
-      </w:pPr>
-      <w:r>
-        <w:t>Error: "127.0.0.1 &amp; whoami" is not a host name or an IP address; nothing was run</w:t>
-      </w:r>
-    </w:p>
-    <w:p>
-      <w:pPr>
-        <w:pStyle w:val="RequiredOutput"/>
-        <w:keepNext/>
-      </w:pPr>
-      <w:r>
-        <w:t>tracert.exe 127.0.0.1: exit code 0</w:t>
-      </w:r>
-    </w:p>
-    <w:p>
-      <w:pPr>
-        <w:pStyle w:val="RequiredOutput"/>
-        <w:keepNext/>
-      </w:pPr>
-      <w:r>
-        <w:t>nslookup.exe localhost: exit code 0</w:t>
-      </w:r>
-    </w:p>
-    <w:p>
-      <w:pPr>
-        <w:pStyle w:val="RequiredOutput"/>
-        <w:keepNext/>
-      </w:pPr>
-      <w:r>
-        <w:t>nslookup.exe no-such-host.invalid: exit code 0</w:t>
-      </w:r>
-    </w:p>
-    <w:p>
-      <w:pPr>
-        <w:pStyle w:val="RequiredOutput"/>
-        <w:keepNext/>
-      </w:pPr>
-      <w:r>
-        <w:t>ipconfig.exe: exit code 0</w:t>
-      </w:r>
-    </w:p>
-    <w:p>
-      <w:pPr>
-        <w:pStyle w:val="RequiredOutput"/>
-      </w:pPr>
-      <w:r>
-        <w:t>curl.exe https://127.0.0.1:8765/api/v1/health: exit code 7</w:t>
-      </w:r>
-    </w:p>
-    <w:p>
-      <w:pPr>
-        <w:keepNext/>
-      </w:pPr>
-    </w:p>
-    <w:p>
-      <w:pPr>
-        <w:keepNext/>
-      </w:pPr>
-    </w:p>
-    <w:p>
-      <w:pPr>
-        <w:keepNext/>
-      </w:pPr>
-    </w:p>
-    <w:p>
-      <w:pPr>
-        <w:pStyle w:val="Heading1"/>
-      </w:pPr>
-      <w:r>
-        <w:t>Common Mistakes</w:t>
-      </w:r>
-    </w:p>
-    <w:p>
-      <w:pPr>
-        <w:pStyle w:val="ListBullet"/>
-      </w:pPr>
-      <w:r>
-        <w:t>Joining a typed target into a command line for cmd.exe or sh. Pass a list, or, in Windows Assembly, use CreateProcessA with a checked target, and check every target first.</w:t>
-      </w:r>
-    </w:p>
-    <w:p>
-      <w:pPr>
-        <w:pStyle w:val="ListBullet"/>
-      </w:pPr>
-      <w:r>
-        <w:t>Windows Assembly: building the command line without checking its length. strcat never checks the space's size, so append_text compares the lengths first.</w:t>
-      </w:r>
-    </w:p>
-    <w:p>
-      <w:pPr>
-        <w:pStyle w:val="ListBullet"/>
-      </w:pPr>
-      <w:r>
-        <w:t>Windows Assembly: forgetting the inheritable handle. Without bInheritHandle 1 in SECURITY_ATTRIBUTES, and 1 as CreateProcessA's fifth value, which passes inheritable handles on, the new program cannot use the null device's handle.</w:t>
-      </w:r>
-    </w:p>
-    <w:p>
-      <w:pPr>
-        <w:pStyle w:val="ListBullet"/>
-      </w:pPr>
-      <w:r>
-        <w:t>Linux Assembly: printing pclose's or waitpid's status as the exit code. The exit code is its second byte; 0 stays 0, but an exit code of 2 shows as 512.</w:t>
-      </w:r>
-    </w:p>
-    <w:p>
-      <w:pPr>
-        <w:pStyle w:val="ListBullet"/>
-      </w:pPr>
-      <w:r>
-        <w:t>Erlang: running a bare name found with os:find_executable from a folder you do not control. On Windows it looks in the current folder first.</w:t>
-      </w:r>
-    </w:p>
-    <w:p>
-      <w:pPr>
-        <w:pStyle w:val="ListBullet"/>
-      </w:pPr>
-      <w:r>
-        <w:t>Rust: expecting code() to always hold a value. It is None when a signal stopped the program on Linux.</w:t>
-      </w:r>
-    </w:p>
-    <w:p>
-      <w:pPr>
-        <w:pStyle w:val="ListBullet"/>
-      </w:pPr>
-      <w:r>
-        <w:t>Trusting every exit code 0. nslookup and tracert end with 0 whenever they ran; Linux's getent ends with 2 for a name it cannot find.</w:t>
-      </w:r>
-    </w:p>
-    <w:p>
-      <w:pPr>
-        <w:keepNext/>
-      </w:pPr>
-    </w:p>
-    <w:p>
-      <w:pPr>
-        <w:keepNext/>
-      </w:pPr>
-    </w:p>
-    <w:p>
-      <w:pPr>
-        <w:keepNext/>
-      </w:pPr>
-    </w:p>
-    <w:p>
-      <w:pPr>
-        <w:pStyle w:val="Heading1"/>
-      </w:pPr>
-      <w:r>
-        <w:t>Project Connection</w:t>
-      </w:r>
-    </w:p>
-    <w:p>
-      <w:r>
-        <w:t xml:space="preserve">The Network Diagnostic Utility's EXTENDED companion asks for a host and checks it with Lesson 7.2a's modules before anything runs, exactly as is_address_or_host_name does here, so a typed "127.0.0.1 &amp; whoami" is refused with one Error line. Its checks use the library calls of Lessons 7.3a, 7.4a, 7.5a, and 7.10a, whose results are exact; Erlang's echo still runs ping.exe through open_port, as this lesson runs every tool. What it takes from this lesson is to judge a tool by its documented exit code, never by </w:t>
-      </w:r>
-      <w:r>
-        <w:t>its printed text, and to give each run its own limit. In Solidity, a contract keeps working with values given to it, and cast's exit code stays the way to learn whether the chain's node answers.</w:t>
-      </w:r>
-    </w:p>
-    <w:p>
-      <w:pPr>
-        <w:keepNext/>
-      </w:pPr>
-    </w:p>
-    <w:p>
-      <w:pPr>
-        <w:keepNext/>
-      </w:pPr>
-    </w:p>
-    <w:p>
-      <w:pPr>
-        <w:keepNext/>
-      </w:pPr>
-    </w:p>
-    <w:p>
-      <w:pPr>
-        <w:pStyle w:val="Heading1"/>
-      </w:pPr>
-      <w:r>
-        <w:t>Workbook Exercise</w:t>
-      </w:r>
-    </w:p>
-    <w:p>
-      <w:r>
-        <w:t>Add two read-only views to the Production-Minded program, as in Lesson 7.8.</w:t>
-      </w:r>
-    </w:p>
-    <w:p>
-      <w:pPr>
-        <w:keepNext/>
-      </w:pPr>
-    </w:p>
-    <w:p>
-      <w:pPr>
-        <w:pStyle w:val="ListBullet"/>
-      </w:pPr>
-      <w:r>
-        <w:t>After the curl.exe report in main, report route.exe with the one argument print, then arp.exe with the one argument -a. Change nothing else: both only read the routing table and the neighbour table.</w:t>
-      </w:r>
-    </w:p>
-    <w:p>
-      <w:pPr>
-        <w:pStyle w:val="ListBullet"/>
-      </w:pPr>
-      <w:r>
-        <w:t>Linux Assembly reports ip with the one argument route, then ip with the one argument neigh, Linux's own views of the same two tables.</w:t>
-      </w:r>
-    </w:p>
-    <w:p>
-      <w:pPr>
-        <w:keepNext/>
-      </w:pPr>
-    </w:p>
-    <w:p>
-      <w:r>
-        <w:t>In each language:</w:t>
-      </w:r>
-    </w:p>
-    <w:p>
-      <w:pPr>
-        <w:keepNext/>
-      </w:pPr>
-    </w:p>
-    <w:p>
-      <w:pPr>
-        <w:pStyle w:val="ListBullet"/>
-      </w:pPr>
-      <w:r>
-        <w:t>Assembly (Windows): add route_tool db "route.exe", 0, arp_tool db "arp.exe", 0, print_word db "print", 0, and all_option db "-a", 0 to .rdata, and the lists route_arguments dq route_tool, print_word, 0 and arp_arguments dq arp_tool, all_option, 0. In main, after the curl_arguments report, pass each list to report in rcx.</w:t>
-      </w:r>
-    </w:p>
-    <w:p>
-      <w:pPr>
-        <w:pStyle w:val="ListBullet"/>
-      </w:pPr>
-      <w:r>
-        <w:t>Assembly (Linux): add route_object db "route", 0 and neighbour_object db "neigh", 0, the lists route_arguments dq ip_tool, route_object, 0 and neighbour_arguments dq ip_tool, neighbour_object, 0, and report each in rdi after curl_arguments.</w:t>
-      </w:r>
-    </w:p>
-    <w:p>
-      <w:pPr>
-        <w:pStyle w:val="ListBullet"/>
-      </w:pPr>
-      <w:r>
-        <w:t>Rust: two more report calls, with &amp;["print"] and &amp;["-a"].</w:t>
-      </w:r>
-    </w:p>
-    <w:p>
-      <w:pPr>
-        <w:pStyle w:val="ListBullet"/>
-      </w:pPr>
-      <w:r>
-        <w:t>Erlang: two more report calls in run_utilities, with ["print"] and ["-a"]; the curl report's line now ends with a comma, and the last call with the full stop.</w:t>
-      </w:r>
-    </w:p>
-    <w:p>
-      <w:pPr>
-        <w:pStyle w:val="ListBullet"/>
-      </w:pPr>
-      <w:r>
-        <w:t>Solidity: report("route.exe", "print"); and report("arp.exe", "-a"); after the curl.exe report.</w:t>
-      </w:r>
-    </w:p>
-    <w:p>
-      <w:pPr>
-        <w:keepNext/>
-      </w:pPr>
-    </w:p>
-    <w:p>
-      <w:r>
-        <w:t>Before you run it, predict both exit codes, and why the program prints nothing of the tables themselves. Rebuild and run the Production-Minded program. The output must match the Required Exercise Output below (Linux: ip route: exit code 0 and ip neigh: exit code 0), and the exit code must be 0.</w:t>
-      </w:r>
-    </w:p>
-    <w:p>
-      <w:pPr>
-        <w:keepNext/>
-      </w:pPr>
-    </w:p>
-    <w:p>
-      <w:pPr>
-        <w:keepNext/>
-      </w:pPr>
-    </w:p>
-    <w:p>
-      <w:pPr>
-        <w:pStyle w:val="Heading2"/>
-      </w:pPr>
-      <w:r>
-        <w:t>Required Exercise Output</w:t>
-      </w:r>
-    </w:p>
-    <w:p>
-      <w:pPr>
-        <w:keepNext/>
-      </w:pPr>
-      <w:r>
-        <w:t>After the Production-Minded lines of the Required Clean-Run Output in Validation Rules, the program prints these two lines and ends with exit code 0. Linux Assembly prints ip route: exit code 0 and ip neigh: exit code 0 instead, and Solidity logs the two commands with not available in a contract:</w:t>
-      </w:r>
-    </w:p>
-    <w:p>
-      <w:pPr>
-        <w:keepNext/>
-      </w:pPr>
-    </w:p>
-    <w:p>
-      <w:pPr>
-        <w:pStyle w:val="RequiredOutput"/>
-        <w:keepNext/>
-      </w:pPr>
-      <w:r>
-        <w:t>route.exe print: exit code 0</w:t>
-      </w:r>
-    </w:p>
-    <w:p>
-      <w:pPr>
-        <w:pStyle w:val="RequiredOutput"/>
-      </w:pPr>
-      <w:r>
-        <w:t>arp.exe -a: exit code 0</w:t>
-      </w:r>
-    </w:p>
-    <w:p>
-      <w:pPr>
-        <w:keepNext/>
-      </w:pPr>
-    </w:p>
-    <w:p>
-      <w:pPr>
-        <w:keepNext/>
-      </w:pPr>
-    </w:p>
-    <w:p>
-      <w:pPr>
-        <w:keepNext/>
-      </w:pPr>
-    </w:p>
-    <w:p>
-      <w:pPr>
-        <w:pStyle w:val="Heading1"/>
-      </w:pPr>
-      <w:r>
-        <w:t>Challenge</w:t>
-      </w:r>
-    </w:p>
-    <w:p>
-      <w:r>
-        <w:t>Turn curl's exit code into words, from curl's own documented list, as in Lesson 7.8.</w:t>
-      </w:r>
-    </w:p>
-    <w:p>
-      <w:pPr>
-        <w:keepNext/>
-      </w:pPr>
-    </w:p>
-    <w:p>
-      <w:pPr>
-        <w:pStyle w:val="ListBullet"/>
-      </w:pPr>
-      <w:r>
-        <w:t>Make report give back the exit code it printed, or COULD_NOT_START after its Error line.</w:t>
-      </w:r>
-    </w:p>
-    <w:p>
-      <w:pPr>
-        <w:pStyle w:val="ListBullet"/>
-      </w:pPr>
-      <w:r>
-        <w:t>Add curl_meaning(exit_code). It gives the service answered for 0, could not resolve the host for 6, could not connect for 7, timed out for 28, the server's certificate is not trusted for 60, and see curl's list of exit codes for any other code.</w:t>
-      </w:r>
-    </w:p>
-    <w:p>
-      <w:pPr>
-        <w:pStyle w:val="ListBullet"/>
-      </w:pPr>
-      <w:r>
-        <w:t>In main, keep the exit code of the curl report and, unless it is COULD_NOT_START, print two spaces, Meaning:, and the words, right after curl's line.</w:t>
-      </w:r>
-    </w:p>
-    <w:p>
-      <w:pPr>
-        <w:keepNext/>
-      </w:pPr>
-    </w:p>
-    <w:p>
-      <w:r>
-        <w:t>In each language:</w:t>
-      </w:r>
-    </w:p>
-    <w:p>
-      <w:pPr>
-        <w:keepNext/>
-      </w:pPr>
-    </w:p>
-    <w:p>
-      <w:pPr>
-        <w:pStyle w:val="ListBullet"/>
-      </w:pPr>
-      <w:r>
-        <w:t>Assembly: in report, copy eax into r12d right after run_utility, before the comparison, and move r12d back into eax at .done, so both ways out return it. curl_meaning takes the code in ecx (edi on Linux) and returns in rax the address of one of six texts, with a cmp and je chain that loads each answer first, as Lesson 7.7a's port_range did; it calls nothing, so it needs no pushes. Add meaning_format db "  Meaning: %s", 10, 0. In main, after the curl_arguments report, compare eax with COULD_NOT_START and jum</w:t>
-      </w:r>
-      <w:r>
-        <w:t>p past the Meaning line when equal. Change both files.</w:t>
-      </w:r>
-    </w:p>
-    <w:p>
-      <w:pPr>
-        <w:pStyle w:val="ListBullet"/>
-      </w:pPr>
-      <w:r>
-        <w:t>Rust: fn report(...) -&gt; i32, returning COULD_NOT_START or exit_code; fn curl_meaning(exit_code: i32) -&gt; String with a match on the code; let curl_exit_code = report(...) for curl.exe.</w:t>
-      </w:r>
-    </w:p>
-    <w:p>
-      <w:pPr>
-        <w:pStyle w:val="ListBullet"/>
-      </w:pPr>
-      <w:r>
-        <w:t>Erlang: each branch of report's case ends with the value to give back; curl_meaning has one clause per code and a last clause with _; print_meaning(?COULD_NOT_START) -&gt; ok, and another clause prints the Meaning line.</w:t>
-      </w:r>
-    </w:p>
-    <w:p>
-      <w:pPr>
-        <w:pStyle w:val="ListBullet"/>
-      </w:pPr>
-      <w:r>
-        <w:t>Solidity has no exit code, so its Challenge does not apply.</w:t>
+        <w:t>Update the comments the change makes stale: report's header now also says that it gives back the exit code, or COULD_NOT_START.</w:t>
       </w:r>
     </w:p>
     <w:p>
@@ -18158,31 +18368,31 @@
       </w:rPr>
     </w:lvl>
   </w:abstractNum>
-  <w:num w:numId="1" w16cid:durableId="2076001702">
+  <w:num w:numId="1" w16cid:durableId="1336568901">
     <w:abstractNumId w:val="8"/>
   </w:num>
-  <w:num w:numId="2" w16cid:durableId="964852888">
+  <w:num w:numId="2" w16cid:durableId="444888588">
     <w:abstractNumId w:val="6"/>
   </w:num>
-  <w:num w:numId="3" w16cid:durableId="1062675635">
+  <w:num w:numId="3" w16cid:durableId="866677242">
     <w:abstractNumId w:val="5"/>
   </w:num>
-  <w:num w:numId="4" w16cid:durableId="1116173167">
+  <w:num w:numId="4" w16cid:durableId="1170098459">
     <w:abstractNumId w:val="4"/>
   </w:num>
-  <w:num w:numId="5" w16cid:durableId="442771315">
+  <w:num w:numId="5" w16cid:durableId="691148736">
     <w:abstractNumId w:val="7"/>
   </w:num>
-  <w:num w:numId="6" w16cid:durableId="1335912429">
+  <w:num w:numId="6" w16cid:durableId="85419483">
     <w:abstractNumId w:val="3"/>
   </w:num>
-  <w:num w:numId="7" w16cid:durableId="637419431">
+  <w:num w:numId="7" w16cid:durableId="1559826578">
     <w:abstractNumId w:val="2"/>
   </w:num>
-  <w:num w:numId="8" w16cid:durableId="904221644">
+  <w:num w:numId="8" w16cid:durableId="1495032047">
     <w:abstractNumId w:val="1"/>
   </w:num>
-  <w:num w:numId="9" w16cid:durableId="664282631">
+  <w:num w:numId="9" w16cid:durableId="236941966">
     <w:abstractNumId w:val="0"/>
   </w:num>
 </w:numbering>
